--- a/workshop instruction/WS1 - Simulink IoT with ThingSpeak and ESP32_id.docx
+++ b/workshop instruction/WS1 - Simulink IoT with ThingSpeak and ESP32_id.docx
@@ -287,7 +287,7 @@
         <w:pStyle w:val="Heading1"/>
       </w:pPr>
       <w:r>
-        <w:t>0. Gambaran Workshop</w:t>
+        <w:t>1. Gambaran Workshop</w:t>
       </w:r>
     </w:p>
     <w:p>
@@ -575,7 +575,7 @@
         <w:pStyle w:val="Heading1"/>
       </w:pPr>
       <w:r>
-        <w:t>1. Tujuan Pembelajaran</w:t>
+        <w:t>2. Tujuan Pembelajaran</w:t>
       </w:r>
     </w:p>
     <w:p>
@@ -623,7 +623,7 @@
         <w:pStyle w:val="Heading1"/>
       </w:pPr>
       <w:r>
-        <w:t>2. Langkah 0 — Verifikasi Toolbox &amp; Hubungkan ESP32 (~10 menit)</w:t>
+        <w:t>3. Langkah 1 — Verifikasi Toolbox &amp; Hubungkan ESP32 (~10 menit)</w:t>
       </w:r>
     </w:p>
     <w:p>
@@ -742,7 +742,7 @@
         <w:pStyle w:val="Heading1"/>
       </w:pPr>
       <w:r>
-        <w:t>3. Langkah 1 — Buat Akun &amp; Kanal ThingSpeak (~10 menit)</w:t>
+        <w:t>4. Langkah 2 — Buat Akun &amp; Kanal ThingSpeak (~10 menit)</w:t>
       </w:r>
     </w:p>
     <w:p>
@@ -755,7 +755,7 @@
         <w:pStyle w:val="Heading2"/>
       </w:pPr>
       <w:r>
-        <w:t>3a. Buat akun</w:t>
+        <w:t>4a. Buat akun</w:t>
       </w:r>
     </w:p>
     <w:p>
@@ -831,7 +831,7 @@
         <w:pStyle w:val="Heading2"/>
       </w:pPr>
       <w:r>
-        <w:t>3b. Buat kanal privat</w:t>
+        <w:t>4b. Buat kanal privat</w:t>
       </w:r>
     </w:p>
     <w:p>
@@ -1165,7 +1165,7 @@
         <w:pStyle w:val="Heading2"/>
       </w:pPr>
       <w:r>
-        <w:t>3c. Kumpulkan empat kredensial</w:t>
+        <w:t>4c. Kumpulkan empat kredensial</w:t>
       </w:r>
     </w:p>
     <w:p>
@@ -1228,7 +1228,7 @@
     </w:p>
     <w:p>
       <w:r>
-        <w:t>Catat kredensial berikut untuk Langkah 3/4 — akan Anda masukkan ke model Simulink:</w:t>
+        <w:t>Catat kredensial berikut untuk Langkah 4/5 — akan Anda masukkan ke model Simulink:</w:t>
       </w:r>
     </w:p>
     <w:tbl>
@@ -1393,7 +1393,7 @@
         <w:pStyle w:val="Heading1"/>
       </w:pPr>
       <w:r>
-        <w:t>4. Langkah 2 — Jelajahi Model Starter (~5 menit)</w:t>
+        <w:t>5. Langkah 3 — Jelajahi Model Starter (~5 menit)</w:t>
       </w:r>
     </w:p>
     <w:p>
@@ -1480,7 +1480,7 @@
     </w:p>
     <w:p>
       <w:r>
-        <w:t>- **Switch / Switch2** — memilih input **Simulasi** (dari knob) atau **Hardware** (dari ADC ESP32, ditambahkan di Langkah 4).</w:t>
+        <w:t>- **Switch / Switch2** — memilih input **Simulasi** (dari knob) atau **Hardware** (dari ADC ESP32, ditambahkan di Langkah 5).</w:t>
       </w:r>
     </w:p>
     <w:p>
@@ -1503,7 +1503,7 @@
         <w:pStyle w:val="Heading1"/>
       </w:pPr>
       <w:r>
-        <w:t>5. Langkah 3 — Konfigurasi Target ESP32 (~5 menit)</w:t>
+        <w:t>6. Langkah 4 — Konfigurasi Target ESP32 (~5 menit)</w:t>
       </w:r>
     </w:p>
     <w:p>
@@ -2175,7 +2175,7 @@
         <w:pStyle w:val="Heading1"/>
       </w:pPr>
       <w:r>
-        <w:t>6. Langkah 4–7 — Bangun Blok IoT &amp; Hardware (~40 menit)</w:t>
+        <w:t>7. Langkah 5–8 — Bangun Blok IoT &amp; Hardware (~40 menit)</w:t>
       </w:r>
     </w:p>
     <w:p>
@@ -2188,7 +2188,7 @@
         <w:pStyle w:val="Heading2"/>
       </w:pPr>
       <w:r>
-        <w:t>Langkah 4: Analog input + loop-back DAC</w:t>
+        <w:t>Langkah 5: Analog input + loop-back DAC</w:t>
       </w:r>
     </w:p>
     <w:p>
@@ -2279,7 +2279,7 @@
         <w:pStyle w:val="Heading2"/>
       </w:pPr>
       <w:r>
-        <w:t>Langkah 5: Publikasi ke ThingSpeak melalui MQTT</w:t>
+        <w:t>Langkah 6: Publikasi ke ThingSpeak melalui MQTT</w:t>
       </w:r>
     </w:p>
     <w:p>
@@ -2493,7 +2493,7 @@
     </w:p>
     <w:p>
       <w:r>
-        <w:t>📡 Blok menggunakan kredensial **Wi-Fi** dan **MQTT ThingSpeak** yang Anda atur di **Langkah 3** (Model Settings → Target hardware resources). Broker MQTT ThingSpeak adalah `mqtt3.thingspeak.com`, port `1883`; blok menjaga koneksi persisten dan mempublikasikan sesuai interval.</w:t>
+        <w:t>📡 Blok menggunakan kredensial **Wi-Fi** dan **MQTT ThingSpeak** yang Anda atur di **Langkah 4** (Model Settings → Target hardware resources). Broker MQTT ThingSpeak adalah `mqtt3.thingspeak.com`, port `1883`; blok menjaga koneksi persisten dan mempublikasikan sesuai interval.</w:t>
       </w:r>
     </w:p>
     <w:p>
@@ -2501,7 +2501,7 @@
         <w:pStyle w:val="Heading2"/>
       </w:pPr>
       <w:r>
-        <w:t>Langkah 6: Logika fan / aktivitas (threshold)</w:t>
+        <w:t>Langkah 7: Logika fan / aktivitas (threshold)</w:t>
       </w:r>
     </w:p>
     <w:p>
@@ -2645,7 +2645,7 @@
         <w:pStyle w:val="Heading2"/>
       </w:pPr>
       <w:r>
-        <w:t>Langkah 7: Baca kembali kanal Anda (loop tertutup)</w:t>
+        <w:t>Langkah 8: Baca kembali kanal Anda (loop tertutup)</w:t>
       </w:r>
     </w:p>
     <w:p>
@@ -2824,7 +2824,7 @@
         <w:pStyle w:val="Heading1"/>
       </w:pPr>
       <w:r>
-        <w:t>7. Langkah 8 — Deploy &amp; Alirkan Data Live (~15 menit)</w:t>
+        <w:t>8. Langkah 9 — Deploy &amp; Alirkan Data Live (~15 menit)</w:t>
       </w:r>
     </w:p>
     <w:p>
@@ -2837,7 +2837,7 @@
         <w:pStyle w:val="Heading2"/>
       </w:pPr>
       <w:r>
-        <w:t>Langkah 8a — Jalankan dengan Monitor &amp; Tune (tab Hardware)</w:t>
+        <w:t>Langkah 9a — Jalankan dengan Monitor &amp; Tune (tab Hardware)</w:t>
       </w:r>
     </w:p>
     <w:p>
@@ -2905,7 +2905,7 @@
     </w:p>
     <w:p>
       <w:r>
-        <w:t>⚠️ **Run pertama:** model membaca `SensorKnob` / `ThresholdKnob` dari base workspace. Jika build gagal dengan galat *"undefined variable"*, jalankan `run('data/TunableParameter.m')` terlebih dahulu (Langkah 0), lalu klik **Monitor &amp; Tune** lagi.</w:t>
+        <w:t>⚠️ **Run pertama:** model membaca `SensorKnob` / `ThresholdKnob` dari base workspace. Jika build gagal dengan galat *"undefined variable"*, jalankan `run('data/TunableParameter.m')` terlebih dahulu (Langkah 1), lalu klik **Monitor &amp; Tune** lagi.</w:t>
       </w:r>
     </w:p>
     <w:p>
@@ -3006,7 +3006,7 @@
         <w:pStyle w:val="Heading1"/>
       </w:pPr>
       <w:r>
-        <w:t>8. Langkah 9 — Validasi Pemetaan Field</w:t>
+        <w:t>9. Langkah 10 — Validasi Pemetaan Field</w:t>
       </w:r>
     </w:p>
     <w:tbl>
@@ -3341,7 +3341,7 @@
         <w:pStyle w:val="Heading1"/>
       </w:pPr>
       <w:r>
-        <w:t>9. Tantangan (~10 menit)</w:t>
+        <w:t>10. Tantangan (~10 menit)</w:t>
       </w:r>
     </w:p>
     <w:p>
@@ -3354,7 +3354,7 @@
         <w:pStyle w:val="Heading1"/>
       </w:pPr>
       <w:r>
-        <w:t>10. Ringkasan</w:t>
+        <w:t>11. Ringkasan</w:t>
       </w:r>
     </w:p>
     <w:tbl>
@@ -3826,7 +3826,7 @@
         <w:pStyle w:val="Heading1"/>
       </w:pPr>
       <w:r>
-        <w:t>11. Pemecahan Masalah</w:t>
+        <w:t>12. Pemecahan Masalah</w:t>
       </w:r>
     </w:p>
     <w:tbl>
@@ -4333,7 +4333,7 @@
         <w:pStyle w:val="Heading1"/>
       </w:pPr>
       <w:r>
-        <w:t>12. Referensi MathWorks</w:t>
+        <w:t>13. Referensi MathWorks</w:t>
       </w:r>
     </w:p>
     <w:p>

--- a/workshop instruction/WS1 - Simulink IoT with ThingSpeak and ESP32_id.docx
+++ b/workshop instruction/WS1 - Simulink IoT with ThingSpeak and ESP32_id.docx
@@ -183,7 +183,7 @@
                 <w:rFonts w:ascii="Calibri" w:hAnsi="Calibri"/>
                 <w:sz w:val="20"/>
               </w:rPr>
-              <w:t>Simulink Support Package for Arduino Hardware — support package, bukan toolbox (`ver` tidak akan mendaftarnya)</w:t>
+              <w:t>Simulink Support Package for Arduino Hardware — support package, bukan toolbox (ver tidak akan mendaftarnya)</w:t>
             </w:r>
           </w:p>
         </w:tc>
@@ -292,7 +292,36 @@
     </w:p>
     <w:p>
       <w:r>
-        <w:t>Pada workshop hands-on 2 jam ini Anda membangun sebuah **model Simulink® yang berjalan di ESP32**, membaca data sensor, dan mempublikasikannya secara live ke **kanal ThingSpeak™** melalui MQTT. Model ini juga memperlihatkan loop IoT yang lengkap: model membaca kembali kanalnya sendiri serta menggerakkan output fisik dan output simulasi.</w:t>
+        <w:rPr>
+          <w:sz w:val="20"/>
+        </w:rPr>
+        <w:t xml:space="preserve">Pada workshop hands-on 2 jam ini Anda membangun sebuah </w:t>
+      </w:r>
+      <w:r>
+        <w:rPr>
+          <w:b/>
+          <w:sz w:val="20"/>
+        </w:rPr>
+        <w:t>model Simulink® yang berjalan di ESP32</w:t>
+      </w:r>
+      <w:r>
+        <w:rPr>
+          <w:sz w:val="20"/>
+        </w:rPr>
+        <w:t xml:space="preserve">, membaca data sensor, dan mempublikasikannya secara live ke </w:t>
+      </w:r>
+      <w:r>
+        <w:rPr>
+          <w:b/>
+          <w:sz w:val="20"/>
+        </w:rPr>
+        <w:t>kanal ThingSpeak™</w:t>
+      </w:r>
+      <w:r>
+        <w:rPr>
+          <w:sz w:val="20"/>
+        </w:rPr>
+        <w:t xml:space="preserve"> melalui MQTT. Model ini juga memperlihatkan loop IoT yang lengkap: model membaca kembali kanalnya sendiri serta menggerakkan output fisik dan output simulasi.</w:t>
       </w:r>
     </w:p>
     <w:tbl>
@@ -532,42 +561,183 @@
     </w:tbl>
     <w:p>
       <w:r>
+        <w:rPr>
+          <w:sz w:val="20"/>
+        </w:rPr>
         <w:t>Workshop dibagi menjadi enam fase:</w:t>
       </w:r>
     </w:p>
     <w:p>
       <w:r>
-        <w:t>1. ✅ **Siapkan peralatan** — verifikasi produk MATLAB, pasang support package ESP32, dan hubungkan board.</w:t>
+        <w:rPr>
+          <w:sz w:val="20"/>
+        </w:rPr>
+        <w:t xml:space="preserve">1. ✅ </w:t>
+      </w:r>
+      <w:r>
+        <w:rPr>
+          <w:b/>
+          <w:sz w:val="20"/>
+        </w:rPr>
+        <w:t>Siapkan peralatan</w:t>
+      </w:r>
+      <w:r>
+        <w:rPr>
+          <w:sz w:val="20"/>
+        </w:rPr>
+        <w:t xml:space="preserve"> — verifikasi produk MATLAB, pasang support package ESP32, dan hubungkan board.</w:t>
       </w:r>
     </w:p>
     <w:p>
       <w:r>
-        <w:t>2. ✅ **Buat akun &amp; kanal ThingSpeak** — nama field, Channel ID, kunci Write/Read/MQTT.</w:t>
+        <w:rPr>
+          <w:sz w:val="20"/>
+        </w:rPr>
+        <w:t xml:space="preserve">2. ✅ </w:t>
+      </w:r>
+      <w:r>
+        <w:rPr>
+          <w:b/>
+          <w:sz w:val="20"/>
+        </w:rPr>
+        <w:t>Buat akun &amp; kanal ThingSpeak</w:t>
+      </w:r>
+      <w:r>
+        <w:rPr>
+          <w:sz w:val="20"/>
+        </w:rPr>
+        <w:t xml:space="preserve"> — nama field, Channel ID, kunci Write/Read/MQTT.</w:t>
       </w:r>
     </w:p>
     <w:p>
       <w:r>
-        <w:t>3. ✅ **Jelajahi model starter** — kerangka simulasi sudah terpasang (knob, switch, display).</w:t>
+        <w:rPr>
+          <w:sz w:val="20"/>
+        </w:rPr>
+        <w:t xml:space="preserve">3. ✅ </w:t>
+      </w:r>
+      <w:r>
+        <w:rPr>
+          <w:b/>
+          <w:sz w:val="20"/>
+        </w:rPr>
+        <w:t>Jelajahi model starter</w:t>
+      </w:r>
+      <w:r>
+        <w:rPr>
+          <w:sz w:val="20"/>
+        </w:rPr>
+        <w:t xml:space="preserve"> — kerangka simulasi sudah terpasang (knob, switch, display).</w:t>
       </w:r>
     </w:p>
     <w:p>
       <w:r>
-        <w:t>4. ✅ **Bangun blok IoT + hardware** — analog input, loop-back DAC, logika threshold, publish MQTT, dan read-back ThingSpeak.</w:t>
+        <w:rPr>
+          <w:sz w:val="20"/>
+        </w:rPr>
+        <w:t xml:space="preserve">4. ✅ </w:t>
+      </w:r>
+      <w:r>
+        <w:rPr>
+          <w:b/>
+          <w:sz w:val="20"/>
+        </w:rPr>
+        <w:t>Bangun blok IoT + hardware</w:t>
+      </w:r>
+      <w:r>
+        <w:rPr>
+          <w:sz w:val="20"/>
+        </w:rPr>
+        <w:t xml:space="preserve"> — analog input, loop-back DAC, logika threshold, publish MQTT, dan read-back ThingSpeak.</w:t>
       </w:r>
     </w:p>
     <w:p>
       <w:r>
-        <w:t>5. ✅ **Deploy &amp; alirkan data live** — jalankan external mode (Monitor &amp; Tune), amati grafik ThingSpeak ter-update.</w:t>
+        <w:rPr>
+          <w:sz w:val="20"/>
+        </w:rPr>
+        <w:t xml:space="preserve">5. ✅ </w:t>
+      </w:r>
+      <w:r>
+        <w:rPr>
+          <w:b/>
+          <w:sz w:val="20"/>
+        </w:rPr>
+        <w:t>Deploy &amp; alirkan data live</w:t>
+      </w:r>
+      <w:r>
+        <w:rPr>
+          <w:sz w:val="20"/>
+        </w:rPr>
+        <w:t xml:space="preserve"> — jalankan external mode (Monitor &amp; Tune), amati grafik ThingSpeak ter-update.</w:t>
       </w:r>
     </w:p>
     <w:p>
       <w:r>
-        <w:t>6. ✅ **Tantangan** — ubah laju update, tambah field, dan lihat output fisik bereaksi.</w:t>
+        <w:rPr>
+          <w:sz w:val="20"/>
+        </w:rPr>
+        <w:t xml:space="preserve">6. ✅ </w:t>
+      </w:r>
+      <w:r>
+        <w:rPr>
+          <w:b/>
+          <w:sz w:val="20"/>
+        </w:rPr>
+        <w:t>Tantangan</w:t>
+      </w:r>
+      <w:r>
+        <w:rPr>
+          <w:sz w:val="20"/>
+        </w:rPr>
+        <w:t xml:space="preserve"> — ubah laju update, tambah field, dan lihat output fisik bereaksi.</w:t>
       </w:r>
     </w:p>
     <w:p>
       <w:r>
-        <w:t>💡 **Model lengkap** (`models/SimulinkIoTThingSpeak_complete.slx`) adalah kunci jawaban Anda. Gunakan jika Anda tertinggal — tetapi cobalah membangunnya sendiri dari **starter** terlebih dahulu.</w:t>
+        <w:rPr>
+          <w:sz w:val="20"/>
+        </w:rPr>
+        <w:t xml:space="preserve">💡 </w:t>
+      </w:r>
+      <w:r>
+        <w:rPr>
+          <w:b/>
+          <w:sz w:val="20"/>
+        </w:rPr>
+        <w:t>Model lengkap</w:t>
+      </w:r>
+      <w:r>
+        <w:rPr>
+          <w:sz w:val="20"/>
+        </w:rPr>
+        <w:t xml:space="preserve"> (</w:t>
+      </w:r>
+      <w:r>
+        <w:rPr>
+          <w:rFonts w:ascii="Consolas" w:hAnsi="Consolas"/>
+          <w:sz w:val="18"/>
+        </w:rPr>
+        <w:t>models/SimulinkIoTThingSpeak_complete.slx</w:t>
+      </w:r>
+      <w:r>
+        <w:rPr>
+          <w:sz w:val="20"/>
+        </w:rPr>
+        <w:t xml:space="preserve">) adalah kunci jawaban Anda. Gunakan jika Anda tertinggal — tetapi cobalah membangunnya sendiri dari </w:t>
+      </w:r>
+      <w:r>
+        <w:rPr>
+          <w:b/>
+          <w:sz w:val="20"/>
+        </w:rPr>
+        <w:t>starter</w:t>
+      </w:r>
+      <w:r>
+        <w:rPr>
+          <w:sz w:val="20"/>
+        </w:rPr>
+        <w:t xml:space="preserve"> terlebih dahulu.</w:t>
       </w:r>
     </w:p>
     <w:p>
@@ -580,41 +750,143 @@
     </w:p>
     <w:p>
       <w:r>
+        <w:rPr>
+          <w:sz w:val="20"/>
+        </w:rPr>
         <w:t>Setelah sesi ini Anda akan mampu:</w:t>
       </w:r>
     </w:p>
     <w:p>
       <w:r>
+        <w:rPr>
+          <w:sz w:val="20"/>
+        </w:rPr>
         <w:t>1. ✅ Memverifikasi produk MATLAB yang diperlukan (MATLAB, Simulink, Embedded Coder) dan support package hardware ESP32.</w:t>
       </w:r>
     </w:p>
     <w:p>
       <w:r>
-        <w:t>2. ✅ Membuat **akun ThingSpeak** dan **kanal privat** dengan field bernama.</w:t>
+        <w:rPr>
+          <w:sz w:val="20"/>
+        </w:rPr>
+        <w:t xml:space="preserve">2. ✅ Membuat </w:t>
+      </w:r>
+      <w:r>
+        <w:rPr>
+          <w:b/>
+          <w:sz w:val="20"/>
+        </w:rPr>
+        <w:t>akun ThingSpeak</w:t>
+      </w:r>
+      <w:r>
+        <w:rPr>
+          <w:sz w:val="20"/>
+        </w:rPr>
+        <w:t xml:space="preserve"> dan </w:t>
+      </w:r>
+      <w:r>
+        <w:rPr>
+          <w:b/>
+          <w:sz w:val="20"/>
+        </w:rPr>
+        <w:t>kanal privat</w:t>
+      </w:r>
+      <w:r>
+        <w:rPr>
+          <w:sz w:val="20"/>
+        </w:rPr>
+        <w:t xml:space="preserve"> dengan field bernama.</w:t>
       </w:r>
     </w:p>
     <w:p>
       <w:r>
-        <w:t>3. ✅ Menemukan **Channel ID, Write API Key, Read API Key, dan MQTT API Key** sebuah kanal.</w:t>
+        <w:rPr>
+          <w:sz w:val="20"/>
+        </w:rPr>
+        <w:t xml:space="preserve">3. ✅ Menemukan </w:t>
+      </w:r>
+      <w:r>
+        <w:rPr>
+          <w:b/>
+          <w:sz w:val="20"/>
+        </w:rPr>
+        <w:t>Channel ID, Write API Key, Read API Key, dan MQTT API Key</w:t>
+      </w:r>
+      <w:r>
+        <w:rPr>
+          <w:sz w:val="20"/>
+        </w:rPr>
+        <w:t xml:space="preserve"> sebuah kanal.</w:t>
       </w:r>
     </w:p>
     <w:p>
       <w:r>
+        <w:rPr>
+          <w:sz w:val="20"/>
+        </w:rPr>
         <w:t>4. ✅ Mengonfigurasi target ESP32 (pemilihan board, external mode, Wi-Fi, kredensial ThingSpeak).</w:t>
       </w:r>
     </w:p>
     <w:p>
       <w:r>
-        <w:t>5. ✅ Membangun model Simulink IoT: analog input, scaling, logika threshold, **publish MQTT**, **read-back ThingSpeak**.</w:t>
+        <w:rPr>
+          <w:sz w:val="20"/>
+        </w:rPr>
+        <w:t xml:space="preserve">5. ✅ Membangun model Simulink IoT: analog input, scaling, logika threshold, </w:t>
+      </w:r>
+      <w:r>
+        <w:rPr>
+          <w:b/>
+          <w:sz w:val="20"/>
+        </w:rPr>
+        <w:t>publish MQTT</w:t>
+      </w:r>
+      <w:r>
+        <w:rPr>
+          <w:sz w:val="20"/>
+        </w:rPr>
+        <w:t xml:space="preserve">, </w:t>
+      </w:r>
+      <w:r>
+        <w:rPr>
+          <w:b/>
+          <w:sz w:val="20"/>
+        </w:rPr>
+        <w:t>read-back ThingSpeak</w:t>
+      </w:r>
+      <w:r>
+        <w:rPr>
+          <w:sz w:val="20"/>
+        </w:rPr>
+        <w:t>.</w:t>
       </w:r>
     </w:p>
     <w:p>
       <w:r>
-        <w:t>6. ✅ Menjalankan model dalam **external (Monitor &amp; Tune)** mode dan melihat data live muncul di ThingSpeak.</w:t>
+        <w:rPr>
+          <w:sz w:val="20"/>
+        </w:rPr>
+        <w:t xml:space="preserve">6. ✅ Menjalankan model dalam </w:t>
+      </w:r>
+      <w:r>
+        <w:rPr>
+          <w:b/>
+          <w:sz w:val="20"/>
+        </w:rPr>
+        <w:t>external (Monitor &amp; Tune)</w:t>
+      </w:r>
+      <w:r>
+        <w:rPr>
+          <w:sz w:val="20"/>
+        </w:rPr>
+        <w:t xml:space="preserve"> mode dan melihat data live muncul di ThingSpeak.</w:t>
       </w:r>
     </w:p>
     <w:p>
       <w:r>
+        <w:rPr>
+          <w:sz w:val="20"/>
+        </w:rPr>
         <w:t>7. ✅ Memahami jalur kode C embedded yang dihasilkan (ERT, XCP on Serial).</w:t>
       </w:r>
     </w:p>
@@ -628,6 +900,9 @@
     </w:p>
     <w:p>
       <w:r>
+        <w:rPr>
+          <w:sz w:val="20"/>
+        </w:rPr>
         <w:t>Buka MATLAB dan jalankan file project terlebih dahulu agar path dan pengaturan terkonfigurasi:</w:t>
       </w:r>
     </w:p>
@@ -642,7 +917,49 @@
     </w:p>
     <w:p>
       <w:r>
-        <w:t>Definisikan **parameter tunable** model sebelum membangun atau menjalankannya — skrip ini membuat `SensorKnob` dan `ThresholdKnob` di base workspace:</w:t>
+        <w:rPr>
+          <w:sz w:val="20"/>
+        </w:rPr>
+        <w:t xml:space="preserve">Definisikan </w:t>
+      </w:r>
+      <w:r>
+        <w:rPr>
+          <w:b/>
+          <w:sz w:val="20"/>
+        </w:rPr>
+        <w:t>parameter tunable</w:t>
+      </w:r>
+      <w:r>
+        <w:rPr>
+          <w:sz w:val="20"/>
+        </w:rPr>
+        <w:t xml:space="preserve"> model sebelum membangun atau menjalankannya — skrip ini membuat </w:t>
+      </w:r>
+      <w:r>
+        <w:rPr>
+          <w:rFonts w:ascii="Consolas" w:hAnsi="Consolas"/>
+          <w:sz w:val="18"/>
+        </w:rPr>
+        <w:t>SensorKnob</w:t>
+      </w:r>
+      <w:r>
+        <w:rPr>
+          <w:sz w:val="20"/>
+        </w:rPr>
+        <w:t xml:space="preserve"> dan </w:t>
+      </w:r>
+      <w:r>
+        <w:rPr>
+          <w:rFonts w:ascii="Consolas" w:hAnsi="Consolas"/>
+          <w:sz w:val="18"/>
+        </w:rPr>
+        <w:t>ThresholdKnob</w:t>
+      </w:r>
+      <w:r>
+        <w:rPr>
+          <w:sz w:val="20"/>
+        </w:rPr>
+        <w:t xml:space="preserve"> di base workspace:</w:t>
       </w:r>
     </w:p>
     <w:p>
@@ -664,11 +981,71 @@
     </w:p>
     <w:p>
       <w:r>
-        <w:t>`SensorKnob` dan `ThresholdKnob` adalah objek `Simulink.Parameter` dengan penyimpanan **`ExportedGlobal`**. Model lengkap dan knob dashboard membaca keduanya dari base workspace — jika dilewati, model tidak dapat me-resolve parameter. **Jalankan ulang skrip setiap kali MATLAB dibuka kembali.**</w:t>
+        <w:rPr>
+          <w:rFonts w:ascii="Consolas" w:hAnsi="Consolas"/>
+          <w:sz w:val="18"/>
+        </w:rPr>
+        <w:t>SensorKnob</w:t>
+      </w:r>
+      <w:r>
+        <w:rPr>
+          <w:sz w:val="20"/>
+        </w:rPr>
+        <w:t xml:space="preserve"> dan </w:t>
+      </w:r>
+      <w:r>
+        <w:rPr>
+          <w:rFonts w:ascii="Consolas" w:hAnsi="Consolas"/>
+          <w:sz w:val="18"/>
+        </w:rPr>
+        <w:t>ThresholdKnob</w:t>
+      </w:r>
+      <w:r>
+        <w:rPr>
+          <w:sz w:val="20"/>
+        </w:rPr>
+        <w:t xml:space="preserve"> adalah objek </w:t>
+      </w:r>
+      <w:r>
+        <w:rPr>
+          <w:rFonts w:ascii="Consolas" w:hAnsi="Consolas"/>
+          <w:sz w:val="18"/>
+        </w:rPr>
+        <w:t>Simulink.Parameter</w:t>
+      </w:r>
+      <w:r>
+        <w:rPr>
+          <w:sz w:val="20"/>
+        </w:rPr>
+        <w:t xml:space="preserve"> dengan penyimpanan </w:t>
+      </w:r>
+      <w:r>
+        <w:rPr>
+          <w:rFonts w:ascii="Consolas" w:hAnsi="Consolas"/>
+          <w:b/>
+          <w:sz w:val="18"/>
+        </w:rPr>
+        <w:t>ExportedGlobal</w:t>
+      </w:r>
+      <w:r>
+        <w:rPr>
+          <w:sz w:val="20"/>
+        </w:rPr>
+        <w:t xml:space="preserve">. Model lengkap dan knob dashboard membaca keduanya dari base workspace — jika dilewati, model tidak dapat me-resolve parameter. </w:t>
+      </w:r>
+      <w:r>
+        <w:rPr>
+          <w:b/>
+          <w:sz w:val="20"/>
+        </w:rPr>
+        <w:t>Jalankan ulang skrip setiap kali MATLAB dibuka kembali.</w:t>
       </w:r>
     </w:p>
     <w:p>
       <w:r>
+        <w:rPr>
+          <w:sz w:val="20"/>
+        </w:rPr>
         <w:t>Verifikasi setiap produk yang diperlukan sudah terpasang:</w:t>
       </w:r>
     </w:p>
@@ -691,12 +1068,81 @@
     </w:p>
     <w:p>
       <w:r>
-        <w:t>🪟 **Jalankan pada MATLAB Command Window.** Tabel versi berarti produk terpasang. Jika belum ada, pasang dari **Home → Add-Ons → Get Add-Ons**.</w:t>
+        <w:rPr>
+          <w:sz w:val="20"/>
+        </w:rPr>
+        <w:t xml:space="preserve">🪟 </w:t>
+      </w:r>
+      <w:r>
+        <w:rPr>
+          <w:b/>
+          <w:sz w:val="20"/>
+        </w:rPr>
+        <w:t>Jalankan pada MATLAB Command Window.</w:t>
+      </w:r>
+      <w:r>
+        <w:rPr>
+          <w:sz w:val="20"/>
+        </w:rPr>
+        <w:t xml:space="preserve"> Tabel versi berarti produk terpasang. Jika belum ada, pasang dari </w:t>
+      </w:r>
+      <w:r>
+        <w:rPr>
+          <w:b/>
+          <w:sz w:val="20"/>
+        </w:rPr>
+        <w:t>Home → Add-Ons → Get Add-Ons</w:t>
+      </w:r>
+      <w:r>
+        <w:rPr>
+          <w:sz w:val="20"/>
+        </w:rPr>
+        <w:t>.</w:t>
       </w:r>
     </w:p>
     <w:p>
       <w:r>
-        <w:t>**Dukungan ESP32 adalah *Support Package*, bukan Toolbox — `ver` TIDAK akan mendaftarnya.** Buka Add-On Explorer:</w:t>
+        <w:rPr>
+          <w:b/>
+          <w:sz w:val="20"/>
+        </w:rPr>
+        <w:t xml:space="preserve">Dukungan ESP32 adalah </w:t>
+      </w:r>
+      <w:r>
+        <w:rPr>
+          <w:b/>
+          <w:i/>
+          <w:sz w:val="20"/>
+        </w:rPr>
+        <w:t>Support Package</w:t>
+      </w:r>
+      <w:r>
+        <w:rPr>
+          <w:b/>
+          <w:sz w:val="20"/>
+        </w:rPr>
+        <w:t xml:space="preserve">, bukan Toolbox — </w:t>
+      </w:r>
+      <w:r>
+        <w:rPr>
+          <w:rFonts w:ascii="Consolas" w:hAnsi="Consolas"/>
+          <w:b/>
+          <w:sz w:val="18"/>
+        </w:rPr>
+        <w:t>ver</w:t>
+      </w:r>
+      <w:r>
+        <w:rPr>
+          <w:b/>
+          <w:sz w:val="20"/>
+        </w:rPr>
+        <w:t xml:space="preserve"> TIDAK akan mendaftarnya.</w:t>
+      </w:r>
+      <w:r>
+        <w:rPr>
+          <w:sz w:val="20"/>
+        </w:rPr>
+        <w:t xml:space="preserve"> Buka Add-On Explorer:</w:t>
       </w:r>
     </w:p>
     <w:p>
@@ -710,11 +1156,56 @@
     </w:p>
     <w:p>
       <w:r>
-        <w:t>Pastikan **"Simulink Support Package for Arduino Hardware"** berstatus **Installed** (memasangnya mengaktifkan board ESP32-WROOM dan blok Wi-Fi/MQTT). Jika belum, pilih lalu klik **Install** (diperlukan akun MathWorks).</w:t>
+        <w:rPr>
+          <w:sz w:val="20"/>
+        </w:rPr>
+        <w:t xml:space="preserve">Pastikan </w:t>
+      </w:r>
+      <w:r>
+        <w:rPr>
+          <w:b/>
+          <w:sz w:val="20"/>
+        </w:rPr>
+        <w:t>"Simulink Support Package for Arduino Hardware"</w:t>
+      </w:r>
+      <w:r>
+        <w:rPr>
+          <w:sz w:val="20"/>
+        </w:rPr>
+        <w:t xml:space="preserve"> berstatus </w:t>
+      </w:r>
+      <w:r>
+        <w:rPr>
+          <w:b/>
+          <w:sz w:val="20"/>
+        </w:rPr>
+        <w:t>Installed</w:t>
+      </w:r>
+      <w:r>
+        <w:rPr>
+          <w:sz w:val="20"/>
+        </w:rPr>
+        <w:t xml:space="preserve"> (memasangnya mengaktifkan board ESP32-WROOM dan blok Wi-Fi/MQTT). Jika belum, pilih lalu klik </w:t>
+      </w:r>
+      <w:r>
+        <w:rPr>
+          <w:b/>
+          <w:sz w:val="20"/>
+        </w:rPr>
+        <w:t>Install</w:t>
+      </w:r>
+      <w:r>
+        <w:rPr>
+          <w:sz w:val="20"/>
+        </w:rPr>
+        <w:t xml:space="preserve"> (diperlukan akun MathWorks).</w:t>
       </w:r>
     </w:p>
     <w:p>
       <w:r>
+        <w:rPr>
+          <w:sz w:val="20"/>
+        </w:rPr>
         <w:t>Hubungkan ESP32 melalui USB dan pastikan board terdeteksi:</w:t>
       </w:r>
     </w:p>
@@ -729,38 +1220,64 @@
     </w:p>
     <w:p>
       <w:r>
-        <w:t>Catat **port COM** (misal `COM8`). Model lengkap menggunakan **external mode (XCP on Serial) pada baud 921600** di port tersebut.</w:t>
+        <w:rPr>
+          <w:sz w:val="20"/>
+        </w:rPr>
+        <w:t xml:space="preserve">Catat </w:t>
+      </w:r>
+      <w:r>
+        <w:rPr>
+          <w:b/>
+          <w:sz w:val="20"/>
+        </w:rPr>
+        <w:t>port COM</w:t>
+      </w:r>
+      <w:r>
+        <w:rPr>
+          <w:sz w:val="20"/>
+        </w:rPr>
+        <w:t xml:space="preserve"> (misal </w:t>
+      </w:r>
+      <w:r>
+        <w:rPr>
+          <w:rFonts w:ascii="Consolas" w:hAnsi="Consolas"/>
+          <w:sz w:val="18"/>
+        </w:rPr>
+        <w:t>COM8</w:t>
+      </w:r>
+      <w:r>
+        <w:rPr>
+          <w:sz w:val="20"/>
+        </w:rPr>
+        <w:t xml:space="preserve">). Model lengkap menggunakan </w:t>
+      </w:r>
+      <w:r>
+        <w:rPr>
+          <w:b/>
+          <w:sz w:val="20"/>
+        </w:rPr>
+        <w:t>external mode (XCP on Serial) pada baud 921600</w:t>
+      </w:r>
+      <w:r>
+        <w:rPr>
+          <w:sz w:val="20"/>
+        </w:rPr>
+        <w:t xml:space="preserve"> di port tersebut.</w:t>
       </w:r>
     </w:p>
     <w:p>
       <w:r>
-        <w:t>🎤 **Narasi (presenter):** "Segala sesuatu di IoT kembali ke tiga pertanyaan: *bagaimana data masuk, ke mana data pergi, dan bagaimana data kembali?* Hari ini ESP32 adalah gerbangnya — ia membaca sensor, mempublikasikan lewat MQTT ke ThingSpeak, lalu membaca kembali kanalnya sendiri. Itulah satu loop IoT yang lengkap."</w:t>
-      </w:r>
-    </w:p>
-    <w:p>
-      <w:pPr>
-        <w:pStyle w:val="Heading1"/>
-      </w:pPr>
-      <w:r>
-        <w:t>4. Langkah 2 — Buat Akun &amp; Kanal ThingSpeak (~10 menit)</w:t>
-      </w:r>
-    </w:p>
-    <w:p>
-      <w:r>
-        <w:t>🌐 Langkah ini dilakukan di web browser. Gunakan **akun MathWorks / ThingSpeak Anda sendiri** — setiap kelompok membuat **kanal dan kunci miliknya sendiri**.</w:t>
-      </w:r>
-    </w:p>
-    <w:p>
-      <w:pPr>
-        <w:pStyle w:val="Heading2"/>
-      </w:pPr>
-      <w:r>
-        <w:t>4a. Buat akun</w:t>
-      </w:r>
-    </w:p>
-    <w:p>
-      <w:r>
-        <w:t>1. Buka **https://thingspeak.mathworks.com** di browser.</w:t>
+        <w:rPr>
+          <w:b/>
+          <w:sz w:val="20"/>
+        </w:rPr>
+        <w:t>Referensi wiring — pinout ESP32-WROOM-32 DevKit.</w:t>
+      </w:r>
+      <w:r>
+        <w:rPr>
+          <w:sz w:val="20"/>
+        </w:rPr>
+        <w:t xml:space="preserve"> Letakkan bagan ini di samping board saat Anda merangkai sensor, loop-back DAC, dan output fan:</w:t>
       </w:r>
     </w:p>
     <w:p>
@@ -771,8 +1288,256 @@
       <w:r>
         <w:drawing>
           <wp:inline xmlns:a="http://schemas.openxmlformats.org/drawingml/2006/main" xmlns:pic="http://schemas.openxmlformats.org/drawingml/2006/picture">
+            <wp:extent cx="5040000" cy="3007742"/>
+            <wp:docPr id="1" name="Picture 1"/>
+            <wp:cNvGraphicFramePr>
+              <a:graphicFrameLocks noChangeAspect="1"/>
+            </wp:cNvGraphicFramePr>
+            <a:graphic>
+              <a:graphicData uri="http://schemas.openxmlformats.org/drawingml/2006/picture">
+                <pic:pic>
+                  <pic:nvPicPr>
+                    <pic:cNvPr id="0" name="screenshot_wiring.png"/>
+                    <pic:cNvPicPr/>
+                  </pic:nvPicPr>
+                  <pic:blipFill>
+                    <a:blip r:embed="rId9"/>
+                    <a:stretch>
+                      <a:fillRect/>
+                    </a:stretch>
+                  </pic:blipFill>
+                  <pic:spPr>
+                    <a:xfrm>
+                      <a:off x="0" y="0"/>
+                      <a:ext cx="5040000" cy="3007742"/>
+                    </a:xfrm>
+                    <a:prstGeom prst="rect"/>
+                  </pic:spPr>
+                </pic:pic>
+              </a:graphicData>
+            </a:graphic>
+          </wp:inline>
+        </w:drawing>
+      </w:r>
+    </w:p>
+    <w:p>
+      <w:pPr>
+        <w:jc w:val="center"/>
+        <w:keepNext/>
+      </w:pPr>
+      <w:r>
+        <w:rPr>
+          <w:i/>
+          <w:sz w:val="18"/>
+        </w:rPr>
+        <w:t xml:space="preserve">Gambar 6: </w:t>
+      </w:r>
+      <w:r>
+        <w:rPr>
+          <w:b/>
+          <w:i/>
+          <w:sz w:val="18"/>
+        </w:rPr>
+        <w:t>Pinout ESP32-WROOM-32 DevKit.</w:t>
+      </w:r>
+      <w:r>
+        <w:rPr>
+          <w:i/>
+          <w:sz w:val="18"/>
+        </w:rPr>
+        <w:t xml:space="preserve"> Angka putih kecil di tepi board adalah nomor posisi header fisik, </w:t>
+      </w:r>
+      <w:r>
+        <w:rPr>
+          <w:b/>
+          <w:i/>
+          <w:sz w:val="18"/>
+        </w:rPr>
+        <w:t>bukan</w:t>
+      </w:r>
+      <w:r>
+        <w:rPr>
+          <w:i/>
+          <w:sz w:val="18"/>
+        </w:rPr>
+        <w:t xml:space="preserve"> nomor GPIO — bacalah label GPIO dan ADC. Workshop ini memakai input analog pada </w:t>
+      </w:r>
+      <w:r>
+        <w:rPr>
+          <w:b/>
+          <w:i/>
+          <w:sz w:val="18"/>
+        </w:rPr>
+        <w:t>pin 4 dan pin 5</w:t>
+      </w:r>
+      <w:r>
+        <w:rPr>
+          <w:i/>
+          <w:sz w:val="18"/>
+        </w:rPr>
+        <w:t xml:space="preserve">, loop-back DAC pada </w:t>
+      </w:r>
+      <w:r>
+        <w:rPr>
+          <w:b/>
+          <w:i/>
+          <w:sz w:val="18"/>
+        </w:rPr>
+        <w:t>DAC1/DAC2</w:t>
+      </w:r>
+      <w:r>
+        <w:rPr>
+          <w:i/>
+          <w:sz w:val="18"/>
+        </w:rPr>
+        <w:t xml:space="preserve">, dan output digital pada </w:t>
+      </w:r>
+      <w:r>
+        <w:rPr>
+          <w:b/>
+          <w:i/>
+          <w:sz w:val="18"/>
+        </w:rPr>
+        <w:t>pin 2</w:t>
+      </w:r>
+      <w:r>
+        <w:rPr>
+          <w:i/>
+          <w:sz w:val="18"/>
+        </w:rPr>
+        <w:t xml:space="preserve"> (</w:t>
+      </w:r>
+      <w:r>
+        <w:rPr>
+          <w:rFonts w:ascii="Consolas" w:hAnsi="Consolas"/>
+          <w:i/>
+          <w:sz w:val="16"/>
+        </w:rPr>
+        <w:t>D2</w:t>
+      </w:r>
+      <w:r>
+        <w:rPr>
+          <w:i/>
+          <w:sz w:val="18"/>
+        </w:rPr>
+        <w:t>).</w:t>
+      </w:r>
+    </w:p>
+    <w:p>
+      <w:r>
+        <w:rPr>
+          <w:sz w:val="20"/>
+        </w:rPr>
+        <w:t xml:space="preserve">🎤 </w:t>
+      </w:r>
+      <w:r>
+        <w:rPr>
+          <w:b/>
+          <w:sz w:val="20"/>
+        </w:rPr>
+        <w:t>Narasi (presenter):</w:t>
+      </w:r>
+      <w:r>
+        <w:rPr>
+          <w:sz w:val="20"/>
+        </w:rPr>
+        <w:t xml:space="preserve"> "Segala sesuatu di IoT kembali ke tiga pertanyaan: </w:t>
+      </w:r>
+      <w:r>
+        <w:rPr>
+          <w:i/>
+          <w:sz w:val="20"/>
+        </w:rPr>
+        <w:t>bagaimana data masuk, ke mana data pergi, dan bagaimana data kembali?</w:t>
+      </w:r>
+      <w:r>
+        <w:rPr>
+          <w:sz w:val="20"/>
+        </w:rPr>
+        <w:t xml:space="preserve"> Hari ini ESP32 adalah gerbangnya — ia membaca sensor, mempublikasikan lewat MQTT ke ThingSpeak, lalu membaca kembali kanalnya sendiri. Itulah satu loop IoT yang lengkap."</w:t>
+      </w:r>
+    </w:p>
+    <w:p>
+      <w:pPr>
+        <w:pStyle w:val="Heading1"/>
+      </w:pPr>
+      <w:r>
+        <w:t>4. Langkah 2 — Buat Akun &amp; Kanal ThingSpeak (~10 menit)</w:t>
+      </w:r>
+    </w:p>
+    <w:p>
+      <w:r>
+        <w:rPr>
+          <w:sz w:val="20"/>
+        </w:rPr>
+        <w:t xml:space="preserve">🌐 Langkah ini dilakukan di web browser. Gunakan </w:t>
+      </w:r>
+      <w:r>
+        <w:rPr>
+          <w:b/>
+          <w:sz w:val="20"/>
+        </w:rPr>
+        <w:t>akun MathWorks / ThingSpeak Anda sendiri</w:t>
+      </w:r>
+      <w:r>
+        <w:rPr>
+          <w:sz w:val="20"/>
+        </w:rPr>
+        <w:t xml:space="preserve"> — setiap kelompok membuat </w:t>
+      </w:r>
+      <w:r>
+        <w:rPr>
+          <w:b/>
+          <w:sz w:val="20"/>
+        </w:rPr>
+        <w:t>kanal dan kunci miliknya sendiri</w:t>
+      </w:r>
+      <w:r>
+        <w:rPr>
+          <w:sz w:val="20"/>
+        </w:rPr>
+        <w:t>.</w:t>
+      </w:r>
+    </w:p>
+    <w:p>
+      <w:pPr>
+        <w:pStyle w:val="Heading2"/>
+      </w:pPr>
+      <w:r>
+        <w:t>4a. Buat akun</w:t>
+      </w:r>
+    </w:p>
+    <w:p>
+      <w:r>
+        <w:rPr>
+          <w:sz w:val="20"/>
+        </w:rPr>
+        <w:t xml:space="preserve">1. Buka </w:t>
+      </w:r>
+      <w:r>
+        <w:rPr>
+          <w:b/>
+          <w:sz w:val="20"/>
+        </w:rPr>
+        <w:t>https://thingspeak.mathworks.com</w:t>
+      </w:r>
+      <w:r>
+        <w:rPr>
+          <w:sz w:val="20"/>
+        </w:rPr>
+        <w:t xml:space="preserve"> di browser.</w:t>
+      </w:r>
+    </w:p>
+    <w:p>
+      <w:pPr>
+        <w:jc w:val="center"/>
+        <w:keepNext/>
+      </w:pPr>
+      <w:r>
+        <w:drawing>
+          <wp:inline xmlns:a="http://schemas.openxmlformats.org/drawingml/2006/main" xmlns:pic="http://schemas.openxmlformats.org/drawingml/2006/picture">
             <wp:extent cx="5040000" cy="2492044"/>
-            <wp:docPr id="1" name="Picture 1"/>
+            <wp:docPr id="2" name="Picture 2"/>
             <wp:cNvGraphicFramePr>
               <a:graphicFrameLocks noChangeAspect="1"/>
             </wp:cNvGraphicFramePr>
@@ -784,7 +1549,7 @@
                     <pic:cNvPicPr/>
                   </pic:nvPicPr>
                   <pic:blipFill>
-                    <a:blip r:embed="rId9"/>
+                    <a:blip r:embed="rId10"/>
                     <a:stretch>
                       <a:fillRect/>
                     </a:stretch>
@@ -813,16 +1578,78 @@
           <w:i/>
           <w:sz w:val="18"/>
         </w:rPr>
-        <w:t>Gambar 1: Halaman awal ThingSpeak. Dari sini klik **Sign In** (kanan atas) atau **Get Started For Free**.</w:t>
+        <w:t xml:space="preserve">Gambar 1: Halaman awal ThingSpeak. Dari sini klik </w:t>
+      </w:r>
+      <w:r>
+        <w:rPr>
+          <w:b/>
+          <w:i/>
+          <w:sz w:val="18"/>
+        </w:rPr>
+        <w:t>Sign In</w:t>
+      </w:r>
+      <w:r>
+        <w:rPr>
+          <w:i/>
+          <w:sz w:val="18"/>
+        </w:rPr>
+        <w:t xml:space="preserve"> (kanan atas) atau </w:t>
+      </w:r>
+      <w:r>
+        <w:rPr>
+          <w:b/>
+          <w:i/>
+          <w:sz w:val="18"/>
+        </w:rPr>
+        <w:t>Get Started For Free</w:t>
+      </w:r>
+      <w:r>
+        <w:rPr>
+          <w:i/>
+          <w:sz w:val="18"/>
+        </w:rPr>
+        <w:t>.</w:t>
       </w:r>
     </w:p>
     <w:p>
       <w:r>
-        <w:t>2. Klik **Sign In**. Jika belum punya akun MathWorks, klik **Create Account** pada halaman sign-in MathWorks dan lengkapi registrasi (nama, email, kata sandi).</w:t>
+        <w:rPr>
+          <w:sz w:val="20"/>
+        </w:rPr>
+        <w:t xml:space="preserve">2. Klik </w:t>
+      </w:r>
+      <w:r>
+        <w:rPr>
+          <w:b/>
+          <w:sz w:val="20"/>
+        </w:rPr>
+        <w:t>Sign In</w:t>
+      </w:r>
+      <w:r>
+        <w:rPr>
+          <w:sz w:val="20"/>
+        </w:rPr>
+        <w:t xml:space="preserve">. Jika belum punya akun MathWorks, klik </w:t>
+      </w:r>
+      <w:r>
+        <w:rPr>
+          <w:b/>
+          <w:sz w:val="20"/>
+        </w:rPr>
+        <w:t>Create Account</w:t>
+      </w:r>
+      <w:r>
+        <w:rPr>
+          <w:sz w:val="20"/>
+        </w:rPr>
+        <w:t xml:space="preserve"> pada halaman sign-in MathWorks dan lengkapi registrasi (nama, email, kata sandi).</w:t>
       </w:r>
     </w:p>
     <w:p>
       <w:r>
+        <w:rPr>
+          <w:sz w:val="20"/>
+        </w:rPr>
         <w:t>3. Setelah masuk, Anda tiba di dashboard ThingSpeak.</w:t>
       </w:r>
     </w:p>
@@ -836,17 +1663,91 @@
     </w:p>
     <w:p>
       <w:r>
-        <w:t>1. Dari navigasi atas klik **Channels → My Channels**.</w:t>
+        <w:rPr>
+          <w:sz w:val="20"/>
+        </w:rPr>
+        <w:t xml:space="preserve">1. Dari navigasi atas klik </w:t>
+      </w:r>
+      <w:r>
+        <w:rPr>
+          <w:b/>
+          <w:sz w:val="20"/>
+        </w:rPr>
+        <w:t>Channels → My Channels</w:t>
+      </w:r>
+      <w:r>
+        <w:rPr>
+          <w:sz w:val="20"/>
+        </w:rPr>
+        <w:t>.</w:t>
       </w:r>
     </w:p>
     <w:p>
       <w:r>
-        <w:t>2. Klik **New Channel** (atau **+ New Channel**).</w:t>
+        <w:rPr>
+          <w:sz w:val="20"/>
+        </w:rPr>
+        <w:t xml:space="preserve">2. Klik </w:t>
+      </w:r>
+      <w:r>
+        <w:rPr>
+          <w:b/>
+          <w:sz w:val="20"/>
+        </w:rPr>
+        <w:t>New Channel</w:t>
+      </w:r>
+      <w:r>
+        <w:rPr>
+          <w:sz w:val="20"/>
+        </w:rPr>
+        <w:t xml:space="preserve"> (atau </w:t>
+      </w:r>
+      <w:r>
+        <w:rPr>
+          <w:b/>
+          <w:sz w:val="20"/>
+        </w:rPr>
+        <w:t>+ New Channel</w:t>
+      </w:r>
+      <w:r>
+        <w:rPr>
+          <w:sz w:val="20"/>
+        </w:rPr>
+        <w:t>).</w:t>
       </w:r>
     </w:p>
     <w:p>
       <w:r>
-        <w:t>3. Pada formulir **Channel Settings** isi field kanal **persis seperti Tabel 1** — nama field harus cocok dengan sinyal yang dipublikasikan model.</w:t>
+        <w:rPr>
+          <w:sz w:val="20"/>
+        </w:rPr>
+        <w:t xml:space="preserve">3. Pada formulir </w:t>
+      </w:r>
+      <w:r>
+        <w:rPr>
+          <w:b/>
+          <w:sz w:val="20"/>
+        </w:rPr>
+        <w:t>Channel Settings</w:t>
+      </w:r>
+      <w:r>
+        <w:rPr>
+          <w:sz w:val="20"/>
+        </w:rPr>
+        <w:t xml:space="preserve"> isi field kanal </w:t>
+      </w:r>
+      <w:r>
+        <w:rPr>
+          <w:b/>
+          <w:sz w:val="20"/>
+        </w:rPr>
+        <w:t>persis seperti Tabel 1</w:t>
+      </w:r>
+      <w:r>
+        <w:rPr>
+          <w:sz w:val="20"/>
+        </w:rPr>
+        <w:t xml:space="preserve"> — nama field harus cocok dengan sinyal yang dipublikasikan model.</w:t>
       </w:r>
     </w:p>
     <w:tbl>
@@ -946,7 +1847,7 @@
                 <w:rFonts w:ascii="Calibri" w:hAnsi="Calibri"/>
                 <w:sz w:val="20"/>
               </w:rPr>
-              <w:t>`ESP32MQTT`</w:t>
+              <w:t>ESP32MQTT</w:t>
             </w:r>
           </w:p>
         </w:tc>
@@ -976,7 +1877,7 @@
                 <w:rFonts w:ascii="Calibri" w:hAnsi="Calibri"/>
                 <w:sz w:val="20"/>
               </w:rPr>
-              <w:t>`IoT workshop dengan ThingSpeak MQTT dan ESP32`</w:t>
+              <w:t>IoT workshop dengan ThingSpeak MQTT dan ESP32</w:t>
             </w:r>
           </w:p>
         </w:tc>
@@ -1006,7 +1907,7 @@
                 <w:rFonts w:ascii="Calibri" w:hAnsi="Calibri"/>
                 <w:sz w:val="20"/>
               </w:rPr>
-              <w:t>`TemperatureData`</w:t>
+              <w:t>TemperatureData</w:t>
             </w:r>
           </w:p>
         </w:tc>
@@ -1036,7 +1937,7 @@
                 <w:rFonts w:ascii="Calibri" w:hAnsi="Calibri"/>
                 <w:sz w:val="20"/>
               </w:rPr>
-              <w:t>`ThresholdData`</w:t>
+              <w:t>ThresholdData</w:t>
             </w:r>
           </w:p>
         </w:tc>
@@ -1066,7 +1967,7 @@
                 <w:rFonts w:ascii="Calibri" w:hAnsi="Calibri"/>
                 <w:sz w:val="20"/>
               </w:rPr>
-              <w:t>`FanControl`</w:t>
+              <w:t>FanControl</w:t>
             </w:r>
           </w:p>
         </w:tc>
@@ -1104,73 +2005,23 @@
     </w:tbl>
     <w:p>
       <w:r>
-        <w:t>4. Klik **Save Channel**.</w:t>
-      </w:r>
-    </w:p>
-    <w:p>
-      <w:pPr>
-        <w:jc w:val="center"/>
-        <w:keepNext/>
-      </w:pPr>
-      <w:r>
-        <w:drawing>
-          <wp:inline xmlns:a="http://schemas.openxmlformats.org/drawingml/2006/main" xmlns:pic="http://schemas.openxmlformats.org/drawingml/2006/picture">
-            <wp:extent cx="5040000" cy="2675769"/>
-            <wp:docPr id="2" name="Picture 2"/>
-            <wp:cNvGraphicFramePr>
-              <a:graphicFrameLocks noChangeAspect="1"/>
-            </wp:cNvGraphicFramePr>
-            <a:graphic>
-              <a:graphicData uri="http://schemas.openxmlformats.org/drawingml/2006/picture">
-                <pic:pic>
-                  <pic:nvPicPr>
-                    <pic:cNvPr id="0" name="screenshot_thingspeak_channel_settings.png"/>
-                    <pic:cNvPicPr/>
-                  </pic:nvPicPr>
-                  <pic:blipFill>
-                    <a:blip r:embed="rId10"/>
-                    <a:stretch>
-                      <a:fillRect/>
-                    </a:stretch>
-                  </pic:blipFill>
-                  <pic:spPr>
-                    <a:xfrm>
-                      <a:off x="0" y="0"/>
-                      <a:ext cx="5040000" cy="2675769"/>
-                    </a:xfrm>
-                    <a:prstGeom prst="rect"/>
-                  </pic:spPr>
-                </pic:pic>
-              </a:graphicData>
-            </a:graphic>
-          </wp:inline>
-        </w:drawing>
-      </w:r>
-    </w:p>
-    <w:p>
-      <w:pPr>
-        <w:jc w:val="center"/>
-        <w:keepNext/>
-      </w:pPr>
-      <w:r>
-        <w:rPr>
-          <w:i/>
-          <w:sz w:val="18"/>
-        </w:rPr>
-        <w:t>Gambar 2: Halaman Channel Settings setelah disimpan — Field 1 = TemperatureData, Field 2 = ThresholdData, Field 3 = FanControl.</w:t>
-      </w:r>
-    </w:p>
-    <w:p>
-      <w:pPr>
-        <w:pStyle w:val="Heading2"/>
-      </w:pPr>
-      <w:r>
-        <w:t>4c. Kumpulkan empat kredensial</w:t>
-      </w:r>
-    </w:p>
-    <w:p>
-      <w:r>
-        <w:t>Buka kanal (**Channels → My Channels → kanal Anda**), lalu buka tab **API Keys**.</w:t>
+        <w:rPr>
+          <w:sz w:val="20"/>
+        </w:rPr>
+        <w:t xml:space="preserve">4. Klik </w:t>
+      </w:r>
+      <w:r>
+        <w:rPr>
+          <w:b/>
+          <w:sz w:val="20"/>
+        </w:rPr>
+        <w:t>Save Channel</w:t>
+      </w:r>
+      <w:r>
+        <w:rPr>
+          <w:sz w:val="20"/>
+        </w:rPr>
+        <w:t>.</w:t>
       </w:r>
     </w:p>
     <w:p>
@@ -1190,7 +2041,7 @@
               <a:graphicData uri="http://schemas.openxmlformats.org/drawingml/2006/picture">
                 <pic:pic>
                   <pic:nvPicPr>
-                    <pic:cNvPr id="0" name="screenshot_thingspeak_api_keys.png"/>
+                    <pic:cNvPr id="0" name="screenshot_thingspeak_channel_settings.png"/>
                     <pic:cNvPicPr/>
                   </pic:nvPicPr>
                   <pic:blipFill>
@@ -1223,11 +2074,124 @@
           <w:i/>
           <w:sz w:val="18"/>
         </w:rPr>
-        <w:t>Gambar 3: Tab API Keys menampilkan Write API Key, Read API Key, dan contoh REST/MQTT. Nilai kunci kanal demo **dikaburkan** demi privasi; kanal Anda sendiri akan menampilkan kunci masing-masing.</w:t>
+        <w:t>Gambar 2: Halaman Channel Settings setelah disimpan — Field 1 = TemperatureData, Field 2 = ThresholdData, Field 3 = FanControl.</w:t>
       </w:r>
     </w:p>
     <w:p>
-      <w:r>
+      <w:pPr>
+        <w:pStyle w:val="Heading2"/>
+      </w:pPr>
+      <w:r>
+        <w:t>4c. Kumpulkan empat kredensial</w:t>
+      </w:r>
+    </w:p>
+    <w:p>
+      <w:r>
+        <w:rPr>
+          <w:sz w:val="20"/>
+        </w:rPr>
+        <w:t>Buka kanal (</w:t>
+      </w:r>
+      <w:r>
+        <w:rPr>
+          <w:b/>
+          <w:sz w:val="20"/>
+        </w:rPr>
+        <w:t>Channels → My Channels → kanal Anda</w:t>
+      </w:r>
+      <w:r>
+        <w:rPr>
+          <w:sz w:val="20"/>
+        </w:rPr>
+        <w:t xml:space="preserve">), lalu buka tab </w:t>
+      </w:r>
+      <w:r>
+        <w:rPr>
+          <w:b/>
+          <w:sz w:val="20"/>
+        </w:rPr>
+        <w:t>API Keys</w:t>
+      </w:r>
+      <w:r>
+        <w:rPr>
+          <w:sz w:val="20"/>
+        </w:rPr>
+        <w:t>.</w:t>
+      </w:r>
+    </w:p>
+    <w:p>
+      <w:pPr>
+        <w:jc w:val="center"/>
+        <w:keepNext/>
+      </w:pPr>
+      <w:r>
+        <w:drawing>
+          <wp:inline xmlns:a="http://schemas.openxmlformats.org/drawingml/2006/main" xmlns:pic="http://schemas.openxmlformats.org/drawingml/2006/picture">
+            <wp:extent cx="5040000" cy="2675769"/>
+            <wp:docPr id="4" name="Picture 4"/>
+            <wp:cNvGraphicFramePr>
+              <a:graphicFrameLocks noChangeAspect="1"/>
+            </wp:cNvGraphicFramePr>
+            <a:graphic>
+              <a:graphicData uri="http://schemas.openxmlformats.org/drawingml/2006/picture">
+                <pic:pic>
+                  <pic:nvPicPr>
+                    <pic:cNvPr id="0" name="screenshot_thingspeak_api_keys.png"/>
+                    <pic:cNvPicPr/>
+                  </pic:nvPicPr>
+                  <pic:blipFill>
+                    <a:blip r:embed="rId12"/>
+                    <a:stretch>
+                      <a:fillRect/>
+                    </a:stretch>
+                  </pic:blipFill>
+                  <pic:spPr>
+                    <a:xfrm>
+                      <a:off x="0" y="0"/>
+                      <a:ext cx="5040000" cy="2675769"/>
+                    </a:xfrm>
+                    <a:prstGeom prst="rect"/>
+                  </pic:spPr>
+                </pic:pic>
+              </a:graphicData>
+            </a:graphic>
+          </wp:inline>
+        </w:drawing>
+      </w:r>
+    </w:p>
+    <w:p>
+      <w:pPr>
+        <w:jc w:val="center"/>
+        <w:keepNext/>
+      </w:pPr>
+      <w:r>
+        <w:rPr>
+          <w:i/>
+          <w:sz w:val="18"/>
+        </w:rPr>
+        <w:t xml:space="preserve">Gambar 3: Tab API Keys menampilkan Write API Key, Read API Key, dan contoh REST/MQTT. Nilai kunci kanal demo </w:t>
+      </w:r>
+      <w:r>
+        <w:rPr>
+          <w:b/>
+          <w:i/>
+          <w:sz w:val="18"/>
+        </w:rPr>
+        <w:t>dikaburkan</w:t>
+      </w:r>
+      <w:r>
+        <w:rPr>
+          <w:i/>
+          <w:sz w:val="18"/>
+        </w:rPr>
+        <w:t xml:space="preserve"> demi privasi; kanal Anda sendiri akan menampilkan kunci masing-masing.</w:t>
+      </w:r>
+    </w:p>
+    <w:p>
+      <w:r>
+        <w:rPr>
+          <w:sz w:val="20"/>
+        </w:rPr>
         <w:t>Catat kredensial berikut untuk Langkah 4/5 — akan Anda masukkan ke model Simulink:</w:t>
       </w:r>
     </w:p>
@@ -1372,7 +2336,7 @@
                 <w:rFonts w:ascii="Calibri" w:hAnsi="Calibri"/>
                 <w:sz w:val="20"/>
               </w:rPr>
-              <w:t>`3478187`</w:t>
+              <w:t>3478187</w:t>
             </w:r>
           </w:p>
         </w:tc>
@@ -1380,12 +2344,96 @@
     </w:tbl>
     <w:p>
       <w:r>
-        <w:t>⚠️ **Jaga kerahasiaan kunci.** Write key memungkinkan siapa pun menulis ke kanal Anda. Gunakan kunci Anda sendiri di model — jangan pernah men-commit kunci milik orang lain.</w:t>
+        <w:rPr>
+          <w:sz w:val="20"/>
+        </w:rPr>
+        <w:t xml:space="preserve">⚠️ </w:t>
+      </w:r>
+      <w:r>
+        <w:rPr>
+          <w:b/>
+          <w:sz w:val="20"/>
+        </w:rPr>
+        <w:t>Jaga kerahasiaan kunci.</w:t>
+      </w:r>
+      <w:r>
+        <w:rPr>
+          <w:sz w:val="20"/>
+        </w:rPr>
+        <w:t xml:space="preserve"> Write key memungkinkan siapa pun menulis ke kanal Anda. Gunakan kunci Anda sendiri di model — jangan pernah men-commit kunci milik orang lain.</w:t>
       </w:r>
     </w:p>
     <w:p>
       <w:r>
-        <w:t>🎤 **Narasi (presenter):** "Perhatikan nama field — `TemperatureData`, `ThresholdData`, `FanControl`. Itu bukan sekadar label. ThingSpeak menyimpan tiap nilai pada field bernomor, dan model menyusun pesan `field1=…&amp;field2=…&amp;field3=…` yang persis cocok dengan kanal ini. Salah penulisan nama, data masuk ke field yang keliru."</w:t>
+        <w:rPr>
+          <w:sz w:val="20"/>
+        </w:rPr>
+        <w:t xml:space="preserve">🎤 </w:t>
+      </w:r>
+      <w:r>
+        <w:rPr>
+          <w:b/>
+          <w:sz w:val="20"/>
+        </w:rPr>
+        <w:t>Narasi (presenter):</w:t>
+      </w:r>
+      <w:r>
+        <w:rPr>
+          <w:sz w:val="20"/>
+        </w:rPr>
+        <w:t xml:space="preserve"> "Perhatikan nama field — </w:t>
+      </w:r>
+      <w:r>
+        <w:rPr>
+          <w:rFonts w:ascii="Consolas" w:hAnsi="Consolas"/>
+          <w:sz w:val="18"/>
+        </w:rPr>
+        <w:t>TemperatureData</w:t>
+      </w:r>
+      <w:r>
+        <w:rPr>
+          <w:sz w:val="20"/>
+        </w:rPr>
+        <w:t xml:space="preserve">, </w:t>
+      </w:r>
+      <w:r>
+        <w:rPr>
+          <w:rFonts w:ascii="Consolas" w:hAnsi="Consolas"/>
+          <w:sz w:val="18"/>
+        </w:rPr>
+        <w:t>ThresholdData</w:t>
+      </w:r>
+      <w:r>
+        <w:rPr>
+          <w:sz w:val="20"/>
+        </w:rPr>
+        <w:t xml:space="preserve">, </w:t>
+      </w:r>
+      <w:r>
+        <w:rPr>
+          <w:rFonts w:ascii="Consolas" w:hAnsi="Consolas"/>
+          <w:sz w:val="18"/>
+        </w:rPr>
+        <w:t>FanControl</w:t>
+      </w:r>
+      <w:r>
+        <w:rPr>
+          <w:sz w:val="20"/>
+        </w:rPr>
+        <w:t xml:space="preserve">. Itu bukan sekadar label. ThingSpeak menyimpan tiap nilai pada field bernomor, dan model menyusun pesan </w:t>
+      </w:r>
+      <w:r>
+        <w:rPr>
+          <w:rFonts w:ascii="Consolas" w:hAnsi="Consolas"/>
+          <w:sz w:val="18"/>
+        </w:rPr>
+        <w:t>field1=…&amp;field2=…&amp;field3=…</w:t>
+      </w:r>
+      <w:r>
+        <w:rPr>
+          <w:sz w:val="20"/>
+        </w:rPr>
+        <w:t xml:space="preserve"> yang persis cocok dengan kanal ini. Salah penulisan nama, data masuk ke field yang keliru."</w:t>
       </w:r>
     </w:p>
     <w:p>
@@ -1414,7 +2462,7 @@
         <w:drawing>
           <wp:inline xmlns:a="http://schemas.openxmlformats.org/drawingml/2006/main" xmlns:pic="http://schemas.openxmlformats.org/drawingml/2006/picture">
             <wp:extent cx="5040000" cy="1911446"/>
-            <wp:docPr id="4" name="Picture 4"/>
+            <wp:docPr id="5" name="Picture 5"/>
             <wp:cNvGraphicFramePr>
               <a:graphicFrameLocks noChangeAspect="1"/>
             </wp:cNvGraphicFramePr>
@@ -1426,7 +2474,7 @@
                     <pic:cNvPicPr/>
                   </pic:nvPicPr>
                   <pic:blipFill>
-                    <a:blip r:embed="rId12"/>
+                    <a:blip r:embed="rId13"/>
                     <a:stretch>
                       <a:fillRect/>
                     </a:stretch>
@@ -1455,47 +2503,476 @@
           <w:i/>
           <w:sz w:val="18"/>
         </w:rPr>
-        <w:t>Gambar 4: **Model starter** terbuka dengan kerangka simulasi yang sudah terpasang — knob dashboard, pemilih sumber Sim/HW, konstanta threshold, routing sinyal GoTo/From, dan display.</w:t>
+        <w:t xml:space="preserve">Gambar 4: </w:t>
+      </w:r>
+      <w:r>
+        <w:rPr>
+          <w:b/>
+          <w:i/>
+          <w:sz w:val="18"/>
+        </w:rPr>
+        <w:t>Model starter</w:t>
+      </w:r>
+      <w:r>
+        <w:rPr>
+          <w:i/>
+          <w:sz w:val="18"/>
+        </w:rPr>
+        <w:t xml:space="preserve"> terbuka dengan kerangka simulasi yang sudah terpasang — knob dashboard, pemilih sumber Sim/HW, konstanta threshold, routing sinyal GoTo/From, dan display.</w:t>
       </w:r>
     </w:p>
     <w:p>
       <w:r>
+        <w:rPr>
+          <w:sz w:val="20"/>
+        </w:rPr>
         <w:t>Model starter sudah berisi (hanya dibaca pada langkah ini):</w:t>
       </w:r>
     </w:p>
     <w:p>
       <w:r>
-        <w:t>- **Knob / Knob1** — input dashboard (`ScaleMax = 4095`, sesuai ADC 12-bit ESP32).</w:t>
+        <w:rPr>
+          <w:sz w:val="20"/>
+        </w:rPr>
+        <w:t xml:space="preserve">- </w:t>
+      </w:r>
+      <w:r>
+        <w:rPr>
+          <w:b/>
+          <w:sz w:val="20"/>
+        </w:rPr>
+        <w:t>Knob / Knob1</w:t>
+      </w:r>
+      <w:r>
+        <w:rPr>
+          <w:sz w:val="20"/>
+        </w:rPr>
+        <w:t xml:space="preserve"> — input dashboard (</w:t>
+      </w:r>
+      <w:r>
+        <w:rPr>
+          <w:rFonts w:ascii="Consolas" w:hAnsi="Consolas"/>
+          <w:sz w:val="18"/>
+        </w:rPr>
+        <w:t>ScaleMax = 4095</w:t>
+      </w:r>
+      <w:r>
+        <w:rPr>
+          <w:sz w:val="20"/>
+        </w:rPr>
+        <w:t>, sesuai ADC 12-bit ESP32).</w:t>
       </w:r>
     </w:p>
     <w:p>
       <w:r>
-        <w:t>- **SensorADC Value** dan **ThresholdData** (konstanta, `±3620` / `±2951` di starter) — nilai *simulasi* yang diatur knob. Di model **lengkap**, keduanya menjadi **parameter tunable** `SensorKnob` / `ThresholdKnob` (didefinisikan di `data/TunableParameter.m`).</w:t>
+        <w:rPr>
+          <w:sz w:val="20"/>
+        </w:rPr>
+        <w:t xml:space="preserve">- </w:t>
+      </w:r>
+      <w:r>
+        <w:rPr>
+          <w:b/>
+          <w:sz w:val="20"/>
+        </w:rPr>
+        <w:t>SensorADC Value</w:t>
+      </w:r>
+      <w:r>
+        <w:rPr>
+          <w:sz w:val="20"/>
+        </w:rPr>
+        <w:t xml:space="preserve"> dan </w:t>
+      </w:r>
+      <w:r>
+        <w:rPr>
+          <w:b/>
+          <w:sz w:val="20"/>
+        </w:rPr>
+        <w:t>ThresholdData</w:t>
+      </w:r>
+      <w:r>
+        <w:rPr>
+          <w:sz w:val="20"/>
+        </w:rPr>
+        <w:t xml:space="preserve"> (konstanta, </w:t>
+      </w:r>
+      <w:r>
+        <w:rPr>
+          <w:rFonts w:ascii="Consolas" w:hAnsi="Consolas"/>
+          <w:sz w:val="18"/>
+        </w:rPr>
+        <w:t>±3620</w:t>
+      </w:r>
+      <w:r>
+        <w:rPr>
+          <w:sz w:val="20"/>
+        </w:rPr>
+        <w:t xml:space="preserve"> / </w:t>
+      </w:r>
+      <w:r>
+        <w:rPr>
+          <w:rFonts w:ascii="Consolas" w:hAnsi="Consolas"/>
+          <w:sz w:val="18"/>
+        </w:rPr>
+        <w:t>±2951</w:t>
+      </w:r>
+      <w:r>
+        <w:rPr>
+          <w:sz w:val="20"/>
+        </w:rPr>
+        <w:t xml:space="preserve"> di starter) — nilai </w:t>
+      </w:r>
+      <w:r>
+        <w:rPr>
+          <w:i/>
+          <w:sz w:val="20"/>
+        </w:rPr>
+        <w:t>simulasi</w:t>
+      </w:r>
+      <w:r>
+        <w:rPr>
+          <w:sz w:val="20"/>
+        </w:rPr>
+        <w:t xml:space="preserve"> yang diatur knob. Di model </w:t>
+      </w:r>
+      <w:r>
+        <w:rPr>
+          <w:b/>
+          <w:sz w:val="20"/>
+        </w:rPr>
+        <w:t>lengkap</w:t>
+      </w:r>
+      <w:r>
+        <w:rPr>
+          <w:sz w:val="20"/>
+        </w:rPr>
+        <w:t xml:space="preserve">, keduanya menjadi </w:t>
+      </w:r>
+      <w:r>
+        <w:rPr>
+          <w:b/>
+          <w:sz w:val="20"/>
+        </w:rPr>
+        <w:t>parameter tunable</w:t>
+      </w:r>
+      <w:r>
+        <w:rPr>
+          <w:sz w:val="20"/>
+        </w:rPr>
+        <w:t xml:space="preserve"> </w:t>
+      </w:r>
+      <w:r>
+        <w:rPr>
+          <w:rFonts w:ascii="Consolas" w:hAnsi="Consolas"/>
+          <w:sz w:val="18"/>
+        </w:rPr>
+        <w:t>SensorKnob</w:t>
+      </w:r>
+      <w:r>
+        <w:rPr>
+          <w:sz w:val="20"/>
+        </w:rPr>
+        <w:t xml:space="preserve"> / </w:t>
+      </w:r>
+      <w:r>
+        <w:rPr>
+          <w:rFonts w:ascii="Consolas" w:hAnsi="Consolas"/>
+          <w:sz w:val="18"/>
+        </w:rPr>
+        <w:t>ThresholdKnob</w:t>
+      </w:r>
+      <w:r>
+        <w:rPr>
+          <w:sz w:val="20"/>
+        </w:rPr>
+        <w:t xml:space="preserve"> (didefinisikan di </w:t>
+      </w:r>
+      <w:r>
+        <w:rPr>
+          <w:rFonts w:ascii="Consolas" w:hAnsi="Consolas"/>
+          <w:sz w:val="18"/>
+        </w:rPr>
+        <w:t>data/TunableParameter.m</w:t>
+      </w:r>
+      <w:r>
+        <w:rPr>
+          <w:sz w:val="20"/>
+        </w:rPr>
+        <w:t>).</w:t>
       </w:r>
     </w:p>
     <w:p>
       <w:r>
-        <w:t>- **Sensor Data Source** — komponen web custom tuning (toggle Sim ↔ Hardware).</w:t>
+        <w:rPr>
+          <w:sz w:val="20"/>
+        </w:rPr>
+        <w:t xml:space="preserve">- </w:t>
+      </w:r>
+      <w:r>
+        <w:rPr>
+          <w:b/>
+          <w:sz w:val="20"/>
+        </w:rPr>
+        <w:t>Sensor Data Source</w:t>
+      </w:r>
+      <w:r>
+        <w:rPr>
+          <w:sz w:val="20"/>
+        </w:rPr>
+        <w:t xml:space="preserve"> — komponen web custom tuning (toggle Sim ↔ Hardware).</w:t>
       </w:r>
     </w:p>
     <w:p>
       <w:r>
-        <w:t>- **Switch / Switch2** — memilih input **Simulasi** (dari knob) atau **Hardware** (dari ADC ESP32, ditambahkan di Langkah 5).</w:t>
+        <w:rPr>
+          <w:sz w:val="20"/>
+        </w:rPr>
+        <w:t xml:space="preserve">- </w:t>
+      </w:r>
+      <w:r>
+        <w:rPr>
+          <w:b/>
+          <w:sz w:val="20"/>
+        </w:rPr>
+        <w:t>Switch / Switch2</w:t>
+      </w:r>
+      <w:r>
+        <w:rPr>
+          <w:sz w:val="20"/>
+        </w:rPr>
+        <w:t xml:space="preserve"> — memilih input </w:t>
+      </w:r>
+      <w:r>
+        <w:rPr>
+          <w:b/>
+          <w:sz w:val="20"/>
+        </w:rPr>
+        <w:t>Simulasi</w:t>
+      </w:r>
+      <w:r>
+        <w:rPr>
+          <w:sz w:val="20"/>
+        </w:rPr>
+        <w:t xml:space="preserve"> (dari knob) atau </w:t>
+      </w:r>
+      <w:r>
+        <w:rPr>
+          <w:b/>
+          <w:sz w:val="20"/>
+        </w:rPr>
+        <w:t>Hardware</w:t>
+      </w:r>
+      <w:r>
+        <w:rPr>
+          <w:sz w:val="20"/>
+        </w:rPr>
+        <w:t xml:space="preserve"> (dari ADC ESP32, ditambahkan di Langkah 5).</w:t>
       </w:r>
     </w:p>
     <w:p>
       <w:r>
-        <w:t>- **Blok GoTo/From** — tag `SimADCTemp`, `SimThreshold`, `ADCTemp`, `ADCThreshold`, `TemperatureData`, `ThresholdData`, `FanControl` mengangkut sinyal di antara dua sisi model.</w:t>
+        <w:rPr>
+          <w:sz w:val="20"/>
+        </w:rPr>
+        <w:t xml:space="preserve">- </w:t>
+      </w:r>
+      <w:r>
+        <w:rPr>
+          <w:b/>
+          <w:sz w:val="20"/>
+        </w:rPr>
+        <w:t>Blok GoTo/From</w:t>
+      </w:r>
+      <w:r>
+        <w:rPr>
+          <w:sz w:val="20"/>
+        </w:rPr>
+        <w:t xml:space="preserve"> — tag </w:t>
+      </w:r>
+      <w:r>
+        <w:rPr>
+          <w:rFonts w:ascii="Consolas" w:hAnsi="Consolas"/>
+          <w:sz w:val="18"/>
+        </w:rPr>
+        <w:t>SimADCTemp</w:t>
+      </w:r>
+      <w:r>
+        <w:rPr>
+          <w:sz w:val="20"/>
+        </w:rPr>
+        <w:t xml:space="preserve">, </w:t>
+      </w:r>
+      <w:r>
+        <w:rPr>
+          <w:rFonts w:ascii="Consolas" w:hAnsi="Consolas"/>
+          <w:sz w:val="18"/>
+        </w:rPr>
+        <w:t>SimThreshold</w:t>
+      </w:r>
+      <w:r>
+        <w:rPr>
+          <w:sz w:val="20"/>
+        </w:rPr>
+        <w:t xml:space="preserve">, </w:t>
+      </w:r>
+      <w:r>
+        <w:rPr>
+          <w:rFonts w:ascii="Consolas" w:hAnsi="Consolas"/>
+          <w:sz w:val="18"/>
+        </w:rPr>
+        <w:t>ADCTemp</w:t>
+      </w:r>
+      <w:r>
+        <w:rPr>
+          <w:sz w:val="20"/>
+        </w:rPr>
+        <w:t xml:space="preserve">, </w:t>
+      </w:r>
+      <w:r>
+        <w:rPr>
+          <w:rFonts w:ascii="Consolas" w:hAnsi="Consolas"/>
+          <w:sz w:val="18"/>
+        </w:rPr>
+        <w:t>ADCThreshold</w:t>
+      </w:r>
+      <w:r>
+        <w:rPr>
+          <w:sz w:val="20"/>
+        </w:rPr>
+        <w:t xml:space="preserve">, </w:t>
+      </w:r>
+      <w:r>
+        <w:rPr>
+          <w:rFonts w:ascii="Consolas" w:hAnsi="Consolas"/>
+          <w:sz w:val="18"/>
+        </w:rPr>
+        <w:t>TemperatureData</w:t>
+      </w:r>
+      <w:r>
+        <w:rPr>
+          <w:sz w:val="20"/>
+        </w:rPr>
+        <w:t xml:space="preserve">, </w:t>
+      </w:r>
+      <w:r>
+        <w:rPr>
+          <w:rFonts w:ascii="Consolas" w:hAnsi="Consolas"/>
+          <w:sz w:val="18"/>
+        </w:rPr>
+        <w:t>ThresholdData</w:t>
+      </w:r>
+      <w:r>
+        <w:rPr>
+          <w:sz w:val="20"/>
+        </w:rPr>
+        <w:t xml:space="preserve">, </w:t>
+      </w:r>
+      <w:r>
+        <w:rPr>
+          <w:rFonts w:ascii="Consolas" w:hAnsi="Consolas"/>
+          <w:sz w:val="18"/>
+        </w:rPr>
+        <w:t>FanControl</w:t>
+      </w:r>
+      <w:r>
+        <w:rPr>
+          <w:sz w:val="20"/>
+        </w:rPr>
+        <w:t xml:space="preserve"> mengangkut sinyal di antara dua sisi model.</w:t>
       </w:r>
     </w:p>
     <w:p>
       <w:r>
-        <w:t>- **Display &amp; Lamp** — memvisualisasikan nilai hasil scaling dan status on/off.</w:t>
+        <w:rPr>
+          <w:sz w:val="20"/>
+        </w:rPr>
+        <w:t xml:space="preserve">- </w:t>
+      </w:r>
+      <w:r>
+        <w:rPr>
+          <w:b/>
+          <w:sz w:val="20"/>
+        </w:rPr>
+        <w:t>Display &amp; Lamp</w:t>
+      </w:r>
+      <w:r>
+        <w:rPr>
+          <w:sz w:val="20"/>
+        </w:rPr>
+        <w:t xml:space="preserve"> — memvisualisasikan nilai hasil scaling dan status on/off.</w:t>
       </w:r>
     </w:p>
     <w:p>
       <w:r>
-        <w:t>🎤 **Narasi (presenter):** "Model starter adalah jalur kabel — semua *pipa* sudah terpasang. Perhatikan tag `GoTo`/`From`: ia bekerja seperti bus bernama sehingga kita bisa merutekan sinyal tanpa menggambar setiap kabelnya. Tugas Anda sekarang adalah menambahkan *mesinnya*: input ADC asli, logika threshold, dan blok IoT yang berkomunikasi dengan ThingSpeak."</w:t>
+        <w:rPr>
+          <w:sz w:val="20"/>
+        </w:rPr>
+        <w:t xml:space="preserve">🎤 </w:t>
+      </w:r>
+      <w:r>
+        <w:rPr>
+          <w:b/>
+          <w:sz w:val="20"/>
+        </w:rPr>
+        <w:t>Narasi (presenter):</w:t>
+      </w:r>
+      <w:r>
+        <w:rPr>
+          <w:sz w:val="20"/>
+        </w:rPr>
+        <w:t xml:space="preserve"> "Model starter adalah jalur kabel — semua </w:t>
+      </w:r>
+      <w:r>
+        <w:rPr>
+          <w:i/>
+          <w:sz w:val="20"/>
+        </w:rPr>
+        <w:t>pipa</w:t>
+      </w:r>
+      <w:r>
+        <w:rPr>
+          <w:sz w:val="20"/>
+        </w:rPr>
+        <w:t xml:space="preserve"> sudah terpasang. Perhatikan tag </w:t>
+      </w:r>
+      <w:r>
+        <w:rPr>
+          <w:rFonts w:ascii="Consolas" w:hAnsi="Consolas"/>
+          <w:sz w:val="18"/>
+        </w:rPr>
+        <w:t>GoTo</w:t>
+      </w:r>
+      <w:r>
+        <w:rPr>
+          <w:sz w:val="20"/>
+        </w:rPr>
+        <w:t>/</w:t>
+      </w:r>
+      <w:r>
+        <w:rPr>
+          <w:rFonts w:ascii="Consolas" w:hAnsi="Consolas"/>
+          <w:sz w:val="18"/>
+        </w:rPr>
+        <w:t>From</w:t>
+      </w:r>
+      <w:r>
+        <w:rPr>
+          <w:sz w:val="20"/>
+        </w:rPr>
+        <w:t xml:space="preserve">: ia bekerja seperti bus bernama sehingga kita bisa merutekan sinyal tanpa menggambar setiap kabelnya. Tugas Anda sekarang adalah menambahkan </w:t>
+      </w:r>
+      <w:r>
+        <w:rPr>
+          <w:i/>
+          <w:sz w:val="20"/>
+        </w:rPr>
+        <w:t>mesinnya</w:t>
+      </w:r>
+      <w:r>
+        <w:rPr>
+          <w:sz w:val="20"/>
+        </w:rPr>
+        <w:t>: input ADC asli, logika threshold, dan blok IoT yang berkomunikasi dengan ThingSpeak."</w:t>
       </w:r>
     </w:p>
     <w:p>
@@ -1508,7 +2985,36 @@
     </w:p>
     <w:p>
       <w:r>
-        <w:t>Buka **Model Settings** (**Ctrl+E**) dan periksa pengaturan berikut:</w:t>
+        <w:rPr>
+          <w:sz w:val="20"/>
+        </w:rPr>
+        <w:t xml:space="preserve">Buka </w:t>
+      </w:r>
+      <w:r>
+        <w:rPr>
+          <w:b/>
+          <w:sz w:val="20"/>
+        </w:rPr>
+        <w:t>Model Settings</w:t>
+      </w:r>
+      <w:r>
+        <w:rPr>
+          <w:sz w:val="20"/>
+        </w:rPr>
+        <w:t xml:space="preserve"> (</w:t>
+      </w:r>
+      <w:r>
+        <w:rPr>
+          <w:b/>
+          <w:sz w:val="20"/>
+        </w:rPr>
+        <w:t>Ctrl+E</w:t>
+      </w:r>
+      <w:r>
+        <w:rPr>
+          <w:sz w:val="20"/>
+        </w:rPr>
+        <w:t>) dan periksa pengaturan berikut:</w:t>
       </w:r>
     </w:p>
     <w:tbl>
@@ -1652,7 +3158,7 @@
                 <w:rFonts w:ascii="Calibri" w:hAnsi="Calibri"/>
                 <w:sz w:val="20"/>
               </w:rPr>
-              <w:t>`Fixed-step`</w:t>
+              <w:t>Fixed-step</w:t>
             </w:r>
           </w:p>
         </w:tc>
@@ -1695,7 +3201,7 @@
                 <w:rFonts w:ascii="Calibri" w:hAnsi="Calibri"/>
                 <w:sz w:val="20"/>
               </w:rPr>
-              <w:t>`discrete (no continuous states)`; Fixed-step size `auto`</w:t>
+              <w:t>discrete (no continuous states); Fixed-step size auto</w:t>
             </w:r>
           </w:p>
         </w:tc>
@@ -1739,7 +3245,7 @@
                 <w:rFonts w:ascii="Calibri" w:hAnsi="Calibri"/>
                 <w:sz w:val="20"/>
               </w:rPr>
-              <w:t>`ESP32-WROOM (Arduino Compatible)`</w:t>
+              <w:t>ESP32-WROOM (Arduino Compatible)</w:t>
             </w:r>
           </w:p>
         </w:tc>
@@ -1782,7 +3288,7 @@
                 <w:rFonts w:ascii="Calibri" w:hAnsi="Calibri"/>
                 <w:sz w:val="20"/>
               </w:rPr>
-              <w:t>`0.01` (dari blok Analog Input)</w:t>
+              <w:t>0.01 (dari blok Analog Input)</w:t>
             </w:r>
           </w:p>
         </w:tc>
@@ -1826,7 +3332,7 @@
                 <w:rFonts w:ascii="Calibri" w:hAnsi="Calibri"/>
                 <w:sz w:val="20"/>
               </w:rPr>
-              <w:t>`XCP on Serial`</w:t>
+              <w:t>XCP on Serial</w:t>
             </w:r>
           </w:p>
         </w:tc>
@@ -1869,7 +3375,7 @@
                 <w:rFonts w:ascii="Calibri" w:hAnsi="Calibri"/>
                 <w:sz w:val="20"/>
               </w:rPr>
-              <w:t>port `arduinolist` Anda (mis. `COM8`)</w:t>
+              <w:t>port arduinolist Anda (mis. COM8)</w:t>
             </w:r>
           </w:p>
         </w:tc>
@@ -1912,7 +3418,7 @@
                 <w:rFonts w:ascii="Calibri" w:hAnsi="Calibri"/>
                 <w:sz w:val="20"/>
               </w:rPr>
-              <w:t>`921600`</w:t>
+              <w:t>921600</w:t>
             </w:r>
           </w:p>
         </w:tc>
@@ -2101,7 +3607,7 @@
         <w:drawing>
           <wp:inline xmlns:a="http://schemas.openxmlformats.org/drawingml/2006/main" xmlns:pic="http://schemas.openxmlformats.org/drawingml/2006/picture">
             <wp:extent cx="5040000" cy="3973760"/>
-            <wp:docPr id="5" name="Picture 5"/>
+            <wp:docPr id="6" name="Picture 6"/>
             <wp:cNvGraphicFramePr>
               <a:graphicFrameLocks noChangeAspect="1"/>
             </wp:cNvGraphicFramePr>
@@ -2113,7 +3619,7 @@
                     <pic:cNvPicPr/>
                   </pic:nvPicPr>
                   <pic:blipFill>
-                    <a:blip r:embed="rId13"/>
+                    <a:blip r:embed="rId14"/>
                     <a:stretch>
                       <a:fillRect/>
                     </a:stretch>
@@ -2142,32 +3648,407 @@
           <w:i/>
           <w:sz w:val="18"/>
         </w:rPr>
-        <w:t>Gambar 5: **Model Settings → Hardware Implementation** (dibuka dengan `Ctrl+E`). Board ESP32-WROOM (Arduino Compatible), target code-generation `ert.tlc`, dan target hardware resources (Wi-Fi, external mode) dikonfigurasi di sini.</w:t>
+        <w:t xml:space="preserve">Gambar 5: </w:t>
+      </w:r>
+      <w:r>
+        <w:rPr>
+          <w:b/>
+          <w:i/>
+          <w:sz w:val="18"/>
+        </w:rPr>
+        <w:t>Model Settings → Hardware Implementation</w:t>
+      </w:r>
+      <w:r>
+        <w:rPr>
+          <w:i/>
+          <w:sz w:val="18"/>
+        </w:rPr>
+        <w:t xml:space="preserve"> (dibuka dengan </w:t>
+      </w:r>
+      <w:r>
+        <w:rPr>
+          <w:rFonts w:ascii="Consolas" w:hAnsi="Consolas"/>
+          <w:i/>
+          <w:sz w:val="16"/>
+        </w:rPr>
+        <w:t>Ctrl+E</w:t>
+      </w:r>
+      <w:r>
+        <w:rPr>
+          <w:i/>
+          <w:sz w:val="18"/>
+        </w:rPr>
+        <w:t xml:space="preserve">). Board ESP32-WROOM (Arduino Compatible), target code-generation </w:t>
+      </w:r>
+      <w:r>
+        <w:rPr>
+          <w:rFonts w:ascii="Consolas" w:hAnsi="Consolas"/>
+          <w:i/>
+          <w:sz w:val="16"/>
+        </w:rPr>
+        <w:t>ert.tlc</w:t>
+      </w:r>
+      <w:r>
+        <w:rPr>
+          <w:i/>
+          <w:sz w:val="18"/>
+        </w:rPr>
+        <w:t>, dan target hardware resources (Wi-Fi, external mode) dikonfigurasi di sini.</w:t>
       </w:r>
     </w:p>
     <w:p>
       <w:r>
-        <w:t>**Optimisasi code-generation (Model Settings → Code Generation → Optimization):**</w:t>
+        <w:rPr>
+          <w:b/>
+          <w:sz w:val="20"/>
+        </w:rPr>
+        <w:t>Optimisasi code-generation (Model Settings → Code Generation → Optimization):</w:t>
       </w:r>
     </w:p>
     <w:p>
       <w:r>
-        <w:t>- **Default parameter behavior** = `Inlined` (parameter di-inline; `RTWInlineParameters = on`, akses **Literals**).</w:t>
+        <w:rPr>
+          <w:sz w:val="20"/>
+        </w:rPr>
+        <w:t xml:space="preserve">- </w:t>
+      </w:r>
+      <w:r>
+        <w:rPr>
+          <w:b/>
+          <w:sz w:val="20"/>
+        </w:rPr>
+        <w:t>Default parameter behavior</w:t>
+      </w:r>
+      <w:r>
+        <w:rPr>
+          <w:sz w:val="20"/>
+        </w:rPr>
+        <w:t xml:space="preserve"> = </w:t>
+      </w:r>
+      <w:r>
+        <w:rPr>
+          <w:rFonts w:ascii="Consolas" w:hAnsi="Consolas"/>
+          <w:sz w:val="18"/>
+        </w:rPr>
+        <w:t>Inlined</w:t>
+      </w:r>
+      <w:r>
+        <w:rPr>
+          <w:sz w:val="20"/>
+        </w:rPr>
+        <w:t xml:space="preserve"> (parameter di-inline; </w:t>
+      </w:r>
+      <w:r>
+        <w:rPr>
+          <w:rFonts w:ascii="Consolas" w:hAnsi="Consolas"/>
+          <w:sz w:val="18"/>
+        </w:rPr>
+        <w:t>RTWInlineParameters = on</w:t>
+      </w:r>
+      <w:r>
+        <w:rPr>
+          <w:sz w:val="20"/>
+        </w:rPr>
+        <w:t xml:space="preserve">, akses </w:t>
+      </w:r>
+      <w:r>
+        <w:rPr>
+          <w:b/>
+          <w:sz w:val="20"/>
+        </w:rPr>
+        <w:t>Literals</w:t>
+      </w:r>
+      <w:r>
+        <w:rPr>
+          <w:sz w:val="20"/>
+        </w:rPr>
+        <w:t>).</w:t>
       </w:r>
     </w:p>
     <w:p>
       <w:r>
-        <w:t>- **Parameter tunable** — `SensorKnob` dan `ThresholdKnob` adalah objek `Simulink.Parameter` dengan penyimpanan **`ExportedGlobal`**, didefinisikan di **`data/TunableParameter.m`** (`SensorKnob.Value = 3072`, `ThresholdKnob.Value = 2048`). Karena tunable, keduanya dapat diubah **live** pada mode external (Monitor &amp; Tune) tanpa rebuild — knob dashboard menggerakkannya.</w:t>
+        <w:rPr>
+          <w:sz w:val="20"/>
+        </w:rPr>
+        <w:t xml:space="preserve">- </w:t>
+      </w:r>
+      <w:r>
+        <w:rPr>
+          <w:b/>
+          <w:sz w:val="20"/>
+        </w:rPr>
+        <w:t>Parameter tunable</w:t>
+      </w:r>
+      <w:r>
+        <w:rPr>
+          <w:sz w:val="20"/>
+        </w:rPr>
+        <w:t xml:space="preserve"> — </w:t>
+      </w:r>
+      <w:r>
+        <w:rPr>
+          <w:rFonts w:ascii="Consolas" w:hAnsi="Consolas"/>
+          <w:sz w:val="18"/>
+        </w:rPr>
+        <w:t>SensorKnob</w:t>
+      </w:r>
+      <w:r>
+        <w:rPr>
+          <w:sz w:val="20"/>
+        </w:rPr>
+        <w:t xml:space="preserve"> dan </w:t>
+      </w:r>
+      <w:r>
+        <w:rPr>
+          <w:rFonts w:ascii="Consolas" w:hAnsi="Consolas"/>
+          <w:sz w:val="18"/>
+        </w:rPr>
+        <w:t>ThresholdKnob</w:t>
+      </w:r>
+      <w:r>
+        <w:rPr>
+          <w:sz w:val="20"/>
+        </w:rPr>
+        <w:t xml:space="preserve"> adalah objek </w:t>
+      </w:r>
+      <w:r>
+        <w:rPr>
+          <w:rFonts w:ascii="Consolas" w:hAnsi="Consolas"/>
+          <w:sz w:val="18"/>
+        </w:rPr>
+        <w:t>Simulink.Parameter</w:t>
+      </w:r>
+      <w:r>
+        <w:rPr>
+          <w:sz w:val="20"/>
+        </w:rPr>
+        <w:t xml:space="preserve"> dengan penyimpanan </w:t>
+      </w:r>
+      <w:r>
+        <w:rPr>
+          <w:rFonts w:ascii="Consolas" w:hAnsi="Consolas"/>
+          <w:b/>
+          <w:sz w:val="18"/>
+        </w:rPr>
+        <w:t>ExportedGlobal</w:t>
+      </w:r>
+      <w:r>
+        <w:rPr>
+          <w:sz w:val="20"/>
+        </w:rPr>
+        <w:t xml:space="preserve">, didefinisikan di </w:t>
+      </w:r>
+      <w:r>
+        <w:rPr>
+          <w:rFonts w:ascii="Consolas" w:hAnsi="Consolas"/>
+          <w:b/>
+          <w:sz w:val="18"/>
+        </w:rPr>
+        <w:t>data/TunableParameter.m</w:t>
+      </w:r>
+      <w:r>
+        <w:rPr>
+          <w:sz w:val="20"/>
+        </w:rPr>
+        <w:t xml:space="preserve"> (</w:t>
+      </w:r>
+      <w:r>
+        <w:rPr>
+          <w:rFonts w:ascii="Consolas" w:hAnsi="Consolas"/>
+          <w:sz w:val="18"/>
+        </w:rPr>
+        <w:t>SensorKnob.Value = 3072</w:t>
+      </w:r>
+      <w:r>
+        <w:rPr>
+          <w:sz w:val="20"/>
+        </w:rPr>
+        <w:t xml:space="preserve">, </w:t>
+      </w:r>
+      <w:r>
+        <w:rPr>
+          <w:rFonts w:ascii="Consolas" w:hAnsi="Consolas"/>
+          <w:sz w:val="18"/>
+        </w:rPr>
+        <w:t>ThresholdKnob.Value = 2048</w:t>
+      </w:r>
+      <w:r>
+        <w:rPr>
+          <w:sz w:val="20"/>
+        </w:rPr>
+        <w:t xml:space="preserve">). Karena tunable, keduanya dapat diubah </w:t>
+      </w:r>
+      <w:r>
+        <w:rPr>
+          <w:b/>
+          <w:sz w:val="20"/>
+        </w:rPr>
+        <w:t>live</w:t>
+      </w:r>
+      <w:r>
+        <w:rPr>
+          <w:sz w:val="20"/>
+        </w:rPr>
+        <w:t xml:space="preserve"> pada mode external (Monitor &amp; Tune) tanpa rebuild — knob dashboard menggerakkannya.</w:t>
       </w:r>
     </w:p>
     <w:p>
       <w:r>
-        <w:t>- **Level optimisasi** = standar (`OptimizationPriority` `Balanced`); optimisasi penyimpanan buffer dan block-I/O nonaktif — menjaga kode yang dihasilkan tetap sederhana dan mudah dibaca.</w:t>
+        <w:rPr>
+          <w:sz w:val="20"/>
+        </w:rPr>
+        <w:t xml:space="preserve">- </w:t>
+      </w:r>
+      <w:r>
+        <w:rPr>
+          <w:b/>
+          <w:sz w:val="20"/>
+        </w:rPr>
+        <w:t>Level optimisasi</w:t>
+      </w:r>
+      <w:r>
+        <w:rPr>
+          <w:sz w:val="20"/>
+        </w:rPr>
+        <w:t xml:space="preserve"> = standar (</w:t>
+      </w:r>
+      <w:r>
+        <w:rPr>
+          <w:rFonts w:ascii="Consolas" w:hAnsi="Consolas"/>
+          <w:sz w:val="18"/>
+        </w:rPr>
+        <w:t>OptimizationPriority</w:t>
+      </w:r>
+      <w:r>
+        <w:rPr>
+          <w:sz w:val="20"/>
+        </w:rPr>
+        <w:t xml:space="preserve"> </w:t>
+      </w:r>
+      <w:r>
+        <w:rPr>
+          <w:rFonts w:ascii="Consolas" w:hAnsi="Consolas"/>
+          <w:sz w:val="18"/>
+        </w:rPr>
+        <w:t>Balanced</w:t>
+      </w:r>
+      <w:r>
+        <w:rPr>
+          <w:sz w:val="20"/>
+        </w:rPr>
+        <w:t>); optimisasi penyimpanan buffer dan block-I/O nonaktif — menjaga kode yang dihasilkan tetap sederhana dan mudah dibaca.</w:t>
       </w:r>
     </w:p>
     <w:p>
       <w:r>
-        <w:t>💡 Model lengkap dikirim dengan kredensial **placeholder** (`YOUR_WIFI_SSID`, `YOUR_WIFI_PASSWORD`, `YOUR_MQTT_USERNAME`, `YOUR_MQTT_PASSWORD`, `YOUR_READ_API_KEY`). **Ganti dengan Wi‑Fi dan kanal milik Anda sendiri** agar data mengalir ke akun ThingSpeak *Anda* — dialog blok dan pengaturan target membaca nilai-nilai ini saat build.</w:t>
+        <w:rPr>
+          <w:sz w:val="20"/>
+        </w:rPr>
+        <w:t xml:space="preserve">💡 Model lengkap dikirim dengan kredensial </w:t>
+      </w:r>
+      <w:r>
+        <w:rPr>
+          <w:b/>
+          <w:sz w:val="20"/>
+        </w:rPr>
+        <w:t>placeholder</w:t>
+      </w:r>
+      <w:r>
+        <w:rPr>
+          <w:sz w:val="20"/>
+        </w:rPr>
+        <w:t xml:space="preserve"> (</w:t>
+      </w:r>
+      <w:r>
+        <w:rPr>
+          <w:rFonts w:ascii="Consolas" w:hAnsi="Consolas"/>
+          <w:sz w:val="18"/>
+        </w:rPr>
+        <w:t>YOUR_WIFI_SSID</w:t>
+      </w:r>
+      <w:r>
+        <w:rPr>
+          <w:sz w:val="20"/>
+        </w:rPr>
+        <w:t xml:space="preserve">, </w:t>
+      </w:r>
+      <w:r>
+        <w:rPr>
+          <w:rFonts w:ascii="Consolas" w:hAnsi="Consolas"/>
+          <w:sz w:val="18"/>
+        </w:rPr>
+        <w:t>YOUR_WIFI_PASSWORD</w:t>
+      </w:r>
+      <w:r>
+        <w:rPr>
+          <w:sz w:val="20"/>
+        </w:rPr>
+        <w:t xml:space="preserve">, </w:t>
+      </w:r>
+      <w:r>
+        <w:rPr>
+          <w:rFonts w:ascii="Consolas" w:hAnsi="Consolas"/>
+          <w:sz w:val="18"/>
+        </w:rPr>
+        <w:t>YOUR_MQTT_USERNAME</w:t>
+      </w:r>
+      <w:r>
+        <w:rPr>
+          <w:sz w:val="20"/>
+        </w:rPr>
+        <w:t xml:space="preserve">, </w:t>
+      </w:r>
+      <w:r>
+        <w:rPr>
+          <w:rFonts w:ascii="Consolas" w:hAnsi="Consolas"/>
+          <w:sz w:val="18"/>
+        </w:rPr>
+        <w:t>YOUR_MQTT_PASSWORD</w:t>
+      </w:r>
+      <w:r>
+        <w:rPr>
+          <w:sz w:val="20"/>
+        </w:rPr>
+        <w:t xml:space="preserve">, </w:t>
+      </w:r>
+      <w:r>
+        <w:rPr>
+          <w:rFonts w:ascii="Consolas" w:hAnsi="Consolas"/>
+          <w:sz w:val="18"/>
+        </w:rPr>
+        <w:t>YOUR_READ_API_KEY</w:t>
+      </w:r>
+      <w:r>
+        <w:rPr>
+          <w:sz w:val="20"/>
+        </w:rPr>
+        <w:t xml:space="preserve">). </w:t>
+      </w:r>
+      <w:r>
+        <w:rPr>
+          <w:b/>
+          <w:sz w:val="20"/>
+        </w:rPr>
+        <w:t>Ganti dengan Wi‑Fi dan kanal milik Anda sendiri</w:t>
+      </w:r>
+      <w:r>
+        <w:rPr>
+          <w:sz w:val="20"/>
+        </w:rPr>
+        <w:t xml:space="preserve"> agar data mengalir ke akun ThingSpeak </w:t>
+      </w:r>
+      <w:r>
+        <w:rPr>
+          <w:i/>
+          <w:sz w:val="20"/>
+        </w:rPr>
+        <w:t>Anda</w:t>
+      </w:r>
+      <w:r>
+        <w:rPr>
+          <w:sz w:val="20"/>
+        </w:rPr>
+        <w:t xml:space="preserve"> — dialog blok dan pengaturan target membaca nilai-nilai ini saat build.</w:t>
       </w:r>
     </w:p>
     <w:p>
@@ -2180,7 +4061,36 @@
     </w:p>
     <w:p>
       <w:r>
-        <w:t>Semua blok di bawah ini ada di **model lengkap** (`models/SimulinkIoTThingSpeak_complete.slx`). Tambahkan ke starter dan hubungkan ke tag GoTo/From yang sudah ada.</w:t>
+        <w:rPr>
+          <w:sz w:val="20"/>
+        </w:rPr>
+        <w:t xml:space="preserve">Semua blok di bawah ini ada di </w:t>
+      </w:r>
+      <w:r>
+        <w:rPr>
+          <w:b/>
+          <w:sz w:val="20"/>
+        </w:rPr>
+        <w:t>model lengkap</w:t>
+      </w:r>
+      <w:r>
+        <w:rPr>
+          <w:sz w:val="20"/>
+        </w:rPr>
+        <w:t xml:space="preserve"> (</w:t>
+      </w:r>
+      <w:r>
+        <w:rPr>
+          <w:rFonts w:ascii="Consolas" w:hAnsi="Consolas"/>
+          <w:sz w:val="18"/>
+        </w:rPr>
+        <w:t>models/SimulinkIoTThingSpeak_complete.slx</w:t>
+      </w:r>
+      <w:r>
+        <w:rPr>
+          <w:sz w:val="20"/>
+        </w:rPr>
+        <w:t>). Tambahkan ke starter dan hubungkan ke tag GoTo/From yang sudah ada.</w:t>
       </w:r>
     </w:p>
     <w:p>
@@ -2193,17 +4103,117 @@
     </w:p>
     <w:p>
       <w:r>
-        <w:t>Dari library **Simulink Support Package for Arduino** (`arduinolib`) tambahkan:</w:t>
+        <w:rPr>
+          <w:sz w:val="20"/>
+        </w:rPr>
+        <w:t xml:space="preserve">Dari library </w:t>
+      </w:r>
+      <w:r>
+        <w:rPr>
+          <w:b/>
+          <w:sz w:val="20"/>
+        </w:rPr>
+        <w:t>Simulink Support Package for Arduino</w:t>
+      </w:r>
+      <w:r>
+        <w:rPr>
+          <w:sz w:val="20"/>
+        </w:rPr>
+        <w:t xml:space="preserve"> (</w:t>
+      </w:r>
+      <w:r>
+        <w:rPr>
+          <w:rFonts w:ascii="Consolas" w:hAnsi="Consolas"/>
+          <w:sz w:val="18"/>
+        </w:rPr>
+        <w:t>arduinolib</w:t>
+      </w:r>
+      <w:r>
+        <w:rPr>
+          <w:sz w:val="20"/>
+        </w:rPr>
+        <w:t>) tambahkan:</w:t>
       </w:r>
     </w:p>
     <w:p>
       <w:r>
-        <w:t>1. Dua blok **Analog Input**.</w:t>
+        <w:rPr>
+          <w:sz w:val="20"/>
+        </w:rPr>
+        <w:t xml:space="preserve">1. Dua blok </w:t>
+      </w:r>
+      <w:r>
+        <w:rPr>
+          <w:b/>
+          <w:sz w:val="20"/>
+        </w:rPr>
+        <w:t>Analog Input</w:t>
+      </w:r>
+      <w:r>
+        <w:rPr>
+          <w:sz w:val="20"/>
+        </w:rPr>
+        <w:t>.</w:t>
       </w:r>
     </w:p>
     <w:p>
       <w:r>
-        <w:t>- Pengaturan: **Pin = 4** dan **Pin = 5** (pin ADC tempat sensor terhubung); **Sample time = 0.01**; output `uint16`.</w:t>
+        <w:rPr>
+          <w:sz w:val="20"/>
+        </w:rPr>
+        <w:t xml:space="preserve">- Pengaturan: </w:t>
+      </w:r>
+      <w:r>
+        <w:rPr>
+          <w:b/>
+          <w:sz w:val="20"/>
+        </w:rPr>
+        <w:t>Pin = 4</w:t>
+      </w:r>
+      <w:r>
+        <w:rPr>
+          <w:sz w:val="20"/>
+        </w:rPr>
+        <w:t xml:space="preserve"> dan </w:t>
+      </w:r>
+      <w:r>
+        <w:rPr>
+          <w:b/>
+          <w:sz w:val="20"/>
+        </w:rPr>
+        <w:t>Pin = 5</w:t>
+      </w:r>
+      <w:r>
+        <w:rPr>
+          <w:sz w:val="20"/>
+        </w:rPr>
+        <w:t xml:space="preserve"> (pin ADC tempat sensor terhubung); </w:t>
+      </w:r>
+      <w:r>
+        <w:rPr>
+          <w:b/>
+          <w:sz w:val="20"/>
+        </w:rPr>
+        <w:t>Sample time = 0.01</w:t>
+      </w:r>
+      <w:r>
+        <w:rPr>
+          <w:sz w:val="20"/>
+        </w:rPr>
+        <w:t xml:space="preserve">; output </w:t>
+      </w:r>
+      <w:r>
+        <w:rPr>
+          <w:rFonts w:ascii="Consolas" w:hAnsi="Consolas"/>
+          <w:sz w:val="18"/>
+        </w:rPr>
+        <w:t>uint16</w:t>
+      </w:r>
+      <w:r>
+        <w:rPr>
+          <w:sz w:val="20"/>
+        </w:rPr>
+        <w:t>.</w:t>
       </w:r>
     </w:p>
     <w:p>
@@ -2215,7 +4225,7 @@
         <w:drawing>
           <wp:inline xmlns:a="http://schemas.openxmlformats.org/drawingml/2006/main" xmlns:pic="http://schemas.openxmlformats.org/drawingml/2006/picture">
             <wp:extent cx="5040000" cy="4323861"/>
-            <wp:docPr id="6" name="Picture 6"/>
+            <wp:docPr id="7" name="Picture 7"/>
             <wp:cNvGraphicFramePr>
               <a:graphicFrameLocks noChangeAspect="1"/>
             </wp:cNvGraphicFramePr>
@@ -2227,7 +4237,7 @@
                     <pic:cNvPicPr/>
                   </pic:nvPicPr>
                   <pic:blipFill>
-                    <a:blip r:embed="rId14"/>
+                    <a:blip r:embed="rId15"/>
                     <a:stretch>
                       <a:fillRect/>
                     </a:stretch>
@@ -2256,22 +4266,273 @@
           <w:i/>
           <w:sz w:val="18"/>
         </w:rPr>
-        <w:t>Gambar 6: Dialog **Analog Input** — **Pin = 4** untuk sensor temperatur, **Sample time = 0.01**, output `uint16`.</w:t>
+        <w:t xml:space="preserve">Gambar 7: Dialog </w:t>
+      </w:r>
+      <w:r>
+        <w:rPr>
+          <w:b/>
+          <w:i/>
+          <w:sz w:val="18"/>
+        </w:rPr>
+        <w:t>Analog Input</w:t>
+      </w:r>
+      <w:r>
+        <w:rPr>
+          <w:i/>
+          <w:sz w:val="18"/>
+        </w:rPr>
+        <w:t xml:space="preserve"> — </w:t>
+      </w:r>
+      <w:r>
+        <w:rPr>
+          <w:b/>
+          <w:i/>
+          <w:sz w:val="18"/>
+        </w:rPr>
+        <w:t>Pin = 4</w:t>
+      </w:r>
+      <w:r>
+        <w:rPr>
+          <w:i/>
+          <w:sz w:val="18"/>
+        </w:rPr>
+        <w:t xml:space="preserve"> untuk sensor temperatur, </w:t>
+      </w:r>
+      <w:r>
+        <w:rPr>
+          <w:b/>
+          <w:i/>
+          <w:sz w:val="18"/>
+        </w:rPr>
+        <w:t>Sample time = 0.01</w:t>
+      </w:r>
+      <w:r>
+        <w:rPr>
+          <w:i/>
+          <w:sz w:val="18"/>
+        </w:rPr>
+        <w:t xml:space="preserve">, output </w:t>
+      </w:r>
+      <w:r>
+        <w:rPr>
+          <w:rFonts w:ascii="Consolas" w:hAnsi="Consolas"/>
+          <w:i/>
+          <w:sz w:val="16"/>
+        </w:rPr>
+        <w:t>uint16</w:t>
+      </w:r>
+      <w:r>
+        <w:rPr>
+          <w:i/>
+          <w:sz w:val="18"/>
+        </w:rPr>
+        <w:t>.</w:t>
       </w:r>
     </w:p>
     <w:p>
       <w:r>
-        <w:t>2. Hubungkan (melalui **Gain** `1/16` dan **Data Type Conversion** ke `uint16`) ke tag GoTo `ADCTemp` / `ADCThreshold`, sehingga blok **Switch** dapat memilihnya pada mode Hardware.</w:t>
+        <w:rPr>
+          <w:sz w:val="20"/>
+        </w:rPr>
+        <w:t xml:space="preserve">2. Hubungkan (melalui </w:t>
+      </w:r>
+      <w:r>
+        <w:rPr>
+          <w:b/>
+          <w:sz w:val="20"/>
+        </w:rPr>
+        <w:t>Gain</w:t>
+      </w:r>
+      <w:r>
+        <w:rPr>
+          <w:sz w:val="20"/>
+        </w:rPr>
+        <w:t xml:space="preserve"> </w:t>
+      </w:r>
+      <w:r>
+        <w:rPr>
+          <w:rFonts w:ascii="Consolas" w:hAnsi="Consolas"/>
+          <w:sz w:val="18"/>
+        </w:rPr>
+        <w:t>1/16</w:t>
+      </w:r>
+      <w:r>
+        <w:rPr>
+          <w:sz w:val="20"/>
+        </w:rPr>
+        <w:t xml:space="preserve"> dan </w:t>
+      </w:r>
+      <w:r>
+        <w:rPr>
+          <w:b/>
+          <w:sz w:val="20"/>
+        </w:rPr>
+        <w:t>Data Type Conversion</w:t>
+      </w:r>
+      <w:r>
+        <w:rPr>
+          <w:sz w:val="20"/>
+        </w:rPr>
+        <w:t xml:space="preserve"> ke </w:t>
+      </w:r>
+      <w:r>
+        <w:rPr>
+          <w:rFonts w:ascii="Consolas" w:hAnsi="Consolas"/>
+          <w:sz w:val="18"/>
+        </w:rPr>
+        <w:t>uint16</w:t>
+      </w:r>
+      <w:r>
+        <w:rPr>
+          <w:sz w:val="20"/>
+        </w:rPr>
+        <w:t xml:space="preserve">) ke tag GoTo </w:t>
+      </w:r>
+      <w:r>
+        <w:rPr>
+          <w:rFonts w:ascii="Consolas" w:hAnsi="Consolas"/>
+          <w:sz w:val="18"/>
+        </w:rPr>
+        <w:t>ADCTemp</w:t>
+      </w:r>
+      <w:r>
+        <w:rPr>
+          <w:sz w:val="20"/>
+        </w:rPr>
+        <w:t xml:space="preserve"> / </w:t>
+      </w:r>
+      <w:r>
+        <w:rPr>
+          <w:rFonts w:ascii="Consolas" w:hAnsi="Consolas"/>
+          <w:sz w:val="18"/>
+        </w:rPr>
+        <w:t>ADCThreshold</w:t>
+      </w:r>
+      <w:r>
+        <w:rPr>
+          <w:sz w:val="20"/>
+        </w:rPr>
+        <w:t xml:space="preserve">, sehingga blok </w:t>
+      </w:r>
+      <w:r>
+        <w:rPr>
+          <w:b/>
+          <w:sz w:val="20"/>
+        </w:rPr>
+        <w:t>Switch</w:t>
+      </w:r>
+      <w:r>
+        <w:rPr>
+          <w:sz w:val="20"/>
+        </w:rPr>
+        <w:t xml:space="preserve"> dapat memilihnya pada mode Hardware.</w:t>
       </w:r>
     </w:p>
     <w:p>
       <w:r>
-        <w:t>3. Tambahkan dua blok **Analog Output** dan atur pin-nya ke **DAC1** dan **DAC2**. Hubungkan nilai ADC hasil scaling ke blok ini — ini membuat **loop-back ADC → DAC** nyata pada ESP32: putar potensiometer dan tegangan output DAC mengikutinya.</w:t>
+        <w:rPr>
+          <w:sz w:val="20"/>
+        </w:rPr>
+        <w:t xml:space="preserve">3. Tambahkan dua blok </w:t>
+      </w:r>
+      <w:r>
+        <w:rPr>
+          <w:b/>
+          <w:sz w:val="20"/>
+        </w:rPr>
+        <w:t>Analog Output</w:t>
+      </w:r>
+      <w:r>
+        <w:rPr>
+          <w:sz w:val="20"/>
+        </w:rPr>
+        <w:t xml:space="preserve"> dan atur pin-nya ke </w:t>
+      </w:r>
+      <w:r>
+        <w:rPr>
+          <w:b/>
+          <w:sz w:val="20"/>
+        </w:rPr>
+        <w:t>DAC1</w:t>
+      </w:r>
+      <w:r>
+        <w:rPr>
+          <w:sz w:val="20"/>
+        </w:rPr>
+        <w:t xml:space="preserve"> dan </w:t>
+      </w:r>
+      <w:r>
+        <w:rPr>
+          <w:b/>
+          <w:sz w:val="20"/>
+        </w:rPr>
+        <w:t>DAC2</w:t>
+      </w:r>
+      <w:r>
+        <w:rPr>
+          <w:sz w:val="20"/>
+        </w:rPr>
+        <w:t xml:space="preserve">. Hubungkan nilai ADC hasil scaling ke blok ini — ini membuat </w:t>
+      </w:r>
+      <w:r>
+        <w:rPr>
+          <w:b/>
+          <w:sz w:val="20"/>
+        </w:rPr>
+        <w:t>loop-back ADC → DAC</w:t>
+      </w:r>
+      <w:r>
+        <w:rPr>
+          <w:sz w:val="20"/>
+        </w:rPr>
+        <w:t xml:space="preserve"> nyata pada ESP32: putar potensiometer dan tegangan output DAC mengikutinya.</w:t>
       </w:r>
     </w:p>
     <w:p>
       <w:r>
-        <w:t>🔑 **Mengapa 1/16?** ADC ESP32 menghasilkan 0–4095 (12-bit). `4096 ÷ 256 = 16`, sehingga `Gain = 1/16` memetakan rentang ADC penuh ke rentang DAC 8-bit (0–255) — tanpa saturasi, jangkauan penuh.</w:t>
+        <w:rPr>
+          <w:sz w:val="20"/>
+        </w:rPr>
+        <w:t xml:space="preserve">🔑 </w:t>
+      </w:r>
+      <w:r>
+        <w:rPr>
+          <w:b/>
+          <w:sz w:val="20"/>
+        </w:rPr>
+        <w:t>Mengapa 1/16?</w:t>
+      </w:r>
+      <w:r>
+        <w:rPr>
+          <w:sz w:val="20"/>
+        </w:rPr>
+        <w:t xml:space="preserve"> ADC ESP32 menghasilkan 0–4095 (12-bit). </w:t>
+      </w:r>
+      <w:r>
+        <w:rPr>
+          <w:rFonts w:ascii="Consolas" w:hAnsi="Consolas"/>
+          <w:sz w:val="18"/>
+        </w:rPr>
+        <w:t>4096 ÷ 256 = 16</w:t>
+      </w:r>
+      <w:r>
+        <w:rPr>
+          <w:sz w:val="20"/>
+        </w:rPr>
+        <w:t xml:space="preserve">, sehingga </w:t>
+      </w:r>
+      <w:r>
+        <w:rPr>
+          <w:rFonts w:ascii="Consolas" w:hAnsi="Consolas"/>
+          <w:sz w:val="18"/>
+        </w:rPr>
+        <w:t>Gain = 1/16</w:t>
+      </w:r>
+      <w:r>
+        <w:rPr>
+          <w:sz w:val="20"/>
+        </w:rPr>
+        <w:t xml:space="preserve"> memetakan rentang ADC penuh ke rentang DAC 8-bit (0–255) — tanpa saturasi, jangkauan penuh.</w:t>
       </w:r>
     </w:p>
     <w:p>
@@ -2284,22 +4545,119 @@
     </w:p>
     <w:p>
       <w:r>
+        <w:rPr>
+          <w:sz w:val="20"/>
+        </w:rPr>
         <w:t>Model menyusun string payload lalu mempublikasikannya setiap 60 detik.</w:t>
       </w:r>
     </w:p>
     <w:p>
       <w:r>
-        <w:t>1. Tambahkan blok **Compose String**. Pada dialognya atur:</w:t>
+        <w:rPr>
+          <w:sz w:val="20"/>
+        </w:rPr>
+        <w:t xml:space="preserve">1. Tambahkan blok </w:t>
+      </w:r>
+      <w:r>
+        <w:rPr>
+          <w:b/>
+          <w:sz w:val="20"/>
+        </w:rPr>
+        <w:t>Compose String</w:t>
+      </w:r>
+      <w:r>
+        <w:rPr>
+          <w:sz w:val="20"/>
+        </w:rPr>
+        <w:t>. Pada dialognya atur:</w:t>
       </w:r>
     </w:p>
     <w:p>
       <w:r>
-        <w:t>- **Format** = `field1=%d&amp;field2=%d&amp;field3=%d`</w:t>
+        <w:rPr>
+          <w:sz w:val="20"/>
+        </w:rPr>
+        <w:t xml:space="preserve">- </w:t>
+      </w:r>
+      <w:r>
+        <w:rPr>
+          <w:b/>
+          <w:sz w:val="20"/>
+        </w:rPr>
+        <w:t>Format</w:t>
+      </w:r>
+      <w:r>
+        <w:rPr>
+          <w:sz w:val="20"/>
+        </w:rPr>
+        <w:t xml:space="preserve"> = </w:t>
+      </w:r>
+      <w:r>
+        <w:rPr>
+          <w:rFonts w:ascii="Consolas" w:hAnsi="Consolas"/>
+          <w:sz w:val="18"/>
+        </w:rPr>
+        <w:t>field1=%d&amp;field2=%d&amp;field3=%d</w:t>
       </w:r>
     </w:p>
     <w:p>
       <w:r>
-        <w:t>- **Inputs**: hubungkan `From_TemperatureData` → input 1, `From_ThresholdData` → input 2, `From_FanControl` → input 3.</w:t>
+        <w:rPr>
+          <w:sz w:val="20"/>
+        </w:rPr>
+        <w:t xml:space="preserve">- </w:t>
+      </w:r>
+      <w:r>
+        <w:rPr>
+          <w:b/>
+          <w:sz w:val="20"/>
+        </w:rPr>
+        <w:t>Inputs</w:t>
+      </w:r>
+      <w:r>
+        <w:rPr>
+          <w:sz w:val="20"/>
+        </w:rPr>
+        <w:t xml:space="preserve">: hubungkan </w:t>
+      </w:r>
+      <w:r>
+        <w:rPr>
+          <w:rFonts w:ascii="Consolas" w:hAnsi="Consolas"/>
+          <w:sz w:val="18"/>
+        </w:rPr>
+        <w:t>From_TemperatureData</w:t>
+      </w:r>
+      <w:r>
+        <w:rPr>
+          <w:sz w:val="20"/>
+        </w:rPr>
+        <w:t xml:space="preserve"> → input 1, </w:t>
+      </w:r>
+      <w:r>
+        <w:rPr>
+          <w:rFonts w:ascii="Consolas" w:hAnsi="Consolas"/>
+          <w:sz w:val="18"/>
+        </w:rPr>
+        <w:t>From_ThresholdData</w:t>
+      </w:r>
+      <w:r>
+        <w:rPr>
+          <w:sz w:val="20"/>
+        </w:rPr>
+        <w:t xml:space="preserve"> → input 2, </w:t>
+      </w:r>
+      <w:r>
+        <w:rPr>
+          <w:rFonts w:ascii="Consolas" w:hAnsi="Consolas"/>
+          <w:sz w:val="18"/>
+        </w:rPr>
+        <w:t>From_FanControl</w:t>
+      </w:r>
+      <w:r>
+        <w:rPr>
+          <w:sz w:val="20"/>
+        </w:rPr>
+        <w:t xml:space="preserve"> → input 3.</w:t>
       </w:r>
     </w:p>
     <w:p>
@@ -2311,7 +4669,7 @@
         <w:drawing>
           <wp:inline xmlns:a="http://schemas.openxmlformats.org/drawingml/2006/main" xmlns:pic="http://schemas.openxmlformats.org/drawingml/2006/picture">
             <wp:extent cx="5040000" cy="4467273"/>
-            <wp:docPr id="7" name="Picture 7"/>
+            <wp:docPr id="8" name="Picture 8"/>
             <wp:cNvGraphicFramePr>
               <a:graphicFrameLocks noChangeAspect="1"/>
             </wp:cNvGraphicFramePr>
@@ -2323,7 +4681,7 @@
                     <pic:cNvPicPr/>
                   </pic:nvPicPr>
                   <pic:blipFill>
-                    <a:blip r:embed="rId15"/>
+                    <a:blip r:embed="rId16"/>
                     <a:stretch>
                       <a:fillRect/>
                     </a:stretch>
@@ -2352,12 +4710,86 @@
           <w:i/>
           <w:sz w:val="18"/>
         </w:rPr>
-        <w:t>Gambar 7: Dialog **Compose String** — parameter `Format` adalah template payload ThingSpeak `field1=%d&amp;field2=%d&amp;field3=%d`.</w:t>
+        <w:t xml:space="preserve">Gambar 8: Dialog </w:t>
+      </w:r>
+      <w:r>
+        <w:rPr>
+          <w:b/>
+          <w:i/>
+          <w:sz w:val="18"/>
+        </w:rPr>
+        <w:t>Compose String</w:t>
+      </w:r>
+      <w:r>
+        <w:rPr>
+          <w:i/>
+          <w:sz w:val="18"/>
+        </w:rPr>
+        <w:t xml:space="preserve"> — parameter </w:t>
+      </w:r>
+      <w:r>
+        <w:rPr>
+          <w:rFonts w:ascii="Consolas" w:hAnsi="Consolas"/>
+          <w:i/>
+          <w:sz w:val="16"/>
+        </w:rPr>
+        <w:t>Format</w:t>
+      </w:r>
+      <w:r>
+        <w:rPr>
+          <w:i/>
+          <w:sz w:val="18"/>
+        </w:rPr>
+        <w:t xml:space="preserve"> adalah template payload ThingSpeak </w:t>
+      </w:r>
+      <w:r>
+        <w:rPr>
+          <w:rFonts w:ascii="Consolas" w:hAnsi="Consolas"/>
+          <w:i/>
+          <w:sz w:val="16"/>
+        </w:rPr>
+        <w:t>field1=%d&amp;field2=%d&amp;field3=%d</w:t>
+      </w:r>
+      <w:r>
+        <w:rPr>
+          <w:i/>
+          <w:sz w:val="18"/>
+        </w:rPr>
+        <w:t>.</w:t>
       </w:r>
     </w:p>
     <w:p>
       <w:r>
-        <w:t>2. Model starter sudah memiliki blok **String to ASCII** (ukuran vektor output `128`). Hubungkan output Compose String ke blok ini — MQTT mengirim payload sebagai vektor byte ASCII.</w:t>
+        <w:rPr>
+          <w:sz w:val="20"/>
+        </w:rPr>
+        <w:t xml:space="preserve">2. Model starter sudah memiliki blok </w:t>
+      </w:r>
+      <w:r>
+        <w:rPr>
+          <w:b/>
+          <w:sz w:val="20"/>
+        </w:rPr>
+        <w:t>String to ASCII</w:t>
+      </w:r>
+      <w:r>
+        <w:rPr>
+          <w:sz w:val="20"/>
+        </w:rPr>
+        <w:t xml:space="preserve"> (ukuran vektor output </w:t>
+      </w:r>
+      <w:r>
+        <w:rPr>
+          <w:rFonts w:ascii="Consolas" w:hAnsi="Consolas"/>
+          <w:sz w:val="18"/>
+        </w:rPr>
+        <w:t>128</w:t>
+      </w:r>
+      <w:r>
+        <w:rPr>
+          <w:sz w:val="20"/>
+        </w:rPr>
+        <w:t>). Hubungkan output Compose String ke blok ini — MQTT mengirim payload sebagai vektor byte ASCII.</w:t>
       </w:r>
     </w:p>
     <w:p>
@@ -2369,7 +4801,7 @@
         <w:drawing>
           <wp:inline xmlns:a="http://schemas.openxmlformats.org/drawingml/2006/main" xmlns:pic="http://schemas.openxmlformats.org/drawingml/2006/picture">
             <wp:extent cx="5040000" cy="3646364"/>
-            <wp:docPr id="8" name="Picture 8"/>
+            <wp:docPr id="9" name="Picture 9"/>
             <wp:cNvGraphicFramePr>
               <a:graphicFrameLocks noChangeAspect="1"/>
             </wp:cNvGraphicFramePr>
@@ -2381,7 +4813,7 @@
                     <pic:cNvPicPr/>
                   </pic:nvPicPr>
                   <pic:blipFill>
-                    <a:blip r:embed="rId16"/>
+                    <a:blip r:embed="rId17"/>
                     <a:stretch>
                       <a:fillRect/>
                     </a:stretch>
@@ -2410,32 +4842,223 @@
           <w:i/>
           <w:sz w:val="18"/>
         </w:rPr>
-        <w:t>Gambar 8: Dialog **String to ASCII** — **Output vector size** `128`.</w:t>
+        <w:t xml:space="preserve">Gambar 9: Dialog </w:t>
+      </w:r>
+      <w:r>
+        <w:rPr>
+          <w:b/>
+          <w:i/>
+          <w:sz w:val="18"/>
+        </w:rPr>
+        <w:t>String to ASCII</w:t>
+      </w:r>
+      <w:r>
+        <w:rPr>
+          <w:i/>
+          <w:sz w:val="18"/>
+        </w:rPr>
+        <w:t xml:space="preserve"> — </w:t>
+      </w:r>
+      <w:r>
+        <w:rPr>
+          <w:b/>
+          <w:i/>
+          <w:sz w:val="18"/>
+        </w:rPr>
+        <w:t>Output vector size</w:t>
+      </w:r>
+      <w:r>
+        <w:rPr>
+          <w:i/>
+          <w:sz w:val="18"/>
+        </w:rPr>
+        <w:t xml:space="preserve"> </w:t>
+      </w:r>
+      <w:r>
+        <w:rPr>
+          <w:rFonts w:ascii="Consolas" w:hAnsi="Consolas"/>
+          <w:i/>
+          <w:sz w:val="16"/>
+        </w:rPr>
+        <w:t>128</w:t>
+      </w:r>
+      <w:r>
+        <w:rPr>
+          <w:i/>
+          <w:sz w:val="18"/>
+        </w:rPr>
+        <w:t>.</w:t>
       </w:r>
     </w:p>
     <w:p>
       <w:r>
-        <w:t>3. Tambahkan blok **WiFi MQTT Publish** (`arduinowifilib`) dan atur:</w:t>
+        <w:rPr>
+          <w:sz w:val="20"/>
+        </w:rPr>
+        <w:t xml:space="preserve">3. Tambahkan blok </w:t>
+      </w:r>
+      <w:r>
+        <w:rPr>
+          <w:b/>
+          <w:sz w:val="20"/>
+        </w:rPr>
+        <w:t>WiFi MQTT Publish</w:t>
+      </w:r>
+      <w:r>
+        <w:rPr>
+          <w:sz w:val="20"/>
+        </w:rPr>
+        <w:t xml:space="preserve"> (</w:t>
+      </w:r>
+      <w:r>
+        <w:rPr>
+          <w:rFonts w:ascii="Consolas" w:hAnsi="Consolas"/>
+          <w:sz w:val="18"/>
+        </w:rPr>
+        <w:t>arduinowifilib</w:t>
+      </w:r>
+      <w:r>
+        <w:rPr>
+          <w:sz w:val="20"/>
+        </w:rPr>
+        <w:t>) dan atur:</w:t>
       </w:r>
     </w:p>
     <w:p>
       <w:r>
-        <w:t>- **Broker service** = `ThingSpeak`</w:t>
+        <w:rPr>
+          <w:sz w:val="20"/>
+        </w:rPr>
+        <w:t xml:space="preserve">- </w:t>
+      </w:r>
+      <w:r>
+        <w:rPr>
+          <w:b/>
+          <w:sz w:val="20"/>
+        </w:rPr>
+        <w:t>Broker service</w:t>
+      </w:r>
+      <w:r>
+        <w:rPr>
+          <w:sz w:val="20"/>
+        </w:rPr>
+        <w:t xml:space="preserve"> = </w:t>
+      </w:r>
+      <w:r>
+        <w:rPr>
+          <w:rFonts w:ascii="Consolas" w:hAnsi="Consolas"/>
+          <w:sz w:val="18"/>
+        </w:rPr>
+        <w:t>ThingSpeak</w:t>
       </w:r>
     </w:p>
     <w:p>
       <w:r>
-        <w:t>- **Topic** = `channels/&lt;CHANNEL_ID_ANDA&gt;/publish`</w:t>
+        <w:rPr>
+          <w:sz w:val="20"/>
+        </w:rPr>
+        <w:t xml:space="preserve">- </w:t>
+      </w:r>
+      <w:r>
+        <w:rPr>
+          <w:b/>
+          <w:sz w:val="20"/>
+        </w:rPr>
+        <w:t>Topic</w:t>
+      </w:r>
+      <w:r>
+        <w:rPr>
+          <w:sz w:val="20"/>
+        </w:rPr>
+        <w:t xml:space="preserve"> = </w:t>
+      </w:r>
+      <w:r>
+        <w:rPr>
+          <w:rFonts w:ascii="Consolas" w:hAnsi="Consolas"/>
+          <w:sz w:val="18"/>
+        </w:rPr>
+        <w:t>channels/&lt;CHANNEL_ID_ANDA&gt;/publish</w:t>
       </w:r>
     </w:p>
     <w:p>
       <w:r>
-        <w:t>- **Update interval** = `60` (detik)</w:t>
+        <w:rPr>
+          <w:sz w:val="20"/>
+        </w:rPr>
+        <w:t xml:space="preserve">- </w:t>
+      </w:r>
+      <w:r>
+        <w:rPr>
+          <w:b/>
+          <w:sz w:val="20"/>
+        </w:rPr>
+        <w:t>Update interval</w:t>
+      </w:r>
+      <w:r>
+        <w:rPr>
+          <w:sz w:val="20"/>
+        </w:rPr>
+        <w:t xml:space="preserve"> = </w:t>
+      </w:r>
+      <w:r>
+        <w:rPr>
+          <w:rFonts w:ascii="Consolas" w:hAnsi="Consolas"/>
+          <w:sz w:val="18"/>
+        </w:rPr>
+        <w:t>60</w:t>
+      </w:r>
+      <w:r>
+        <w:rPr>
+          <w:sz w:val="20"/>
+        </w:rPr>
+        <w:t xml:space="preserve"> (detik)</w:t>
       </w:r>
     </w:p>
     <w:p>
       <w:r>
-        <w:t>- Hubungkan output `String to ASCII` ke inputnya. Hubungkan **Output** ke **Display** (menampilkan status / kode error publish).</w:t>
+        <w:rPr>
+          <w:sz w:val="20"/>
+        </w:rPr>
+        <w:t xml:space="preserve">- Hubungkan output </w:t>
+      </w:r>
+      <w:r>
+        <w:rPr>
+          <w:rFonts w:ascii="Consolas" w:hAnsi="Consolas"/>
+          <w:sz w:val="18"/>
+        </w:rPr>
+        <w:t>String to ASCII</w:t>
+      </w:r>
+      <w:r>
+        <w:rPr>
+          <w:sz w:val="20"/>
+        </w:rPr>
+        <w:t xml:space="preserve"> ke inputnya. Hubungkan </w:t>
+      </w:r>
+      <w:r>
+        <w:rPr>
+          <w:b/>
+          <w:sz w:val="20"/>
+        </w:rPr>
+        <w:t>Output</w:t>
+      </w:r>
+      <w:r>
+        <w:rPr>
+          <w:sz w:val="20"/>
+        </w:rPr>
+        <w:t xml:space="preserve"> ke </w:t>
+      </w:r>
+      <w:r>
+        <w:rPr>
+          <w:b/>
+          <w:sz w:val="20"/>
+        </w:rPr>
+        <w:t>Display</w:t>
+      </w:r>
+      <w:r>
+        <w:rPr>
+          <w:sz w:val="20"/>
+        </w:rPr>
+        <w:t xml:space="preserve"> (menampilkan status / kode error publish).</w:t>
       </w:r>
     </w:p>
     <w:p>
@@ -2447,7 +5070,7 @@
         <w:drawing>
           <wp:inline xmlns:a="http://schemas.openxmlformats.org/drawingml/2006/main" xmlns:pic="http://schemas.openxmlformats.org/drawingml/2006/picture">
             <wp:extent cx="5040000" cy="2981780"/>
-            <wp:docPr id="9" name="Picture 9"/>
+            <wp:docPr id="10" name="Picture 10"/>
             <wp:cNvGraphicFramePr>
               <a:graphicFrameLocks noChangeAspect="1"/>
             </wp:cNvGraphicFramePr>
@@ -2459,7 +5082,7 @@
                     <pic:cNvPicPr/>
                   </pic:nvPicPr>
                   <pic:blipFill>
-                    <a:blip r:embed="rId17"/>
+                    <a:blip r:embed="rId18"/>
                     <a:stretch>
                       <a:fillRect/>
                     </a:stretch>
@@ -2488,12 +5111,140 @@
           <w:i/>
           <w:sz w:val="18"/>
         </w:rPr>
-        <w:t>Gambar 9: Dialog **WiFi MQTT Publish** — Broker service = `ThingSpeak`, **Update interval** = `60` detik.</w:t>
+        <w:t xml:space="preserve">Gambar 10: Dialog </w:t>
+      </w:r>
+      <w:r>
+        <w:rPr>
+          <w:b/>
+          <w:i/>
+          <w:sz w:val="18"/>
+        </w:rPr>
+        <w:t>WiFi MQTT Publish</w:t>
+      </w:r>
+      <w:r>
+        <w:rPr>
+          <w:i/>
+          <w:sz w:val="18"/>
+        </w:rPr>
+        <w:t xml:space="preserve"> — Broker service = </w:t>
+      </w:r>
+      <w:r>
+        <w:rPr>
+          <w:rFonts w:ascii="Consolas" w:hAnsi="Consolas"/>
+          <w:i/>
+          <w:sz w:val="16"/>
+        </w:rPr>
+        <w:t>ThingSpeak</w:t>
+      </w:r>
+      <w:r>
+        <w:rPr>
+          <w:i/>
+          <w:sz w:val="18"/>
+        </w:rPr>
+        <w:t xml:space="preserve">, </w:t>
+      </w:r>
+      <w:r>
+        <w:rPr>
+          <w:b/>
+          <w:i/>
+          <w:sz w:val="18"/>
+        </w:rPr>
+        <w:t>Update interval</w:t>
+      </w:r>
+      <w:r>
+        <w:rPr>
+          <w:i/>
+          <w:sz w:val="18"/>
+        </w:rPr>
+        <w:t xml:space="preserve"> = </w:t>
+      </w:r>
+      <w:r>
+        <w:rPr>
+          <w:rFonts w:ascii="Consolas" w:hAnsi="Consolas"/>
+          <w:i/>
+          <w:sz w:val="16"/>
+        </w:rPr>
+        <w:t>60</w:t>
+      </w:r>
+      <w:r>
+        <w:rPr>
+          <w:i/>
+          <w:sz w:val="18"/>
+        </w:rPr>
+        <w:t xml:space="preserve"> detik.</w:t>
       </w:r>
     </w:p>
     <w:p>
       <w:r>
-        <w:t>📡 Blok menggunakan kredensial **Wi-Fi** dan **MQTT ThingSpeak** yang Anda atur di **Langkah 4** (Model Settings → Target hardware resources). Broker MQTT ThingSpeak adalah `mqtt3.thingspeak.com`, port `1883`; blok menjaga koneksi persisten dan mempublikasikan sesuai interval.</w:t>
+        <w:rPr>
+          <w:sz w:val="20"/>
+        </w:rPr>
+        <w:t xml:space="preserve">📡 Blok menggunakan kredensial </w:t>
+      </w:r>
+      <w:r>
+        <w:rPr>
+          <w:b/>
+          <w:sz w:val="20"/>
+        </w:rPr>
+        <w:t>Wi-Fi</w:t>
+      </w:r>
+      <w:r>
+        <w:rPr>
+          <w:sz w:val="20"/>
+        </w:rPr>
+        <w:t xml:space="preserve"> dan </w:t>
+      </w:r>
+      <w:r>
+        <w:rPr>
+          <w:b/>
+          <w:sz w:val="20"/>
+        </w:rPr>
+        <w:t>MQTT ThingSpeak</w:t>
+      </w:r>
+      <w:r>
+        <w:rPr>
+          <w:sz w:val="20"/>
+        </w:rPr>
+        <w:t xml:space="preserve"> yang Anda atur di </w:t>
+      </w:r>
+      <w:r>
+        <w:rPr>
+          <w:b/>
+          <w:sz w:val="20"/>
+        </w:rPr>
+        <w:t>Langkah 4</w:t>
+      </w:r>
+      <w:r>
+        <w:rPr>
+          <w:sz w:val="20"/>
+        </w:rPr>
+        <w:t xml:space="preserve"> (Model Settings → Target hardware resources). Broker MQTT ThingSpeak adalah </w:t>
+      </w:r>
+      <w:r>
+        <w:rPr>
+          <w:rFonts w:ascii="Consolas" w:hAnsi="Consolas"/>
+          <w:sz w:val="18"/>
+        </w:rPr>
+        <w:t>mqtt3.thingspeak.com</w:t>
+      </w:r>
+      <w:r>
+        <w:rPr>
+          <w:sz w:val="20"/>
+        </w:rPr>
+        <w:t xml:space="preserve">, port </w:t>
+      </w:r>
+      <w:r>
+        <w:rPr>
+          <w:rFonts w:ascii="Consolas" w:hAnsi="Consolas"/>
+          <w:sz w:val="18"/>
+        </w:rPr>
+        <w:t>1883</w:t>
+      </w:r>
+      <w:r>
+        <w:rPr>
+          <w:sz w:val="20"/>
+        </w:rPr>
+        <w:t>; blok menjaga koneksi persisten dan mempublikasikan sesuai interval.</w:t>
       </w:r>
     </w:p>
     <w:p>
@@ -2506,12 +5257,104 @@
     </w:p>
     <w:p>
       <w:r>
-        <w:t>1. Tambahkan **Relational Operator** dan atur **Operator = `&gt;`**.</w:t>
+        <w:rPr>
+          <w:sz w:val="20"/>
+        </w:rPr>
+        <w:t xml:space="preserve">1. Tambahkan </w:t>
+      </w:r>
+      <w:r>
+        <w:rPr>
+          <w:b/>
+          <w:sz w:val="20"/>
+        </w:rPr>
+        <w:t>Relational Operator</w:t>
+      </w:r>
+      <w:r>
+        <w:rPr>
+          <w:sz w:val="20"/>
+        </w:rPr>
+        <w:t xml:space="preserve"> dan atur </w:t>
+      </w:r>
+      <w:r>
+        <w:rPr>
+          <w:b/>
+          <w:sz w:val="20"/>
+        </w:rPr>
+        <w:t xml:space="preserve">Operator = </w:t>
+      </w:r>
+      <w:r>
+        <w:rPr>
+          <w:rFonts w:ascii="Consolas" w:hAnsi="Consolas"/>
+          <w:b/>
+          <w:sz w:val="18"/>
+        </w:rPr>
+        <w:t>&gt;</w:t>
+      </w:r>
+      <w:r>
+        <w:rPr>
+          <w:sz w:val="20"/>
+        </w:rPr>
+        <w:t>.</w:t>
       </w:r>
     </w:p>
     <w:p>
       <w:r>
-        <w:t>- **Input 1**: `TemperatureData` · **Input 2**: `ThresholdData`.</w:t>
+        <w:rPr>
+          <w:sz w:val="20"/>
+        </w:rPr>
+        <w:t xml:space="preserve">- </w:t>
+      </w:r>
+      <w:r>
+        <w:rPr>
+          <w:b/>
+          <w:sz w:val="20"/>
+        </w:rPr>
+        <w:t>Input 1</w:t>
+      </w:r>
+      <w:r>
+        <w:rPr>
+          <w:sz w:val="20"/>
+        </w:rPr>
+        <w:t xml:space="preserve">: </w:t>
+      </w:r>
+      <w:r>
+        <w:rPr>
+          <w:rFonts w:ascii="Consolas" w:hAnsi="Consolas"/>
+          <w:sz w:val="18"/>
+        </w:rPr>
+        <w:t>TemperatureData</w:t>
+      </w:r>
+      <w:r>
+        <w:rPr>
+          <w:sz w:val="20"/>
+        </w:rPr>
+        <w:t xml:space="preserve"> · </w:t>
+      </w:r>
+      <w:r>
+        <w:rPr>
+          <w:b/>
+          <w:sz w:val="20"/>
+        </w:rPr>
+        <w:t>Input 2</w:t>
+      </w:r>
+      <w:r>
+        <w:rPr>
+          <w:sz w:val="20"/>
+        </w:rPr>
+        <w:t xml:space="preserve">: </w:t>
+      </w:r>
+      <w:r>
+        <w:rPr>
+          <w:rFonts w:ascii="Consolas" w:hAnsi="Consolas"/>
+          <w:sz w:val="18"/>
+        </w:rPr>
+        <w:t>ThresholdData</w:t>
+      </w:r>
+      <w:r>
+        <w:rPr>
+          <w:sz w:val="20"/>
+        </w:rPr>
+        <w:t>.</w:t>
       </w:r>
     </w:p>
     <w:p>
@@ -2523,7 +5366,7 @@
         <w:drawing>
           <wp:inline xmlns:a="http://schemas.openxmlformats.org/drawingml/2006/main" xmlns:pic="http://schemas.openxmlformats.org/drawingml/2006/picture">
             <wp:extent cx="5040000" cy="2412193"/>
-            <wp:docPr id="10" name="Picture 10"/>
+            <wp:docPr id="11" name="Picture 11"/>
             <wp:cNvGraphicFramePr>
               <a:graphicFrameLocks noChangeAspect="1"/>
             </wp:cNvGraphicFramePr>
@@ -2535,7 +5378,7 @@
                     <pic:cNvPicPr/>
                   </pic:nvPicPr>
                   <pic:blipFill>
-                    <a:blip r:embed="rId18"/>
+                    <a:blip r:embed="rId19"/>
                     <a:stretch>
                       <a:fillRect/>
                     </a:stretch>
@@ -2564,22 +5407,139 @@
           <w:i/>
           <w:sz w:val="18"/>
         </w:rPr>
-        <w:t>Gambar 10: Dialog **Relational Operator** — Operator = `&gt;`. Input 1 = TemperatureData, Input 2 = ThresholdData.</w:t>
+        <w:t xml:space="preserve">Gambar 11: Dialog </w:t>
+      </w:r>
+      <w:r>
+        <w:rPr>
+          <w:b/>
+          <w:i/>
+          <w:sz w:val="18"/>
+        </w:rPr>
+        <w:t>Relational Operator</w:t>
+      </w:r>
+      <w:r>
+        <w:rPr>
+          <w:i/>
+          <w:sz w:val="18"/>
+        </w:rPr>
+        <w:t xml:space="preserve"> — Operator = </w:t>
+      </w:r>
+      <w:r>
+        <w:rPr>
+          <w:rFonts w:ascii="Consolas" w:hAnsi="Consolas"/>
+          <w:i/>
+          <w:sz w:val="16"/>
+        </w:rPr>
+        <w:t>&gt;</w:t>
+      </w:r>
+      <w:r>
+        <w:rPr>
+          <w:i/>
+          <w:sz w:val="18"/>
+        </w:rPr>
+        <w:t>. Input 1 = TemperatureData, Input 2 = ThresholdData.</w:t>
       </w:r>
     </w:p>
     <w:p>
       <w:r>
-        <w:t>2. Hubungkan outputnya (`boolean`) ke tag GoTo **FanControl**. Sinyal ini sudah dirutekan ke:</w:t>
+        <w:rPr>
+          <w:sz w:val="20"/>
+        </w:rPr>
+        <w:t>2. Hubungkan outputnya (</w:t>
+      </w:r>
+      <w:r>
+        <w:rPr>
+          <w:rFonts w:ascii="Consolas" w:hAnsi="Consolas"/>
+          <w:sz w:val="18"/>
+        </w:rPr>
+        <w:t>boolean</w:t>
+      </w:r>
+      <w:r>
+        <w:rPr>
+          <w:sz w:val="20"/>
+        </w:rPr>
+        <w:t xml:space="preserve">) ke tag GoTo </w:t>
+      </w:r>
+      <w:r>
+        <w:rPr>
+          <w:b/>
+          <w:sz w:val="20"/>
+        </w:rPr>
+        <w:t>FanControl</w:t>
+      </w:r>
+      <w:r>
+        <w:rPr>
+          <w:sz w:val="20"/>
+        </w:rPr>
+        <w:t>. Sinyal ini sudah dirutekan ke:</w:t>
       </w:r>
     </w:p>
     <w:p>
       <w:r>
-        <w:t>- **Compose String** (Field 3) — sehingga status on/off ikut dipublikasikan; dan</w:t>
+        <w:rPr>
+          <w:sz w:val="20"/>
+        </w:rPr>
+        <w:t xml:space="preserve">- </w:t>
+      </w:r>
+      <w:r>
+        <w:rPr>
+          <w:b/>
+          <w:sz w:val="20"/>
+        </w:rPr>
+        <w:t>Compose String</w:t>
+      </w:r>
+      <w:r>
+        <w:rPr>
+          <w:sz w:val="20"/>
+        </w:rPr>
+        <w:t xml:space="preserve"> (Field 3) — sehingga status on/off ikut dipublikasikan; dan</w:t>
       </w:r>
     </w:p>
     <w:p>
       <w:r>
-        <w:t>- `From_FanControl` → blok **Digital Output** pada **Pin 2** — menggerakkan LED/buzzer di board.</w:t>
+        <w:rPr>
+          <w:sz w:val="20"/>
+        </w:rPr>
+        <w:t xml:space="preserve">- </w:t>
+      </w:r>
+      <w:r>
+        <w:rPr>
+          <w:rFonts w:ascii="Consolas" w:hAnsi="Consolas"/>
+          <w:sz w:val="18"/>
+        </w:rPr>
+        <w:t>From_FanControl</w:t>
+      </w:r>
+      <w:r>
+        <w:rPr>
+          <w:sz w:val="20"/>
+        </w:rPr>
+        <w:t xml:space="preserve"> → blok </w:t>
+      </w:r>
+      <w:r>
+        <w:rPr>
+          <w:b/>
+          <w:sz w:val="20"/>
+        </w:rPr>
+        <w:t>Digital Output</w:t>
+      </w:r>
+      <w:r>
+        <w:rPr>
+          <w:sz w:val="20"/>
+        </w:rPr>
+        <w:t xml:space="preserve"> pada </w:t>
+      </w:r>
+      <w:r>
+        <w:rPr>
+          <w:b/>
+          <w:sz w:val="20"/>
+        </w:rPr>
+        <w:t>Pin 2</w:t>
+      </w:r>
+      <w:r>
+        <w:rPr>
+          <w:sz w:val="20"/>
+        </w:rPr>
+        <w:t xml:space="preserve"> — menggerakkan LED/buzzer di board.</w:t>
       </w:r>
     </w:p>
     <w:p>
@@ -2591,7 +5551,7 @@
         <w:drawing>
           <wp:inline xmlns:a="http://schemas.openxmlformats.org/drawingml/2006/main" xmlns:pic="http://schemas.openxmlformats.org/drawingml/2006/picture">
             <wp:extent cx="5040000" cy="2344364"/>
-            <wp:docPr id="11" name="Picture 11"/>
+            <wp:docPr id="12" name="Picture 12"/>
             <wp:cNvGraphicFramePr>
               <a:graphicFrameLocks noChangeAspect="1"/>
             </wp:cNvGraphicFramePr>
@@ -2603,7 +5563,7 @@
                     <pic:cNvPicPr/>
                   </pic:nvPicPr>
                   <pic:blipFill>
-                    <a:blip r:embed="rId19"/>
+                    <a:blip r:embed="rId20"/>
                     <a:stretch>
                       <a:fillRect/>
                     </a:stretch>
@@ -2632,12 +5592,99 @@
           <w:i/>
           <w:sz w:val="18"/>
         </w:rPr>
-        <w:t>Gambar 11: Dialog **Digital Output** — **Pin number** `2` (output fan/aktivitas di board).</w:t>
+        <w:t xml:space="preserve">Gambar 12: Dialog </w:t>
+      </w:r>
+      <w:r>
+        <w:rPr>
+          <w:b/>
+          <w:i/>
+          <w:sz w:val="18"/>
+        </w:rPr>
+        <w:t>Digital Output</w:t>
+      </w:r>
+      <w:r>
+        <w:rPr>
+          <w:i/>
+          <w:sz w:val="18"/>
+        </w:rPr>
+        <w:t xml:space="preserve"> — </w:t>
+      </w:r>
+      <w:r>
+        <w:rPr>
+          <w:b/>
+          <w:i/>
+          <w:sz w:val="18"/>
+        </w:rPr>
+        <w:t>Pin number</w:t>
+      </w:r>
+      <w:r>
+        <w:rPr>
+          <w:i/>
+          <w:sz w:val="18"/>
+        </w:rPr>
+        <w:t xml:space="preserve"> </w:t>
+      </w:r>
+      <w:r>
+        <w:rPr>
+          <w:rFonts w:ascii="Consolas" w:hAnsi="Consolas"/>
+          <w:i/>
+          <w:sz w:val="16"/>
+        </w:rPr>
+        <w:t>2</w:t>
+      </w:r>
+      <w:r>
+        <w:rPr>
+          <w:i/>
+          <w:sz w:val="18"/>
+        </w:rPr>
+        <w:t xml:space="preserve"> (output fan/aktivitas di board).</w:t>
       </w:r>
     </w:p>
     <w:p>
       <w:r>
-        <w:t>Ketika `TemperatureData &gt; ThresholdData`, `FanControl = 1` dan **D2 menyala**.</w:t>
+        <w:rPr>
+          <w:sz w:val="20"/>
+        </w:rPr>
+        <w:t xml:space="preserve">Ketika </w:t>
+      </w:r>
+      <w:r>
+        <w:rPr>
+          <w:rFonts w:ascii="Consolas" w:hAnsi="Consolas"/>
+          <w:sz w:val="18"/>
+        </w:rPr>
+        <w:t>TemperatureData &gt; ThresholdData</w:t>
+      </w:r>
+      <w:r>
+        <w:rPr>
+          <w:sz w:val="20"/>
+        </w:rPr>
+        <w:t xml:space="preserve">, </w:t>
+      </w:r>
+      <w:r>
+        <w:rPr>
+          <w:rFonts w:ascii="Consolas" w:hAnsi="Consolas"/>
+          <w:sz w:val="18"/>
+        </w:rPr>
+        <w:t>FanControl = 1</w:t>
+      </w:r>
+      <w:r>
+        <w:rPr>
+          <w:sz w:val="20"/>
+        </w:rPr>
+        <w:t xml:space="preserve"> dan </w:t>
+      </w:r>
+      <w:r>
+        <w:rPr>
+          <w:b/>
+          <w:sz w:val="20"/>
+        </w:rPr>
+        <w:t>D2 menyala</w:t>
+      </w:r>
+      <w:r>
+        <w:rPr>
+          <w:sz w:val="20"/>
+        </w:rPr>
+        <w:t>.</w:t>
       </w:r>
     </w:p>
     <w:p>
@@ -2650,32 +5697,207 @@
     </w:p>
     <w:p>
       <w:r>
-        <w:t>1. Tambahkan blok **WiFi ThingSpeak Read** (`arduinowifilib`) dan atur:</w:t>
+        <w:rPr>
+          <w:sz w:val="20"/>
+        </w:rPr>
+        <w:t xml:space="preserve">1. Tambahkan blok </w:t>
+      </w:r>
+      <w:r>
+        <w:rPr>
+          <w:b/>
+          <w:sz w:val="20"/>
+        </w:rPr>
+        <w:t>WiFi ThingSpeak Read</w:t>
+      </w:r>
+      <w:r>
+        <w:rPr>
+          <w:sz w:val="20"/>
+        </w:rPr>
+        <w:t xml:space="preserve"> (</w:t>
+      </w:r>
+      <w:r>
+        <w:rPr>
+          <w:rFonts w:ascii="Consolas" w:hAnsi="Consolas"/>
+          <w:sz w:val="18"/>
+        </w:rPr>
+        <w:t>arduinowifilib</w:t>
+      </w:r>
+      <w:r>
+        <w:rPr>
+          <w:sz w:val="20"/>
+        </w:rPr>
+        <w:t>) dan atur:</w:t>
       </w:r>
     </w:p>
     <w:p>
       <w:r>
-        <w:t>- **Channel ID** = **Channel ID** Anda</w:t>
+        <w:rPr>
+          <w:sz w:val="20"/>
+        </w:rPr>
+        <w:t xml:space="preserve">- </w:t>
+      </w:r>
+      <w:r>
+        <w:rPr>
+          <w:b/>
+          <w:sz w:val="20"/>
+        </w:rPr>
+        <w:t>Channel ID</w:t>
+      </w:r>
+      <w:r>
+        <w:rPr>
+          <w:sz w:val="20"/>
+        </w:rPr>
+        <w:t xml:space="preserve"> = </w:t>
+      </w:r>
+      <w:r>
+        <w:rPr>
+          <w:b/>
+          <w:sz w:val="20"/>
+        </w:rPr>
+        <w:t>Channel ID</w:t>
+      </w:r>
+      <w:r>
+        <w:rPr>
+          <w:sz w:val="20"/>
+        </w:rPr>
+        <w:t xml:space="preserve"> Anda</w:t>
       </w:r>
     </w:p>
     <w:p>
       <w:r>
-        <w:t>- **Interface** = `Wi-Fi`; **Channel access** = `Private`</w:t>
+        <w:rPr>
+          <w:sz w:val="20"/>
+        </w:rPr>
+        <w:t xml:space="preserve">- </w:t>
+      </w:r>
+      <w:r>
+        <w:rPr>
+          <w:b/>
+          <w:sz w:val="20"/>
+        </w:rPr>
+        <w:t>Interface</w:t>
+      </w:r>
+      <w:r>
+        <w:rPr>
+          <w:sz w:val="20"/>
+        </w:rPr>
+        <w:t xml:space="preserve"> = </w:t>
+      </w:r>
+      <w:r>
+        <w:rPr>
+          <w:rFonts w:ascii="Consolas" w:hAnsi="Consolas"/>
+          <w:sz w:val="18"/>
+        </w:rPr>
+        <w:t>Wi-Fi</w:t>
+      </w:r>
+      <w:r>
+        <w:rPr>
+          <w:sz w:val="20"/>
+        </w:rPr>
+        <w:t xml:space="preserve">; </w:t>
+      </w:r>
+      <w:r>
+        <w:rPr>
+          <w:b/>
+          <w:sz w:val="20"/>
+        </w:rPr>
+        <w:t>Channel access</w:t>
+      </w:r>
+      <w:r>
+        <w:rPr>
+          <w:sz w:val="20"/>
+        </w:rPr>
+        <w:t xml:space="preserve"> = </w:t>
+      </w:r>
+      <w:r>
+        <w:rPr>
+          <w:rFonts w:ascii="Consolas" w:hAnsi="Consolas"/>
+          <w:sz w:val="18"/>
+        </w:rPr>
+        <w:t>Private</w:t>
       </w:r>
     </w:p>
     <w:p>
       <w:r>
-        <w:t>- **Read API key** = kunci Read Anda</w:t>
+        <w:rPr>
+          <w:sz w:val="20"/>
+        </w:rPr>
+        <w:t xml:space="preserve">- </w:t>
+      </w:r>
+      <w:r>
+        <w:rPr>
+          <w:b/>
+          <w:sz w:val="20"/>
+        </w:rPr>
+        <w:t>Read API key</w:t>
+      </w:r>
+      <w:r>
+        <w:rPr>
+          <w:sz w:val="20"/>
+        </w:rPr>
+        <w:t xml:space="preserve"> = kunci Read Anda</w:t>
       </w:r>
     </w:p>
     <w:p>
       <w:r>
-        <w:t>- **Fields to read** = `[1 2 3]`</w:t>
+        <w:rPr>
+          <w:sz w:val="20"/>
+        </w:rPr>
+        <w:t xml:space="preserve">- </w:t>
+      </w:r>
+      <w:r>
+        <w:rPr>
+          <w:b/>
+          <w:sz w:val="20"/>
+        </w:rPr>
+        <w:t>Fields to read</w:t>
+      </w:r>
+      <w:r>
+        <w:rPr>
+          <w:sz w:val="20"/>
+        </w:rPr>
+        <w:t xml:space="preserve"> = </w:t>
+      </w:r>
+      <w:r>
+        <w:rPr>
+          <w:rFonts w:ascii="Consolas" w:hAnsi="Consolas"/>
+          <w:sz w:val="18"/>
+        </w:rPr>
+        <w:t>[1 2 3]</w:t>
       </w:r>
     </w:p>
     <w:p>
       <w:r>
-        <w:t>- **Sample time** = `15` (detik)</w:t>
+        <w:rPr>
+          <w:sz w:val="20"/>
+        </w:rPr>
+        <w:t xml:space="preserve">- </w:t>
+      </w:r>
+      <w:r>
+        <w:rPr>
+          <w:b/>
+          <w:sz w:val="20"/>
+        </w:rPr>
+        <w:t>Sample time</w:t>
+      </w:r>
+      <w:r>
+        <w:rPr>
+          <w:sz w:val="20"/>
+        </w:rPr>
+        <w:t xml:space="preserve"> = </w:t>
+      </w:r>
+      <w:r>
+        <w:rPr>
+          <w:rFonts w:ascii="Consolas" w:hAnsi="Consolas"/>
+          <w:sz w:val="18"/>
+        </w:rPr>
+        <w:t>15</w:t>
+      </w:r>
+      <w:r>
+        <w:rPr>
+          <w:sz w:val="20"/>
+        </w:rPr>
+        <w:t xml:space="preserve"> (detik)</w:t>
       </w:r>
     </w:p>
     <w:p>
@@ -2687,7 +5909,7 @@
         <w:drawing>
           <wp:inline xmlns:a="http://schemas.openxmlformats.org/drawingml/2006/main" xmlns:pic="http://schemas.openxmlformats.org/drawingml/2006/picture">
             <wp:extent cx="5040000" cy="4928824"/>
-            <wp:docPr id="12" name="Picture 12"/>
+            <wp:docPr id="13" name="Picture 13"/>
             <wp:cNvGraphicFramePr>
               <a:graphicFrameLocks noChangeAspect="1"/>
             </wp:cNvGraphicFramePr>
@@ -2699,7 +5921,7 @@
                     <pic:cNvPicPr/>
                   </pic:nvPicPr>
                   <pic:blipFill>
-                    <a:blip r:embed="rId20"/>
+                    <a:blip r:embed="rId21"/>
                     <a:stretch>
                       <a:fillRect/>
                     </a:stretch>
@@ -2728,17 +5950,137 @@
           <w:i/>
           <w:sz w:val="18"/>
         </w:rPr>
-        <w:t>Gambar 12: Dialog **WiFi ThingSpeak Read** — Channel ID, kunci Read, **Fields to read** = `[1 2 3]`, **Sample time** = `15` detik.</w:t>
+        <w:t xml:space="preserve">Gambar 13: Dialog </w:t>
+      </w:r>
+      <w:r>
+        <w:rPr>
+          <w:b/>
+          <w:i/>
+          <w:sz w:val="18"/>
+        </w:rPr>
+        <w:t>WiFi ThingSpeak Read</w:t>
+      </w:r>
+      <w:r>
+        <w:rPr>
+          <w:i/>
+          <w:sz w:val="18"/>
+        </w:rPr>
+        <w:t xml:space="preserve"> — Channel ID, kunci Read, </w:t>
+      </w:r>
+      <w:r>
+        <w:rPr>
+          <w:b/>
+          <w:i/>
+          <w:sz w:val="18"/>
+        </w:rPr>
+        <w:t>Fields to read</w:t>
+      </w:r>
+      <w:r>
+        <w:rPr>
+          <w:i/>
+          <w:sz w:val="18"/>
+        </w:rPr>
+        <w:t xml:space="preserve"> = </w:t>
+      </w:r>
+      <w:r>
+        <w:rPr>
+          <w:rFonts w:ascii="Consolas" w:hAnsi="Consolas"/>
+          <w:i/>
+          <w:sz w:val="16"/>
+        </w:rPr>
+        <w:t>[1 2 3]</w:t>
+      </w:r>
+      <w:r>
+        <w:rPr>
+          <w:i/>
+          <w:sz w:val="18"/>
+        </w:rPr>
+        <w:t xml:space="preserve">, </w:t>
+      </w:r>
+      <w:r>
+        <w:rPr>
+          <w:b/>
+          <w:i/>
+          <w:sz w:val="18"/>
+        </w:rPr>
+        <w:t>Sample time</w:t>
+      </w:r>
+      <w:r>
+        <w:rPr>
+          <w:i/>
+          <w:sz w:val="18"/>
+        </w:rPr>
+        <w:t xml:space="preserve"> = </w:t>
+      </w:r>
+      <w:r>
+        <w:rPr>
+          <w:rFonts w:ascii="Consolas" w:hAnsi="Consolas"/>
+          <w:i/>
+          <w:sz w:val="16"/>
+        </w:rPr>
+        <w:t>15</w:t>
+      </w:r>
+      <w:r>
+        <w:rPr>
+          <w:i/>
+          <w:sz w:val="18"/>
+        </w:rPr>
+        <w:t xml:space="preserve"> detik.</w:t>
       </w:r>
     </w:p>
     <w:p>
       <w:r>
-        <w:t>2. Hubungkan **Outputs 2, 3, 4** ke tiga blok **Display**. Output 1 adalah status permintaan.</w:t>
+        <w:rPr>
+          <w:sz w:val="20"/>
+        </w:rPr>
+        <w:t xml:space="preserve">2. Hubungkan </w:t>
+      </w:r>
+      <w:r>
+        <w:rPr>
+          <w:b/>
+          <w:sz w:val="20"/>
+        </w:rPr>
+        <w:t>Outputs 2, 3, 4</w:t>
+      </w:r>
+      <w:r>
+        <w:rPr>
+          <w:sz w:val="20"/>
+        </w:rPr>
+        <w:t xml:space="preserve"> ke tiga blok </w:t>
+      </w:r>
+      <w:r>
+        <w:rPr>
+          <w:b/>
+          <w:sz w:val="20"/>
+        </w:rPr>
+        <w:t>Display</w:t>
+      </w:r>
+      <w:r>
+        <w:rPr>
+          <w:sz w:val="20"/>
+        </w:rPr>
+        <w:t>. Output 1 adalah status permintaan.</w:t>
       </w:r>
     </w:p>
     <w:p>
       <w:r>
-        <w:t>Ini memberi Anda loop *read-back*: apa pun yang dipublikasikan ESP32 akan muncul kembali di Display dalam ±15 detik — membuktikan perjalanan pulang-pergi melalui cloud.</w:t>
+        <w:rPr>
+          <w:sz w:val="20"/>
+        </w:rPr>
+        <w:t xml:space="preserve">Ini memberi Anda loop </w:t>
+      </w:r>
+      <w:r>
+        <w:rPr>
+          <w:i/>
+          <w:sz w:val="20"/>
+        </w:rPr>
+        <w:t>read-back</w:t>
+      </w:r>
+      <w:r>
+        <w:rPr>
+          <w:sz w:val="20"/>
+        </w:rPr>
+        <w:t>: apa pun yang dipublikasikan ESP32 akan muncul kembali di Display dalam ±15 detik — membuktikan perjalanan pulang-pergi melalui cloud.</w:t>
       </w:r>
     </w:p>
     <w:p>
@@ -2775,7 +6117,7 @@
         <w:drawing>
           <wp:inline xmlns:a="http://schemas.openxmlformats.org/drawingml/2006/main" xmlns:pic="http://schemas.openxmlformats.org/drawingml/2006/picture">
             <wp:extent cx="5040000" cy="1911446"/>
-            <wp:docPr id="13" name="Picture 13"/>
+            <wp:docPr id="14" name="Picture 14"/>
             <wp:cNvGraphicFramePr>
               <a:graphicFrameLocks noChangeAspect="1"/>
             </wp:cNvGraphicFramePr>
@@ -2787,7 +6129,7 @@
                     <pic:cNvPicPr/>
                   </pic:nvPicPr>
                   <pic:blipFill>
-                    <a:blip r:embed="rId21"/>
+                    <a:blip r:embed="rId22"/>
                     <a:stretch>
                       <a:fillRect/>
                     </a:stretch>
@@ -2816,7 +6158,22 @@
           <w:i/>
           <w:sz w:val="18"/>
         </w:rPr>
-        <w:t>Gambar 13: **Model lengkap**. Analog input (ADC)×2 mengisi scaling/loop-back DAC dan switch Sim↔Hardware; rantai Compose String → String to ASCII → MQTT Publish keluar di tengah-atas; Relational Operator menggerakkan FanControl; dan WiFi ThingSpeak Read mengembalikan data kanal sendiri ke display.</w:t>
+        <w:t xml:space="preserve">Gambar 14: </w:t>
+      </w:r>
+      <w:r>
+        <w:rPr>
+          <w:b/>
+          <w:i/>
+          <w:sz w:val="18"/>
+        </w:rPr>
+        <w:t>Model lengkap</w:t>
+      </w:r>
+      <w:r>
+        <w:rPr>
+          <w:i/>
+          <w:sz w:val="18"/>
+        </w:rPr>
+        <w:t>. Analog input (ADC)×2 mengisi scaling/loop-back DAC dan switch Sim↔Hardware; rantai Compose String → String to ASCII → MQTT Publish keluar di tengah-atas; Relational Operator menggerakkan FanControl; dan WiFi ThingSpeak Read mengembalikan data kanal sendiri ke display.</w:t>
       </w:r>
     </w:p>
     <w:p>
@@ -2829,7 +6186,49 @@
     </w:p>
     <w:p>
       <w:r>
-        <w:t>Karena **external mode** diaktifkan, MATLAB **membangun, mengunggah, dan menjalankan** model di ESP32, lalu memungkinkan Anda **Monitor &amp; Tune** melalui tautan XCP-on-Serial.</w:t>
+        <w:rPr>
+          <w:sz w:val="20"/>
+        </w:rPr>
+        <w:t xml:space="preserve">Karena </w:t>
+      </w:r>
+      <w:r>
+        <w:rPr>
+          <w:b/>
+          <w:sz w:val="20"/>
+        </w:rPr>
+        <w:t>external mode</w:t>
+      </w:r>
+      <w:r>
+        <w:rPr>
+          <w:sz w:val="20"/>
+        </w:rPr>
+        <w:t xml:space="preserve"> diaktifkan, MATLAB </w:t>
+      </w:r>
+      <w:r>
+        <w:rPr>
+          <w:b/>
+          <w:sz w:val="20"/>
+        </w:rPr>
+        <w:t>membangun, mengunggah, dan menjalankan</w:t>
+      </w:r>
+      <w:r>
+        <w:rPr>
+          <w:sz w:val="20"/>
+        </w:rPr>
+        <w:t xml:space="preserve"> model di ESP32, lalu memungkinkan Anda </w:t>
+      </w:r>
+      <w:r>
+        <w:rPr>
+          <w:b/>
+          <w:sz w:val="20"/>
+        </w:rPr>
+        <w:t>Monitor &amp; Tune</w:t>
+      </w:r>
+      <w:r>
+        <w:rPr>
+          <w:sz w:val="20"/>
+        </w:rPr>
+        <w:t xml:space="preserve"> melalui tautan XCP-on-Serial.</w:t>
       </w:r>
     </w:p>
     <w:p>
@@ -2842,12 +6241,57 @@
     </w:p>
     <w:p>
       <w:r>
-        <w:t>1. Pada toolstrip model, buka tab **Hardware**.</w:t>
+        <w:rPr>
+          <w:sz w:val="20"/>
+        </w:rPr>
+        <w:t xml:space="preserve">1. Pada toolstrip model, buka tab </w:t>
+      </w:r>
+      <w:r>
+        <w:rPr>
+          <w:b/>
+          <w:sz w:val="20"/>
+        </w:rPr>
+        <w:t>Hardware</w:t>
+      </w:r>
+      <w:r>
+        <w:rPr>
+          <w:sz w:val="20"/>
+        </w:rPr>
+        <w:t>.</w:t>
       </w:r>
     </w:p>
     <w:p>
       <w:r>
-        <w:t>2. Di grup **Run on Hardware**, klik **Monitor &amp; Tune**.</w:t>
+        <w:rPr>
+          <w:sz w:val="20"/>
+        </w:rPr>
+        <w:t xml:space="preserve">2. Di grup </w:t>
+      </w:r>
+      <w:r>
+        <w:rPr>
+          <w:b/>
+          <w:sz w:val="20"/>
+        </w:rPr>
+        <w:t>Run on Hardware</w:t>
+      </w:r>
+      <w:r>
+        <w:rPr>
+          <w:sz w:val="20"/>
+        </w:rPr>
+        <w:t xml:space="preserve">, klik </w:t>
+      </w:r>
+      <w:r>
+        <w:rPr>
+          <w:b/>
+          <w:sz w:val="20"/>
+        </w:rPr>
+        <w:t>Monitor &amp; Tune</w:t>
+      </w:r>
+      <w:r>
+        <w:rPr>
+          <w:sz w:val="20"/>
+        </w:rPr>
+        <w:t>.</w:t>
       </w:r>
     </w:p>
     <w:p>
@@ -2859,7 +6303,7 @@
         <w:drawing>
           <wp:inline xmlns:a="http://schemas.openxmlformats.org/drawingml/2006/main" xmlns:pic="http://schemas.openxmlformats.org/drawingml/2006/picture">
             <wp:extent cx="5040000" cy="1105548"/>
-            <wp:docPr id="14" name="Picture 14"/>
+            <wp:docPr id="15" name="Picture 15"/>
             <wp:cNvGraphicFramePr>
               <a:graphicFrameLocks noChangeAspect="1"/>
             </wp:cNvGraphicFramePr>
@@ -2871,7 +6315,7 @@
                     <pic:cNvPicPr/>
                   </pic:nvPicPr>
                   <pic:blipFill>
-                    <a:blip r:embed="rId22"/>
+                    <a:blip r:embed="rId23"/>
                     <a:stretch>
                       <a:fillRect/>
                     </a:stretch>
@@ -2900,42 +6344,353 @@
           <w:i/>
           <w:sz w:val="18"/>
         </w:rPr>
-        <w:t>Gambar 14: Pada tab **Hardware**, klik **Monitor &amp; Tune** (lingkaran merah) — MATLAB membangun, mengunggah, dan menjalankan model di ESP32 dalam external mode.</w:t>
+        <w:t xml:space="preserve">Gambar 15: Pada tab </w:t>
+      </w:r>
+      <w:r>
+        <w:rPr>
+          <w:b/>
+          <w:i/>
+          <w:sz w:val="18"/>
+        </w:rPr>
+        <w:t>Hardware</w:t>
+      </w:r>
+      <w:r>
+        <w:rPr>
+          <w:i/>
+          <w:sz w:val="18"/>
+        </w:rPr>
+        <w:t xml:space="preserve">, klik </w:t>
+      </w:r>
+      <w:r>
+        <w:rPr>
+          <w:b/>
+          <w:i/>
+          <w:sz w:val="18"/>
+        </w:rPr>
+        <w:t>Monitor &amp; Tune</w:t>
+      </w:r>
+      <w:r>
+        <w:rPr>
+          <w:i/>
+          <w:sz w:val="18"/>
+        </w:rPr>
+        <w:t xml:space="preserve"> (lingkaran merah) — MATLAB membangun, mengunggah, dan menjalankan model di ESP32 dalam external mode.</w:t>
       </w:r>
     </w:p>
     <w:p>
       <w:r>
-        <w:t>⚠️ **Run pertama:** model membaca `SensorKnob` / `ThresholdKnob` dari base workspace. Jika build gagal dengan galat *"undefined variable"*, jalankan `run('data/TunableParameter.m')` terlebih dahulu (Langkah 1), lalu klik **Monitor &amp; Tune** lagi.</w:t>
+        <w:rPr>
+          <w:sz w:val="20"/>
+        </w:rPr>
+        <w:t xml:space="preserve">⚠️ </w:t>
+      </w:r>
+      <w:r>
+        <w:rPr>
+          <w:b/>
+          <w:sz w:val="20"/>
+        </w:rPr>
+        <w:t>Run pertama:</w:t>
+      </w:r>
+      <w:r>
+        <w:rPr>
+          <w:sz w:val="20"/>
+        </w:rPr>
+        <w:t xml:space="preserve"> model membaca </w:t>
+      </w:r>
+      <w:r>
+        <w:rPr>
+          <w:rFonts w:ascii="Consolas" w:hAnsi="Consolas"/>
+          <w:sz w:val="18"/>
+        </w:rPr>
+        <w:t>SensorKnob</w:t>
+      </w:r>
+      <w:r>
+        <w:rPr>
+          <w:sz w:val="20"/>
+        </w:rPr>
+        <w:t xml:space="preserve"> / </w:t>
+      </w:r>
+      <w:r>
+        <w:rPr>
+          <w:rFonts w:ascii="Consolas" w:hAnsi="Consolas"/>
+          <w:sz w:val="18"/>
+        </w:rPr>
+        <w:t>ThresholdKnob</w:t>
+      </w:r>
+      <w:r>
+        <w:rPr>
+          <w:sz w:val="20"/>
+        </w:rPr>
+        <w:t xml:space="preserve"> dari base workspace. Jika build gagal dengan galat </w:t>
+      </w:r>
+      <w:r>
+        <w:rPr>
+          <w:i/>
+          <w:sz w:val="20"/>
+        </w:rPr>
+        <w:t>"undefined variable"</w:t>
+      </w:r>
+      <w:r>
+        <w:rPr>
+          <w:sz w:val="20"/>
+        </w:rPr>
+        <w:t xml:space="preserve">, jalankan </w:t>
+      </w:r>
+      <w:r>
+        <w:rPr>
+          <w:rFonts w:ascii="Consolas" w:hAnsi="Consolas"/>
+          <w:sz w:val="18"/>
+        </w:rPr>
+        <w:t>run('data/TunableParameter.m')</w:t>
+      </w:r>
+      <w:r>
+        <w:rPr>
+          <w:sz w:val="20"/>
+        </w:rPr>
+        <w:t xml:space="preserve"> terlebih dahulu (Langkah 1), lalu klik </w:t>
+      </w:r>
+      <w:r>
+        <w:rPr>
+          <w:b/>
+          <w:sz w:val="20"/>
+        </w:rPr>
+        <w:t>Monitor &amp; Tune</w:t>
+      </w:r>
+      <w:r>
+        <w:rPr>
+          <w:sz w:val="20"/>
+        </w:rPr>
+        <w:t xml:space="preserve"> lagi.</w:t>
       </w:r>
     </w:p>
     <w:p>
       <w:r>
+        <w:rPr>
+          <w:sz w:val="20"/>
+        </w:rPr>
         <w:t>MATLAB mengompilasi kode Embedded Coder (ERT), mem-flash ESP32 melalui port COM yang dikonfigurasi, terhubung XCP on Serial, dan aliran data dimulai.</w:t>
       </w:r>
     </w:p>
     <w:p>
       <w:r>
-        <w:t>Selama berjalan Anda dapat **Monitor &amp; Tune** secara live:</w:t>
+        <w:rPr>
+          <w:sz w:val="20"/>
+        </w:rPr>
+        <w:t xml:space="preserve">Selama berjalan Anda dapat </w:t>
+      </w:r>
+      <w:r>
+        <w:rPr>
+          <w:b/>
+          <w:sz w:val="20"/>
+        </w:rPr>
+        <w:t>Monitor &amp; Tune</w:t>
+      </w:r>
+      <w:r>
+        <w:rPr>
+          <w:sz w:val="20"/>
+        </w:rPr>
+        <w:t xml:space="preserve"> secara live:</w:t>
       </w:r>
     </w:p>
     <w:p>
       <w:r>
-        <w:t>- Membalik toggle **Sensor Data Source** untuk beralih antara knob **Simulasi** dan input ADC **Hardware**.</w:t>
+        <w:rPr>
+          <w:sz w:val="20"/>
+        </w:rPr>
+        <w:t xml:space="preserve">- Membalik toggle </w:t>
+      </w:r>
+      <w:r>
+        <w:rPr>
+          <w:b/>
+          <w:sz w:val="20"/>
+        </w:rPr>
+        <w:t>Sensor Data Source</w:t>
+      </w:r>
+      <w:r>
+        <w:rPr>
+          <w:sz w:val="20"/>
+        </w:rPr>
+        <w:t xml:space="preserve"> untuk beralih antara knob </w:t>
+      </w:r>
+      <w:r>
+        <w:rPr>
+          <w:b/>
+          <w:sz w:val="20"/>
+        </w:rPr>
+        <w:t>Simulasi</w:t>
+      </w:r>
+      <w:r>
+        <w:rPr>
+          <w:sz w:val="20"/>
+        </w:rPr>
+        <w:t xml:space="preserve"> dan input ADC </w:t>
+      </w:r>
+      <w:r>
+        <w:rPr>
+          <w:b/>
+          <w:sz w:val="20"/>
+        </w:rPr>
+        <w:t>Hardware</w:t>
+      </w:r>
+      <w:r>
+        <w:rPr>
+          <w:sz w:val="20"/>
+        </w:rPr>
+        <w:t>.</w:t>
       </w:r>
     </w:p>
     <w:p>
       <w:r>
-        <w:t>- Memutar **Knob / Knob1** untuk mengubah `SensorKnob` / `ThresholdKnob` (`TemperatureData` / `ThresholdData`) secara live — keduanya **parameter tunable** (`ExportedGlobal`), sehingga berubah tanpa rebuild.</w:t>
+        <w:rPr>
+          <w:sz w:val="20"/>
+        </w:rPr>
+        <w:t xml:space="preserve">- Memutar </w:t>
+      </w:r>
+      <w:r>
+        <w:rPr>
+          <w:b/>
+          <w:sz w:val="20"/>
+        </w:rPr>
+        <w:t>Knob / Knob1</w:t>
+      </w:r>
+      <w:r>
+        <w:rPr>
+          <w:sz w:val="20"/>
+        </w:rPr>
+        <w:t xml:space="preserve"> untuk mengubah </w:t>
+      </w:r>
+      <w:r>
+        <w:rPr>
+          <w:rFonts w:ascii="Consolas" w:hAnsi="Consolas"/>
+          <w:sz w:val="18"/>
+        </w:rPr>
+        <w:t>SensorKnob</w:t>
+      </w:r>
+      <w:r>
+        <w:rPr>
+          <w:sz w:val="20"/>
+        </w:rPr>
+        <w:t xml:space="preserve"> / </w:t>
+      </w:r>
+      <w:r>
+        <w:rPr>
+          <w:rFonts w:ascii="Consolas" w:hAnsi="Consolas"/>
+          <w:sz w:val="18"/>
+        </w:rPr>
+        <w:t>ThresholdKnob</w:t>
+      </w:r>
+      <w:r>
+        <w:rPr>
+          <w:sz w:val="20"/>
+        </w:rPr>
+        <w:t xml:space="preserve"> (</w:t>
+      </w:r>
+      <w:r>
+        <w:rPr>
+          <w:rFonts w:ascii="Consolas" w:hAnsi="Consolas"/>
+          <w:sz w:val="18"/>
+        </w:rPr>
+        <w:t>TemperatureData</w:t>
+      </w:r>
+      <w:r>
+        <w:rPr>
+          <w:sz w:val="20"/>
+        </w:rPr>
+        <w:t xml:space="preserve"> / </w:t>
+      </w:r>
+      <w:r>
+        <w:rPr>
+          <w:rFonts w:ascii="Consolas" w:hAnsi="Consolas"/>
+          <w:sz w:val="18"/>
+        </w:rPr>
+        <w:t>ThresholdData</w:t>
+      </w:r>
+      <w:r>
+        <w:rPr>
+          <w:sz w:val="20"/>
+        </w:rPr>
+        <w:t xml:space="preserve">) secara live — keduanya </w:t>
+      </w:r>
+      <w:r>
+        <w:rPr>
+          <w:b/>
+          <w:sz w:val="20"/>
+        </w:rPr>
+        <w:t>parameter tunable</w:t>
+      </w:r>
+      <w:r>
+        <w:rPr>
+          <w:sz w:val="20"/>
+        </w:rPr>
+        <w:t xml:space="preserve"> (</w:t>
+      </w:r>
+      <w:r>
+        <w:rPr>
+          <w:rFonts w:ascii="Consolas" w:hAnsi="Consolas"/>
+          <w:sz w:val="18"/>
+        </w:rPr>
+        <w:t>ExportedGlobal</w:t>
+      </w:r>
+      <w:r>
+        <w:rPr>
+          <w:sz w:val="20"/>
+        </w:rPr>
+        <w:t>), sehingga berubah tanpa rebuild.</w:t>
       </w:r>
     </w:p>
     <w:p>
       <w:r>
-        <w:t>- Mengamati **Display** dan **Lamp** bereaksi secara real time.</w:t>
+        <w:rPr>
+          <w:sz w:val="20"/>
+        </w:rPr>
+        <w:t xml:space="preserve">- Mengamati </w:t>
+      </w:r>
+      <w:r>
+        <w:rPr>
+          <w:b/>
+          <w:sz w:val="20"/>
+        </w:rPr>
+        <w:t>Display</w:t>
+      </w:r>
+      <w:r>
+        <w:rPr>
+          <w:sz w:val="20"/>
+        </w:rPr>
+        <w:t xml:space="preserve"> dan </w:t>
+      </w:r>
+      <w:r>
+        <w:rPr>
+          <w:b/>
+          <w:sz w:val="20"/>
+        </w:rPr>
+        <w:t>Lamp</w:t>
+      </w:r>
+      <w:r>
+        <w:rPr>
+          <w:sz w:val="20"/>
+        </w:rPr>
+        <w:t xml:space="preserve"> bereaksi secara real time.</w:t>
       </w:r>
     </w:p>
     <w:p>
       <w:r>
-        <w:t>Sekarang buka **ThingSpeak → Channels → My Channels → kanal Anda → Private View**:</w:t>
+        <w:rPr>
+          <w:sz w:val="20"/>
+        </w:rPr>
+        <w:t xml:space="preserve">Sekarang buka </w:t>
+      </w:r>
+      <w:r>
+        <w:rPr>
+          <w:b/>
+          <w:sz w:val="20"/>
+        </w:rPr>
+        <w:t>ThingSpeak → Channels → My Channels → kanal Anda → Private View</w:t>
+      </w:r>
+      <w:r>
+        <w:rPr>
+          <w:sz w:val="20"/>
+        </w:rPr>
+        <w:t>:</w:t>
       </w:r>
     </w:p>
     <w:p>
@@ -2947,7 +6702,7 @@
         <w:drawing>
           <wp:inline xmlns:a="http://schemas.openxmlformats.org/drawingml/2006/main" xmlns:pic="http://schemas.openxmlformats.org/drawingml/2006/picture">
             <wp:extent cx="5040000" cy="2675769"/>
-            <wp:docPr id="15" name="Picture 15"/>
+            <wp:docPr id="16" name="Picture 16"/>
             <wp:cNvGraphicFramePr>
               <a:graphicFrameLocks noChangeAspect="1"/>
             </wp:cNvGraphicFramePr>
@@ -2959,7 +6714,7 @@
                     <pic:cNvPicPr/>
                   </pic:nvPicPr>
                   <pic:blipFill>
-                    <a:blip r:embed="rId23"/>
+                    <a:blip r:embed="rId24"/>
                     <a:stretch>
                       <a:fillRect/>
                     </a:stretch>
@@ -2988,17 +6743,140 @@
           <w:i/>
           <w:sz w:val="18"/>
         </w:rPr>
-        <w:t>Gambar 15: Grafik Field 1–3 live pada kanal ThingSpeak setelah ESP32 mulai mempublikasikan. Field 1 = TemperatureData, Field 2 = ThresholdData, Field 3 = FanControl.</w:t>
+        <w:t>Gambar 16: Grafik Field 1–3 live pada kanal ThingSpeak setelah ESP32 mulai mempublikasikan. Field 1 = TemperatureData, Field 2 = ThresholdData, Field 3 = FanControl.</w:t>
       </w:r>
     </w:p>
     <w:p>
       <w:r>
-        <w:t>✅ **Kriteria lolos:** dalam ±60 detik setelah **Run**, sampel baru muncul pada grafik **Field 1 dan Field 2**, dan **Field 3** berubah antara `0`/`1` saat Anda melewati threshold dengan knob. **Display** yang diumpan *WiFi ThingSpeak Read* me-refresh nilai yang sama kembali ke model.</w:t>
+        <w:rPr>
+          <w:sz w:val="20"/>
+        </w:rPr>
+        <w:t xml:space="preserve">✅ </w:t>
+      </w:r>
+      <w:r>
+        <w:rPr>
+          <w:b/>
+          <w:sz w:val="20"/>
+        </w:rPr>
+        <w:t>Kriteria lolos:</w:t>
+      </w:r>
+      <w:r>
+        <w:rPr>
+          <w:sz w:val="20"/>
+        </w:rPr>
+        <w:t xml:space="preserve"> dalam ±60 detik setelah </w:t>
+      </w:r>
+      <w:r>
+        <w:rPr>
+          <w:b/>
+          <w:sz w:val="20"/>
+        </w:rPr>
+        <w:t>Run</w:t>
+      </w:r>
+      <w:r>
+        <w:rPr>
+          <w:sz w:val="20"/>
+        </w:rPr>
+        <w:t xml:space="preserve">, sampel baru muncul pada grafik </w:t>
+      </w:r>
+      <w:r>
+        <w:rPr>
+          <w:b/>
+          <w:sz w:val="20"/>
+        </w:rPr>
+        <w:t>Field 1 dan Field 2</w:t>
+      </w:r>
+      <w:r>
+        <w:rPr>
+          <w:sz w:val="20"/>
+        </w:rPr>
+        <w:t xml:space="preserve">, dan </w:t>
+      </w:r>
+      <w:r>
+        <w:rPr>
+          <w:b/>
+          <w:sz w:val="20"/>
+        </w:rPr>
+        <w:t>Field 3</w:t>
+      </w:r>
+      <w:r>
+        <w:rPr>
+          <w:sz w:val="20"/>
+        </w:rPr>
+        <w:t xml:space="preserve"> berubah antara </w:t>
+      </w:r>
+      <w:r>
+        <w:rPr>
+          <w:rFonts w:ascii="Consolas" w:hAnsi="Consolas"/>
+          <w:sz w:val="18"/>
+        </w:rPr>
+        <w:t>0</w:t>
+      </w:r>
+      <w:r>
+        <w:rPr>
+          <w:sz w:val="20"/>
+        </w:rPr>
+        <w:t>/</w:t>
+      </w:r>
+      <w:r>
+        <w:rPr>
+          <w:rFonts w:ascii="Consolas" w:hAnsi="Consolas"/>
+          <w:sz w:val="18"/>
+        </w:rPr>
+        <w:t>1</w:t>
+      </w:r>
+      <w:r>
+        <w:rPr>
+          <w:sz w:val="20"/>
+        </w:rPr>
+        <w:t xml:space="preserve"> saat Anda melewati threshold dengan knob. </w:t>
+      </w:r>
+      <w:r>
+        <w:rPr>
+          <w:b/>
+          <w:sz w:val="20"/>
+        </w:rPr>
+        <w:t>Display</w:t>
+      </w:r>
+      <w:r>
+        <w:rPr>
+          <w:sz w:val="20"/>
+        </w:rPr>
+        <w:t xml:space="preserve"> yang diumpan </w:t>
+      </w:r>
+      <w:r>
+        <w:rPr>
+          <w:i/>
+          <w:sz w:val="20"/>
+        </w:rPr>
+        <w:t>WiFi ThingSpeak Read</w:t>
+      </w:r>
+      <w:r>
+        <w:rPr>
+          <w:sz w:val="20"/>
+        </w:rPr>
+        <w:t xml:space="preserve"> me-refresh nilai yang sama kembali ke model.</w:t>
       </w:r>
     </w:p>
     <w:p>
       <w:r>
-        <w:t>🎤 **Narasi (presenter):** "Inilah loop IoT yang terlihat: ESP32 membaca → mempublikasikan lewat MQTT → ThingSpeak menyimpan → model membaca kembali kanalnya sendiri. Jika Anda melihat Field 3 berubah di cloud sambil menarik knob, semua mata rantai bekerja."</w:t>
+        <w:rPr>
+          <w:sz w:val="20"/>
+        </w:rPr>
+        <w:t xml:space="preserve">🎤 </w:t>
+      </w:r>
+      <w:r>
+        <w:rPr>
+          <w:b/>
+          <w:sz w:val="20"/>
+        </w:rPr>
+        <w:t>Narasi (presenter):</w:t>
+      </w:r>
+      <w:r>
+        <w:rPr>
+          <w:sz w:val="20"/>
+        </w:rPr>
+        <w:t xml:space="preserve"> "Inilah loop IoT yang terlihat: ESP32 membaca → mempublikasikan lewat MQTT → ThingSpeak menyimpan → model membaca kembali kanalnya sendiri. Jika Anda melihat Field 3 berubah di cloud sambil menarik knob, semua mata rantai bekerja."</w:t>
       </w:r>
     </w:p>
     <w:p>
@@ -3152,7 +7030,7 @@
                 <w:rFonts w:ascii="Calibri" w:hAnsi="Calibri"/>
                 <w:sz w:val="20"/>
               </w:rPr>
-              <w:t>`TemperatureData`</w:t>
+              <w:t>TemperatureData</w:t>
             </w:r>
           </w:p>
         </w:tc>
@@ -3210,7 +7088,7 @@
                 <w:rFonts w:ascii="Calibri" w:hAnsi="Calibri"/>
                 <w:sz w:val="20"/>
               </w:rPr>
-              <w:t>`ThresholdData`</w:t>
+              <w:t>ThresholdData</w:t>
             </w:r>
           </w:p>
         </w:tc>
@@ -3268,7 +7146,7 @@
                 <w:rFonts w:ascii="Calibri" w:hAnsi="Calibri"/>
                 <w:sz w:val="20"/>
               </w:rPr>
-              <w:t>`FanControl`</w:t>
+              <w:t>FanControl</w:t>
             </w:r>
           </w:p>
         </w:tc>
@@ -3282,7 +7160,7 @@
                 <w:rFonts w:ascii="Calibri" w:hAnsi="Calibri"/>
                 <w:sz w:val="20"/>
               </w:rPr>
-              <w:t>`TemperatureData &gt; ThresholdData` → Compose String input 3</w:t>
+              <w:t>TemperatureData &gt; ThresholdData → Compose String input 3</w:t>
             </w:r>
           </w:p>
         </w:tc>
@@ -3310,7 +7188,7 @@
                 <w:rFonts w:ascii="Calibri" w:hAnsi="Calibri"/>
                 <w:sz w:val="20"/>
               </w:rPr>
-              <w:t>`0` atau `1`</w:t>
+              <w:t>0 atau 1</w:t>
             </w:r>
           </w:p>
         </w:tc>
@@ -3318,22 +7196,151 @@
     </w:tbl>
     <w:p>
       <w:r>
+        <w:rPr>
+          <w:sz w:val="20"/>
+        </w:rPr>
         <w:t>Jika ada field kosong atau salah:</w:t>
       </w:r>
     </w:p>
     <w:p>
       <w:r>
-        <w:t>- Nama field di kanal harus **persis sama** dengan nama blok/variabel (`TemperatureData`, `ThresholdData`, `FanControl`).</w:t>
+        <w:rPr>
+          <w:sz w:val="20"/>
+        </w:rPr>
+        <w:t xml:space="preserve">- Nama field di kanal harus </w:t>
+      </w:r>
+      <w:r>
+        <w:rPr>
+          <w:b/>
+          <w:sz w:val="20"/>
+        </w:rPr>
+        <w:t>persis sama</w:t>
+      </w:r>
+      <w:r>
+        <w:rPr>
+          <w:sz w:val="20"/>
+        </w:rPr>
+        <w:t xml:space="preserve"> dengan nama blok/variabel (</w:t>
+      </w:r>
+      <w:r>
+        <w:rPr>
+          <w:rFonts w:ascii="Consolas" w:hAnsi="Consolas"/>
+          <w:sz w:val="18"/>
+        </w:rPr>
+        <w:t>TemperatureData</w:t>
+      </w:r>
+      <w:r>
+        <w:rPr>
+          <w:sz w:val="20"/>
+        </w:rPr>
+        <w:t xml:space="preserve">, </w:t>
+      </w:r>
+      <w:r>
+        <w:rPr>
+          <w:rFonts w:ascii="Consolas" w:hAnsi="Consolas"/>
+          <w:sz w:val="18"/>
+        </w:rPr>
+        <w:t>ThresholdData</w:t>
+      </w:r>
+      <w:r>
+        <w:rPr>
+          <w:sz w:val="20"/>
+        </w:rPr>
+        <w:t xml:space="preserve">, </w:t>
+      </w:r>
+      <w:r>
+        <w:rPr>
+          <w:rFonts w:ascii="Consolas" w:hAnsi="Consolas"/>
+          <w:sz w:val="18"/>
+        </w:rPr>
+        <w:t>FanControl</w:t>
+      </w:r>
+      <w:r>
+        <w:rPr>
+          <w:sz w:val="20"/>
+        </w:rPr>
+        <w:t>).</w:t>
       </w:r>
     </w:p>
     <w:p>
       <w:r>
-        <w:t>- **Format Compose String** harus `field1=%d&amp;field2=%d&amp;field3=%d`.</w:t>
+        <w:rPr>
+          <w:sz w:val="20"/>
+        </w:rPr>
+        <w:t xml:space="preserve">- </w:t>
+      </w:r>
+      <w:r>
+        <w:rPr>
+          <w:b/>
+          <w:sz w:val="20"/>
+        </w:rPr>
+        <w:t>Format Compose String</w:t>
+      </w:r>
+      <w:r>
+        <w:rPr>
+          <w:sz w:val="20"/>
+        </w:rPr>
+        <w:t xml:space="preserve"> harus </w:t>
+      </w:r>
+      <w:r>
+        <w:rPr>
+          <w:rFonts w:ascii="Consolas" w:hAnsi="Consolas"/>
+          <w:sz w:val="18"/>
+        </w:rPr>
+        <w:t>field1=%d&amp;field2=%d&amp;field3=%d</w:t>
+      </w:r>
+      <w:r>
+        <w:rPr>
+          <w:sz w:val="20"/>
+        </w:rPr>
+        <w:t>.</w:t>
       </w:r>
     </w:p>
     <w:p>
       <w:r>
-        <w:t>- **Topic MQTT** harus `channels/&lt;CHANNEL_ID_ANDA&gt;/publish` (Channel ID Anda, bukan `3478187` milik demo).</w:t>
+        <w:rPr>
+          <w:sz w:val="20"/>
+        </w:rPr>
+        <w:t xml:space="preserve">- </w:t>
+      </w:r>
+      <w:r>
+        <w:rPr>
+          <w:b/>
+          <w:sz w:val="20"/>
+        </w:rPr>
+        <w:t>Topic MQTT</w:t>
+      </w:r>
+      <w:r>
+        <w:rPr>
+          <w:sz w:val="20"/>
+        </w:rPr>
+        <w:t xml:space="preserve"> harus </w:t>
+      </w:r>
+      <w:r>
+        <w:rPr>
+          <w:rFonts w:ascii="Consolas" w:hAnsi="Consolas"/>
+          <w:sz w:val="18"/>
+        </w:rPr>
+        <w:t>channels/&lt;CHANNEL_ID_ANDA&gt;/publish</w:t>
+      </w:r>
+      <w:r>
+        <w:rPr>
+          <w:sz w:val="20"/>
+        </w:rPr>
+        <w:t xml:space="preserve"> (Channel ID Anda, bukan </w:t>
+      </w:r>
+      <w:r>
+        <w:rPr>
+          <w:rFonts w:ascii="Consolas" w:hAnsi="Consolas"/>
+          <w:sz w:val="18"/>
+        </w:rPr>
+        <w:t>3478187</w:t>
+      </w:r>
+      <w:r>
+        <w:rPr>
+          <w:sz w:val="20"/>
+        </w:rPr>
+        <w:t xml:space="preserve"> milik demo).</w:t>
       </w:r>
     </w:p>
     <w:p>
@@ -3346,7 +7353,75 @@
     </w:p>
     <w:p>
       <w:r>
-        <w:t>1. **Percepat:** ubah **Update interval** *WiFi MQTT Publish* dari `60` menjadi `30` detik. Jalankan ulang dan amati grafik Field 1 ter-update dua kali lebih cepat. Ingat batas penulisan pada tier gratis ThingSpeak.</w:t>
+        <w:rPr>
+          <w:sz w:val="20"/>
+        </w:rPr>
+        <w:t xml:space="preserve">1. </w:t>
+      </w:r>
+      <w:r>
+        <w:rPr>
+          <w:b/>
+          <w:sz w:val="20"/>
+        </w:rPr>
+        <w:t>Percepat:</w:t>
+      </w:r>
+      <w:r>
+        <w:rPr>
+          <w:sz w:val="20"/>
+        </w:rPr>
+        <w:t xml:space="preserve"> ubah </w:t>
+      </w:r>
+      <w:r>
+        <w:rPr>
+          <w:b/>
+          <w:sz w:val="20"/>
+        </w:rPr>
+        <w:t>Update interval</w:t>
+      </w:r>
+      <w:r>
+        <w:rPr>
+          <w:sz w:val="20"/>
+        </w:rPr>
+        <w:t xml:space="preserve"> </w:t>
+      </w:r>
+      <w:r>
+        <w:rPr>
+          <w:i/>
+          <w:sz w:val="20"/>
+        </w:rPr>
+        <w:t>WiFi MQTT Publish</w:t>
+      </w:r>
+      <w:r>
+        <w:rPr>
+          <w:sz w:val="20"/>
+        </w:rPr>
+        <w:t xml:space="preserve"> dari </w:t>
+      </w:r>
+      <w:r>
+        <w:rPr>
+          <w:rFonts w:ascii="Consolas" w:hAnsi="Consolas"/>
+          <w:sz w:val="18"/>
+        </w:rPr>
+        <w:t>60</w:t>
+      </w:r>
+      <w:r>
+        <w:rPr>
+          <w:sz w:val="20"/>
+        </w:rPr>
+        <w:t xml:space="preserve"> menjadi </w:t>
+      </w:r>
+      <w:r>
+        <w:rPr>
+          <w:rFonts w:ascii="Consolas" w:hAnsi="Consolas"/>
+          <w:sz w:val="18"/>
+        </w:rPr>
+        <w:t>30</w:t>
+      </w:r>
+      <w:r>
+        <w:rPr>
+          <w:sz w:val="20"/>
+        </w:rPr>
+        <w:t xml:space="preserve"> detik. Jalankan ulang dan amati grafik Field 1 ter-update dua kali lebih cepat. Ingat batas penulisan pada tier gratis ThingSpeak.</w:t>
       </w:r>
     </w:p>
     <w:p>
@@ -3484,7 +7559,7 @@
                 <w:rFonts w:ascii="Calibri" w:hAnsi="Calibri"/>
                 <w:sz w:val="20"/>
               </w:rPr>
-              <w:t>`ver('simulink')`, `supportPackageInstaller`, `arduinolist`</w:t>
+              <w:t>ver('simulink'), supportPackageInstaller, arduinolist</w:t>
             </w:r>
           </w:p>
         </w:tc>
@@ -3616,7 +7691,7 @@
                 <w:rFonts w:ascii="Calibri" w:hAnsi="Calibri"/>
                 <w:sz w:val="20"/>
               </w:rPr>
-              <w:t>Analog In / DAC, Compose String, MQTT Publish, ThingSpeak Read, komparator `&gt;`</w:t>
+              <w:t>Analog In / DAC, Compose String, MQTT Publish, ThingSpeak Read, komparator &gt;</w:t>
             </w:r>
           </w:p>
         </w:tc>
@@ -3660,7 +7735,7 @@
                 <w:rFonts w:ascii="Calibri" w:hAnsi="Calibri"/>
                 <w:sz w:val="20"/>
               </w:rPr>
-              <w:t>`SimulationMode = external`, `Ctrl+T`</w:t>
+              <w:t>SimulationMode = external, Ctrl+T</w:t>
             </w:r>
           </w:p>
         </w:tc>
@@ -3942,7 +8017,7 @@
                 <w:rFonts w:ascii="Calibri" w:hAnsi="Calibri"/>
                 <w:sz w:val="20"/>
               </w:rPr>
-              <w:t>`arduinolist` kosong</w:t>
+              <w:t>arduinolist kosong</w:t>
             </w:r>
           </w:p>
         </w:tc>
@@ -4102,7 +8177,7 @@
                 <w:rFonts w:ascii="Calibri" w:hAnsi="Calibri"/>
                 <w:sz w:val="20"/>
               </w:rPr>
-              <w:t>Verifikasi topic `channels/&lt;ID&gt;/publish` serta kunci Write/MQTT di blok + pengaturan target</w:t>
+              <w:t>Verifikasi topic channels/&lt;ID&gt;/publish serta kunci Write/MQTT di blok + pengaturan target</w:t>
             </w:r>
           </w:p>
         </w:tc>
@@ -4132,7 +8207,7 @@
                 <w:rFonts w:ascii="Calibri" w:hAnsi="Calibri"/>
                 <w:sz w:val="20"/>
               </w:rPr>
-              <w:t>Wiring operand `&gt;` salah</w:t>
+              <w:t>Wiring operand &gt; salah</w:t>
             </w:r>
           </w:p>
         </w:tc>
@@ -4190,7 +8265,7 @@
                 <w:rFonts w:ascii="Calibri" w:hAnsi="Calibri"/>
                 <w:sz w:val="20"/>
               </w:rPr>
-              <w:t>Ganti nama field kanal persis `TemperatureData`, `ThresholdData`, `FanControl`</w:t>
+              <w:t>Ganti nama field kanal persis TemperatureData, ThresholdData, FanControl</w:t>
             </w:r>
           </w:p>
         </w:tc>
@@ -4234,7 +8309,7 @@
                 <w:rFonts w:ascii="Calibri" w:hAnsi="Calibri"/>
                 <w:sz w:val="20"/>
               </w:rPr>
-              <w:t>Gunakan `field1=%d&amp;field2=%d&amp;field3=%d` terhubung ke input 1,2,3 berurutan</w:t>
+              <w:t>Gunakan field1=%d&amp;field2=%d&amp;field3=%d terhubung ke input 1,2,3 berurutan</w:t>
             </w:r>
           </w:p>
         </w:tc>
@@ -4278,7 +8353,7 @@
                 <w:rFonts w:ascii="Calibri" w:hAnsi="Calibri"/>
                 <w:sz w:val="20"/>
               </w:rPr>
-              <w:t>Atur Configuration = `XCP on Serial`, baud `921600`, COM yang benar</w:t>
+              <w:t>Atur Configuration = XCP on Serial, baud 921600, COM yang benar</w:t>
             </w:r>
           </w:p>
         </w:tc>
@@ -4322,7 +8397,7 @@
                 <w:rFonts w:ascii="Calibri" w:hAnsi="Calibri"/>
                 <w:sz w:val="20"/>
               </w:rPr>
-              <w:t>Pastikan `Gain = 1/16` dan Data Type Conversion ke `uint16` (tanpa saturasi overflow)</w:t>
+              <w:t>Pastikan Gain = 1/16 dan Data Type Conversion ke uint16 (tanpa saturasi overflow)</w:t>
             </w:r>
           </w:p>
         </w:tc>
@@ -4338,41 +8413,63 @@
     </w:p>
     <w:p>
       <w:r>
+        <w:rPr>
+          <w:sz w:val="20"/>
+        </w:rPr>
         <w:t>- [ThingSpeak — Getting Started](https://www.mathworks.com/help/thingspeak/getting-started-with-thingspeak.html)</w:t>
       </w:r>
     </w:p>
     <w:p>
       <w:r>
+        <w:rPr>
+          <w:sz w:val="20"/>
+        </w:rPr>
         <w:t>- [Collect Data in a New Channel](https://www.mathworks.com/help/thingspeak/collect-data-in-a-new-channel.html)</w:t>
       </w:r>
     </w:p>
     <w:p>
       <w:r>
+        <w:rPr>
+          <w:sz w:val="20"/>
+        </w:rPr>
         <w:t>- [ThingSpeak Channels &amp; Charts API](https://www.mathworks.com/help/thingspeak/channels-and-charts-api.html)</w:t>
       </w:r>
     </w:p>
     <w:p>
       <w:r>
+        <w:rPr>
+          <w:sz w:val="20"/>
+        </w:rPr>
         <w:t>- [Write Data with MQTT (ESP32/ESP8266)](https://www.mathworks.com/help/thingspeak/examples.html?category=write-data)</w:t>
       </w:r>
     </w:p>
     <w:p>
       <w:r>
+        <w:rPr>
+          <w:sz w:val="20"/>
+        </w:rPr>
         <w:t>- [Simulink Support Package for Arduino Hardware](https://www.mathworks.com/hardware-support/arduino-simulink.html)</w:t>
       </w:r>
     </w:p>
     <w:p>
       <w:r>
+        <w:rPr>
+          <w:sz w:val="20"/>
+        </w:rPr>
         <w:t>- [MATLAB &amp; Simulink + ThingSpeak](https://www.mathworks.com/hardware-support/thingspeak.html)</w:t>
       </w:r>
     </w:p>
     <w:p>
       <w:r>
-        <w:t>*Dibuat untuk Workshop Hands-On · TechSource Systems*</w:t>
+        <w:rPr>
+          <w:i/>
+          <w:sz w:val="20"/>
+        </w:rPr>
+        <w:t>Dibuat untuk Workshop Hands-On · TechSource Systems</w:t>
       </w:r>
     </w:p>
     <w:sectPr>
-      <w:headerReference w:type="default" r:id="rId24"/>
+      <w:headerReference w:type="default" r:id="rId25"/>
       <w:pgSz w:w="12240" w:h="15840"/>
       <w:pgMar w:top="1417" w:right="1417" w:bottom="1417" w:left="1417" w:header="720" w:footer="720" w:gutter="0"/>
       <w:cols w:space="720"/>

--- a/workshop instruction/WS1 - Simulink IoT with ThingSpeak and ESP32_id.docx
+++ b/workshop instruction/WS1 - Simulink IoT with ThingSpeak and ESP32_id.docx
@@ -1277,7 +1277,7 @@
         <w:rPr>
           <w:sz w:val="20"/>
         </w:rPr>
-        <w:t xml:space="preserve"> Letakkan bagan ini di samping board saat Anda merangkai sensor, loop-back DAC, dan output fan:</w:t>
+        <w:t xml:space="preserve"> Letakkan bagan ini di samping board saat Anda memasang jumper loop-back DAC dan mencari LED FanControl:</w:t>
       </w:r>
     </w:p>
     <w:p>
@@ -1360,7 +1360,7 @@
           <w:i/>
           <w:sz w:val="18"/>
         </w:rPr>
-        <w:t xml:space="preserve"> nomor GPIO — bacalah label GPIO dan ADC. Workshop ini memakai input analog pada </w:t>
+        <w:t xml:space="preserve"> nomor GPIO — bacalah label GPIO dan ADC. Workshop ini memakai input analog </w:t>
       </w:r>
       <w:r>
         <w:rPr>
@@ -1368,14 +1368,14 @@
           <w:i/>
           <w:sz w:val="18"/>
         </w:rPr>
-        <w:t>pin 4 dan pin 5</w:t>
+        <w:t>A4/A5</w:t>
       </w:r>
       <w:r>
         <w:rPr>
           <w:i/>
           <w:sz w:val="18"/>
         </w:rPr>
-        <w:t xml:space="preserve">, loop-back DAC pada </w:t>
+        <w:t xml:space="preserve"> (</w:t>
       </w:r>
       <w:r>
         <w:rPr>
@@ -1383,14 +1383,14 @@
           <w:i/>
           <w:sz w:val="18"/>
         </w:rPr>
-        <w:t>DAC1/DAC2</w:t>
+        <w:t>GPIO32/GPIO33</w:t>
       </w:r>
       <w:r>
         <w:rPr>
           <w:i/>
           <w:sz w:val="18"/>
         </w:rPr>
-        <w:t xml:space="preserve">, dan output digital pada </w:t>
+        <w:t xml:space="preserve">), loop-back DAC </w:t>
       </w:r>
       <w:r>
         <w:rPr>
@@ -1398,7 +1398,7 @@
           <w:i/>
           <w:sz w:val="18"/>
         </w:rPr>
-        <w:t>pin 2</w:t>
+        <w:t>DAC1/DAC2</w:t>
       </w:r>
       <w:r>
         <w:rPr>
@@ -1409,18 +1409,48 @@
       </w:r>
       <w:r>
         <w:rPr>
-          <w:rFonts w:ascii="Consolas" w:hAnsi="Consolas"/>
-          <w:i/>
-          <w:sz w:val="16"/>
-        </w:rPr>
-        <w:t>D2</w:t>
-      </w:r>
-      <w:r>
-        <w:rPr>
+          <w:b/>
           <w:i/>
           <w:sz w:val="18"/>
         </w:rPr>
-        <w:t>).</w:t>
+        <w:t>GPIO25/GPIO26</w:t>
+      </w:r>
+      <w:r>
+        <w:rPr>
+          <w:i/>
+          <w:sz w:val="18"/>
+        </w:rPr>
+        <w:t xml:space="preserve">), dan output digital </w:t>
+      </w:r>
+      <w:r>
+        <w:rPr>
+          <w:b/>
+          <w:i/>
+          <w:sz w:val="18"/>
+        </w:rPr>
+        <w:t>D2</w:t>
+      </w:r>
+      <w:r>
+        <w:rPr>
+          <w:i/>
+          <w:sz w:val="18"/>
+        </w:rPr>
+        <w:t xml:space="preserve"> (</w:t>
+      </w:r>
+      <w:r>
+        <w:rPr>
+          <w:b/>
+          <w:i/>
+          <w:sz w:val="18"/>
+        </w:rPr>
+        <w:t>GPIO2</w:t>
+      </w:r>
+      <w:r>
+        <w:rPr>
+          <w:i/>
+          <w:sz w:val="18"/>
+        </w:rPr>
+        <w:t>, LED onboard board).</w:t>
       </w:r>
     </w:p>
     <w:p>

--- a/workshop instruction/WS1 - Simulink IoT with ThingSpeak and ESP32_id.docx
+++ b/workshop instruction/WS1 - Simulink IoT with ThingSpeak and ESP32_id.docx
@@ -90,7 +90,7 @@
                 <w:rFonts w:ascii="Calibri" w:hAnsi="Calibri"/>
                 <w:sz w:val="20"/>
               </w:rPr>
-              <w:t>120 menit (30 menit setup IoT + 40 menit membangun model + 30 menit deploy &amp; data live + 20 menit tantangan)</w:t>
+              <w:t>100 menit (30 menit setup IoT + 40 menit membangun model + 30 menit deploy &amp; data live)</w:t>
             </w:r>
           </w:p>
         </w:tc>
@@ -295,7 +295,7 @@
         <w:rPr>
           <w:sz w:val="20"/>
         </w:rPr>
-        <w:t xml:space="preserve">Pada workshop hands-on 2 jam ini Anda membangun sebuah </w:t>
+        <w:t xml:space="preserve">Pada workshop hands-on 100 menit ini Anda membangun sebuah </w:t>
       </w:r>
       <w:r>
         <w:rPr>
@@ -564,7 +564,7 @@
         <w:rPr>
           <w:sz w:val="20"/>
         </w:rPr>
-        <w:t>Workshop dibagi menjadi enam fase:</w:t>
+        <w:t>Workshop dibagi menjadi lima fase:</w:t>
       </w:r>
     </w:p>
     <w:p>
@@ -670,27 +670,6 @@
           <w:sz w:val="20"/>
         </w:rPr>
         <w:t xml:space="preserve"> — jalankan external mode (Monitor &amp; Tune), amati grafik ThingSpeak ter-update.</w:t>
-      </w:r>
-    </w:p>
-    <w:p>
-      <w:r>
-        <w:rPr>
-          <w:sz w:val="20"/>
-        </w:rPr>
-        <w:t xml:space="preserve">6. ✅ </w:t>
-      </w:r>
-      <w:r>
-        <w:rPr>
-          <w:b/>
-          <w:sz w:val="20"/>
-        </w:rPr>
-        <w:t>Tantangan</w:t>
-      </w:r>
-      <w:r>
-        <w:rPr>
-          <w:sz w:val="20"/>
-        </w:rPr>
-        <w:t xml:space="preserve"> — ubah laju update, tambah field, dan lihat output fisik bereaksi.</w:t>
       </w:r>
     </w:p>
     <w:p>
@@ -1451,40 +1430,6 @@
           <w:sz w:val="18"/>
         </w:rPr>
         <w:t>, LED onboard board).</w:t>
-      </w:r>
-    </w:p>
-    <w:p>
-      <w:r>
-        <w:rPr>
-          <w:sz w:val="20"/>
-        </w:rPr>
-        <w:t xml:space="preserve">🎤 </w:t>
-      </w:r>
-      <w:r>
-        <w:rPr>
-          <w:b/>
-          <w:sz w:val="20"/>
-        </w:rPr>
-        <w:t>Narasi (presenter):</w:t>
-      </w:r>
-      <w:r>
-        <w:rPr>
-          <w:sz w:val="20"/>
-        </w:rPr>
-        <w:t xml:space="preserve"> "Segala sesuatu di IoT kembali ke tiga pertanyaan: </w:t>
-      </w:r>
-      <w:r>
-        <w:rPr>
-          <w:i/>
-          <w:sz w:val="20"/>
-        </w:rPr>
-        <w:t>bagaimana data masuk, ke mana data pergi, dan bagaimana data kembali?</w:t>
-      </w:r>
-      <w:r>
-        <w:rPr>
-          <w:sz w:val="20"/>
-        </w:rPr>
-        <w:t xml:space="preserve"> Hari ini ESP32 adalah gerbangnya — ia membaca sensor, mempublikasikan lewat MQTT ke ThingSpeak, lalu membaca kembali kanalnya sendiri. Itulah satu loop IoT yang lengkap."</w:t>
       </w:r>
     </w:p>
     <w:p>
@@ -2394,79 +2339,6 @@
       </w:r>
     </w:p>
     <w:p>
-      <w:r>
-        <w:rPr>
-          <w:sz w:val="20"/>
-        </w:rPr>
-        <w:t xml:space="preserve">🎤 </w:t>
-      </w:r>
-      <w:r>
-        <w:rPr>
-          <w:b/>
-          <w:sz w:val="20"/>
-        </w:rPr>
-        <w:t>Narasi (presenter):</w:t>
-      </w:r>
-      <w:r>
-        <w:rPr>
-          <w:sz w:val="20"/>
-        </w:rPr>
-        <w:t xml:space="preserve"> "Perhatikan nama field — </w:t>
-      </w:r>
-      <w:r>
-        <w:rPr>
-          <w:rFonts w:ascii="Consolas" w:hAnsi="Consolas"/>
-          <w:sz w:val="18"/>
-        </w:rPr>
-        <w:t>TemperatureData</w:t>
-      </w:r>
-      <w:r>
-        <w:rPr>
-          <w:sz w:val="20"/>
-        </w:rPr>
-        <w:t xml:space="preserve">, </w:t>
-      </w:r>
-      <w:r>
-        <w:rPr>
-          <w:rFonts w:ascii="Consolas" w:hAnsi="Consolas"/>
-          <w:sz w:val="18"/>
-        </w:rPr>
-        <w:t>ThresholdData</w:t>
-      </w:r>
-      <w:r>
-        <w:rPr>
-          <w:sz w:val="20"/>
-        </w:rPr>
-        <w:t xml:space="preserve">, </w:t>
-      </w:r>
-      <w:r>
-        <w:rPr>
-          <w:rFonts w:ascii="Consolas" w:hAnsi="Consolas"/>
-          <w:sz w:val="18"/>
-        </w:rPr>
-        <w:t>FanControl</w:t>
-      </w:r>
-      <w:r>
-        <w:rPr>
-          <w:sz w:val="20"/>
-        </w:rPr>
-        <w:t xml:space="preserve">. Itu bukan sekadar label. ThingSpeak menyimpan tiap nilai pada field bernomor, dan model menyusun pesan </w:t>
-      </w:r>
-      <w:r>
-        <w:rPr>
-          <w:rFonts w:ascii="Consolas" w:hAnsi="Consolas"/>
-          <w:sz w:val="18"/>
-        </w:rPr>
-        <w:t>field1=…&amp;field2=…&amp;field3=…</w:t>
-      </w:r>
-      <w:r>
-        <w:rPr>
-          <w:sz w:val="20"/>
-        </w:rPr>
-        <w:t xml:space="preserve"> yang persis cocok dengan kanal ini. Salah penulisan nama, data masuk ke field yang keliru."</w:t>
-      </w:r>
-    </w:p>
-    <w:p>
       <w:pPr>
         <w:pStyle w:val="Heading1"/>
       </w:pPr>
@@ -2930,79 +2802,6 @@
           <w:sz w:val="20"/>
         </w:rPr>
         <w:t xml:space="preserve"> — memvisualisasikan nilai hasil scaling dan status on/off.</w:t>
-      </w:r>
-    </w:p>
-    <w:p>
-      <w:r>
-        <w:rPr>
-          <w:sz w:val="20"/>
-        </w:rPr>
-        <w:t xml:space="preserve">🎤 </w:t>
-      </w:r>
-      <w:r>
-        <w:rPr>
-          <w:b/>
-          <w:sz w:val="20"/>
-        </w:rPr>
-        <w:t>Narasi (presenter):</w:t>
-      </w:r>
-      <w:r>
-        <w:rPr>
-          <w:sz w:val="20"/>
-        </w:rPr>
-        <w:t xml:space="preserve"> "Model starter adalah jalur kabel — semua </w:t>
-      </w:r>
-      <w:r>
-        <w:rPr>
-          <w:i/>
-          <w:sz w:val="20"/>
-        </w:rPr>
-        <w:t>pipa</w:t>
-      </w:r>
-      <w:r>
-        <w:rPr>
-          <w:sz w:val="20"/>
-        </w:rPr>
-        <w:t xml:space="preserve"> sudah terpasang. Perhatikan tag </w:t>
-      </w:r>
-      <w:r>
-        <w:rPr>
-          <w:rFonts w:ascii="Consolas" w:hAnsi="Consolas"/>
-          <w:sz w:val="18"/>
-        </w:rPr>
-        <w:t>GoTo</w:t>
-      </w:r>
-      <w:r>
-        <w:rPr>
-          <w:sz w:val="20"/>
-        </w:rPr>
-        <w:t>/</w:t>
-      </w:r>
-      <w:r>
-        <w:rPr>
-          <w:rFonts w:ascii="Consolas" w:hAnsi="Consolas"/>
-          <w:sz w:val="18"/>
-        </w:rPr>
-        <w:t>From</w:t>
-      </w:r>
-      <w:r>
-        <w:rPr>
-          <w:sz w:val="20"/>
-        </w:rPr>
-        <w:t xml:space="preserve">: ia bekerja seperti bus bernama sehingga kita bisa merutekan sinyal tanpa menggambar setiap kabelnya. Tugas Anda sekarang adalah menambahkan </w:t>
-      </w:r>
-      <w:r>
-        <w:rPr>
-          <w:i/>
-          <w:sz w:val="20"/>
-        </w:rPr>
-        <w:t>mesinnya</w:t>
-      </w:r>
-      <w:r>
-        <w:rPr>
-          <w:sz w:val="20"/>
-        </w:rPr>
-        <w:t>: input ADC asli, logika threshold, dan blok IoT yang berkomunikasi dengan ThingSpeak."</w:t>
       </w:r>
     </w:p>
     <w:p>
@@ -6889,27 +6688,6 @@
       </w:r>
     </w:p>
     <w:p>
-      <w:r>
-        <w:rPr>
-          <w:sz w:val="20"/>
-        </w:rPr>
-        <w:t xml:space="preserve">🎤 </w:t>
-      </w:r>
-      <w:r>
-        <w:rPr>
-          <w:b/>
-          <w:sz w:val="20"/>
-        </w:rPr>
-        <w:t>Narasi (presenter):</w:t>
-      </w:r>
-      <w:r>
-        <w:rPr>
-          <w:sz w:val="20"/>
-        </w:rPr>
-        <w:t xml:space="preserve"> "Inilah loop IoT yang terlihat: ESP32 membaca → mempublikasikan lewat MQTT → ThingSpeak menyimpan → model membaca kembali kanalnya sendiri. Jika Anda melihat Field 3 berubah di cloud sambil menarik knob, semua mata rantai bekerja."</w:t>
-      </w:r>
-    </w:p>
-    <w:p>
       <w:pPr>
         <w:pStyle w:val="Heading1"/>
       </w:pPr>
@@ -7378,88 +7156,7 @@
         <w:pStyle w:val="Heading1"/>
       </w:pPr>
       <w:r>
-        <w:t>10. Tantangan (~10 menit)</w:t>
-      </w:r>
-    </w:p>
-    <w:p>
-      <w:r>
-        <w:rPr>
-          <w:sz w:val="20"/>
-        </w:rPr>
-        <w:t xml:space="preserve">1. </w:t>
-      </w:r>
-      <w:r>
-        <w:rPr>
-          <w:b/>
-          <w:sz w:val="20"/>
-        </w:rPr>
-        <w:t>Percepat:</w:t>
-      </w:r>
-      <w:r>
-        <w:rPr>
-          <w:sz w:val="20"/>
-        </w:rPr>
-        <w:t xml:space="preserve"> ubah </w:t>
-      </w:r>
-      <w:r>
-        <w:rPr>
-          <w:b/>
-          <w:sz w:val="20"/>
-        </w:rPr>
-        <w:t>Update interval</w:t>
-      </w:r>
-      <w:r>
-        <w:rPr>
-          <w:sz w:val="20"/>
-        </w:rPr>
-        <w:t xml:space="preserve"> </w:t>
-      </w:r>
-      <w:r>
-        <w:rPr>
-          <w:i/>
-          <w:sz w:val="20"/>
-        </w:rPr>
-        <w:t>WiFi MQTT Publish</w:t>
-      </w:r>
-      <w:r>
-        <w:rPr>
-          <w:sz w:val="20"/>
-        </w:rPr>
-        <w:t xml:space="preserve"> dari </w:t>
-      </w:r>
-      <w:r>
-        <w:rPr>
-          <w:rFonts w:ascii="Consolas" w:hAnsi="Consolas"/>
-          <w:sz w:val="18"/>
-        </w:rPr>
-        <w:t>60</w:t>
-      </w:r>
-      <w:r>
-        <w:rPr>
-          <w:sz w:val="20"/>
-        </w:rPr>
-        <w:t xml:space="preserve"> menjadi </w:t>
-      </w:r>
-      <w:r>
-        <w:rPr>
-          <w:rFonts w:ascii="Consolas" w:hAnsi="Consolas"/>
-          <w:sz w:val="18"/>
-        </w:rPr>
-        <w:t>30</w:t>
-      </w:r>
-      <w:r>
-        <w:rPr>
-          <w:sz w:val="20"/>
-        </w:rPr>
-        <w:t xml:space="preserve"> detik. Jalankan ulang dan amati grafik Field 1 ter-update dua kali lebih cepat. Ingat batas penulisan pada tier gratis ThingSpeak.</w:t>
-      </w:r>
-    </w:p>
-    <w:p>
-      <w:pPr>
-        <w:pStyle w:val="Heading1"/>
-      </w:pPr>
-      <w:r>
-        <w:t>11. Ringkasan</w:t>
+        <w:t>10. Ringkasan</w:t>
       </w:r>
     </w:p>
     <w:tbl>
@@ -7931,7 +7628,7 @@
         <w:pStyle w:val="Heading1"/>
       </w:pPr>
       <w:r>
-        <w:t>12. Pemecahan Masalah</w:t>
+        <w:t>11. Pemecahan Masalah</w:t>
       </w:r>
     </w:p>
     <w:tbl>
@@ -8438,7 +8135,7 @@
         <w:pStyle w:val="Heading1"/>
       </w:pPr>
       <w:r>
-        <w:t>13. Referensi MathWorks</w:t>
+        <w:t>12. Referensi MathWorks</w:t>
       </w:r>
     </w:p>
     <w:p>
